--- a/INTRODUCTION TO SPARK AND PYSPARK.docx
+++ b/INTRODUCTION TO SPARK AND PYSPARK.docx
@@ -1,6 +1,6 @@
 
 <file path=word/document.xml><?xml version="1.0" encoding="utf-8"?>
-<w:document xmlns:wpc="http://schemas.microsoft.com/office/word/2010/wordprocessingCanvas" xmlns:cx="http://schemas.microsoft.com/office/drawing/2014/chartex" xmlns:cx1="http://schemas.microsoft.com/office/drawing/2015/9/8/chartex" xmlns:cx2="http://schemas.microsoft.com/office/drawing/2015/10/21/chartex" xmlns:cx3="http://schemas.microsoft.com/office/drawing/2016/5/9/chartex" xmlns:cx4="http://schemas.microsoft.com/office/drawing/2016/5/10/chartex" xmlns:cx5="http://schemas.microsoft.com/office/drawing/2016/5/11/chartex" xmlns:cx6="http://schemas.microsoft.com/office/drawing/2016/5/12/chartex" xmlns:cx7="http://schemas.microsoft.com/office/drawing/2016/5/13/chartex" xmlns:cx8="http://schemas.microsoft.com/office/drawing/2016/5/14/chartex" xmlns:mc="http://schemas.openxmlformats.org/markup-compatibility/2006" xmlns:aink="http://schemas.microsoft.com/office/drawing/2016/ink" xmlns:am3d="http://schemas.microsoft.com/office/drawing/2017/model3d" xmlns:o="urn:schemas-microsoft-com:office:office" xmlns:oel="http://schemas.microsoft.com/office/2019/extlst" xmlns:r="http://schemas.openxmlformats.org/officeDocument/2006/relationships" xmlns:m="http://schemas.openxmlformats.org/officeDocument/2006/math" xmlns:v="urn:schemas-microsoft-com:vml" xmlns:wp14="http://schemas.microsoft.com/office/word/2010/wordprocessingDrawing" xmlns:wp="http://schemas.openxmlformats.org/drawingml/2006/wordprocessingDrawing" xmlns:w10="urn:schemas-microsoft-com:office:word" xmlns:w="http://schemas.openxmlformats.org/wordprocessingml/2006/main" xmlns:w14="http://schemas.microsoft.com/office/word/2010/wordml" xmlns:w15="http://schemas.microsoft.com/office/word/2012/wordml" xmlns:w16cei="http://schemas.microsoft.com/office/word/2026/wordml/cei" xmlns:w16cex="http://schemas.microsoft.com/office/word/2018/wordml/cex" xmlns:w16cid="http://schemas.microsoft.com/office/word/2016/wordml/cid" xmlns:w16="http://schemas.microsoft.com/office/word/2018/wordml" xmlns:w16du="http://schemas.microsoft.com/office/word/2023/wordml/word16du" xmlns:w16sdtdh="http://schemas.microsoft.com/office/word/2020/wordml/sdtdatahash" xmlns:w16sdtfl="http://schemas.microsoft.com/office/word/2024/wordml/sdtformatlock" xmlns:w16se="http://schemas.microsoft.com/office/word/2015/wordml/symex" xmlns:wpg="http://schemas.microsoft.com/office/word/2010/wordprocessingGroup" xmlns:wpi="http://schemas.microsoft.com/office/word/2010/wordprocessingInk" xmlns:wne="http://schemas.microsoft.com/office/word/2006/wordml" xmlns:wps="http://schemas.microsoft.com/office/word/2010/wordprocessingShape" mc:Ignorable="w14 w15 w16se w16cid w16 w16cex w16sdtdh w16sdtfl w16du wp14">
+<w:document xmlns:wpc="http://schemas.microsoft.com/office/word/2010/wordprocessingCanvas" xmlns:cx="http://schemas.microsoft.com/office/drawing/2014/chartex" xmlns:cx1="http://schemas.microsoft.com/office/drawing/2015/9/8/chartex" xmlns:cx2="http://schemas.microsoft.com/office/drawing/2015/10/21/chartex" xmlns:cx3="http://schemas.microsoft.com/office/drawing/2016/5/9/chartex" xmlns:cx4="http://schemas.microsoft.com/office/drawing/2016/5/10/chartex" xmlns:cx5="http://schemas.microsoft.com/office/drawing/2016/5/11/chartex" xmlns:cx6="http://schemas.microsoft.com/office/drawing/2016/5/12/chartex" xmlns:cx7="http://schemas.microsoft.com/office/drawing/2016/5/13/chartex" xmlns:cx8="http://schemas.microsoft.com/office/drawing/2016/5/14/chartex" xmlns:mc="http://schemas.openxmlformats.org/markup-compatibility/2006" xmlns:aink="http://schemas.microsoft.com/office/drawing/2016/ink" xmlns:am3d="http://schemas.microsoft.com/office/drawing/2017/model3d" xmlns:o="urn:schemas-microsoft-com:office:office" xmlns:oel="http://schemas.microsoft.com/office/2019/extlst" xmlns:r="http://schemas.openxmlformats.org/officeDocument/2006/relationships" xmlns:m="http://schemas.openxmlformats.org/officeDocument/2006/math" xmlns:v="urn:schemas-microsoft-com:vml" xmlns:wp14="http://schemas.microsoft.com/office/word/2010/wordprocessingDrawing" xmlns:wp="http://schemas.openxmlformats.org/drawingml/2006/wordprocessingDrawing" xmlns:w10="urn:schemas-microsoft-com:office:word" xmlns:w="http://schemas.openxmlformats.org/wordprocessingml/2006/main" xmlns:w14="http://schemas.microsoft.com/office/word/2010/wordml" xmlns:w15="http://schemas.microsoft.com/office/word/2012/wordml" xmlns:w16cex="http://schemas.microsoft.com/office/word/2018/wordml/cex" xmlns:w16cid="http://schemas.microsoft.com/office/word/2016/wordml/cid" xmlns:w16="http://schemas.microsoft.com/office/word/2018/wordml" xmlns:w16du="http://schemas.microsoft.com/office/word/2023/wordml/word16du" xmlns:w16sdtdh="http://schemas.microsoft.com/office/word/2020/wordml/sdtdatahash" xmlns:w16sdtfl="http://schemas.microsoft.com/office/word/2024/wordml/sdtformatlock" xmlns:w16se="http://schemas.microsoft.com/office/word/2015/wordml/symex" xmlns:wpg="http://schemas.microsoft.com/office/word/2010/wordprocessingGroup" xmlns:wpi="http://schemas.microsoft.com/office/word/2010/wordprocessingInk" xmlns:wne="http://schemas.microsoft.com/office/word/2006/wordml" xmlns:wps="http://schemas.microsoft.com/office/word/2010/wordprocessingShape" mc:Ignorable="w14 w15 w16se w16cid w16 w16cex w16sdtdh w16sdtfl w16du wp14">
   <w:body>
     <w:p>
       <w:pPr>
@@ -358,7 +358,23 @@
           <w:sz w:val="24"/>
           <w:szCs w:val="24"/>
         </w:rPr>
-        <w:t xml:space="preserve"> for machine learning, and GraphX for graph processing, enabling a unified platform for diverse data workloads.</w:t>
+        <w:t xml:space="preserve"> for machine learning, and </w:t>
+      </w:r>
+      <w:proofErr w:type="spellStart"/>
+      <w:r>
+        <w:rPr>
+          <w:sz w:val="24"/>
+          <w:szCs w:val="24"/>
+        </w:rPr>
+        <w:t>GraphX</w:t>
+      </w:r>
+      <w:proofErr w:type="spellEnd"/>
+      <w:r>
+        <w:rPr>
+          <w:sz w:val="24"/>
+          <w:szCs w:val="24"/>
+        </w:rPr>
+        <w:t xml:space="preserve"> for graph processing, enabling a unified platform for diverse data workloads.</w:t>
       </w:r>
     </w:p>
     <w:p>
@@ -1333,12 +1349,21 @@
           <w:szCs w:val="24"/>
         </w:rPr>
       </w:pPr>
-      <w:r>
-        <w:rPr>
-          <w:sz w:val="24"/>
-          <w:szCs w:val="24"/>
-        </w:rPr>
-        <w:t>GraphX: For graph processing and analytics, allowing for tasks like PageRank and shortest path calculations.</w:t>
+      <w:proofErr w:type="spellStart"/>
+      <w:r>
+        <w:rPr>
+          <w:sz w:val="24"/>
+          <w:szCs w:val="24"/>
+        </w:rPr>
+        <w:t>GraphX</w:t>
+      </w:r>
+      <w:proofErr w:type="spellEnd"/>
+      <w:r>
+        <w:rPr>
+          <w:sz w:val="24"/>
+          <w:szCs w:val="24"/>
+        </w:rPr>
+        <w:t>: For graph processing and analytics, allowing for tasks like PageRank and shortest path calculations.</w:t>
       </w:r>
     </w:p>
     <w:p>
@@ -1694,10 +1719,10 @@
           <w:szCs w:val="24"/>
         </w:rPr>
         <w:drawing>
-          <wp:inline distT="0" distB="0" distL="0" distR="0" wp14:anchorId="751FD25C" wp14:editId="059057E5">
+          <wp:inline distT="0" distB="0" distL="0" distR="0" wp14:anchorId="6718D87C" wp14:editId="61902CF3">
             <wp:extent cx="5731510" cy="3120390"/>
             <wp:effectExtent l="0" t="0" r="2540" b="3810"/>
-            <wp:docPr id="800579743" name="Picture 4"/>
+            <wp:docPr id="97604058" name="Picture 12"/>
             <wp:cNvGraphicFramePr>
               <a:graphicFrameLocks xmlns:a="http://schemas.openxmlformats.org/drawingml/2006/main" noChangeAspect="1"/>
             </wp:cNvGraphicFramePr>
@@ -1705,7 +1730,7 @@
               <a:graphicData uri="http://schemas.openxmlformats.org/drawingml/2006/picture">
                 <pic:pic xmlns:pic="http://schemas.openxmlformats.org/drawingml/2006/picture">
                   <pic:nvPicPr>
-                    <pic:cNvPr id="0" name="Picture 11"/>
+                    <pic:cNvPr id="0" name="Picture 31"/>
                     <pic:cNvPicPr>
                       <a:picLocks noChangeAspect="1" noChangeArrowheads="1"/>
                     </pic:cNvPicPr>
@@ -2906,7 +2931,23 @@
           <w:sz w:val="24"/>
           <w:szCs w:val="24"/>
         </w:rPr>
-        <w:t>Logical divisions of RDDs/DataFrames.</w:t>
+        <w:t>Logical divisions of RDDs/</w:t>
+      </w:r>
+      <w:proofErr w:type="spellStart"/>
+      <w:r>
+        <w:rPr>
+          <w:sz w:val="24"/>
+          <w:szCs w:val="24"/>
+        </w:rPr>
+        <w:t>DataFrames</w:t>
+      </w:r>
+      <w:proofErr w:type="spellEnd"/>
+      <w:r>
+        <w:rPr>
+          <w:sz w:val="24"/>
+          <w:szCs w:val="24"/>
+        </w:rPr>
+        <w:t>.</w:t>
       </w:r>
     </w:p>
     <w:p>
@@ -3159,10 +3200,10 @@
           <w:szCs w:val="24"/>
         </w:rPr>
         <w:drawing>
-          <wp:inline distT="0" distB="0" distL="0" distR="0" wp14:anchorId="60D609E2" wp14:editId="52E3AC78">
+          <wp:inline distT="0" distB="0" distL="0" distR="0" wp14:anchorId="3F35F319" wp14:editId="3C42675C">
             <wp:extent cx="5731510" cy="2207895"/>
             <wp:effectExtent l="0" t="0" r="2540" b="1905"/>
-            <wp:docPr id="1540104217" name="Picture 3"/>
+            <wp:docPr id="2012992738" name="Picture 11"/>
             <wp:cNvGraphicFramePr>
               <a:graphicFrameLocks xmlns:a="http://schemas.openxmlformats.org/drawingml/2006/main" noChangeAspect="1"/>
             </wp:cNvGraphicFramePr>
@@ -3170,7 +3211,7 @@
               <a:graphicData uri="http://schemas.openxmlformats.org/drawingml/2006/picture">
                 <pic:pic xmlns:pic="http://schemas.openxmlformats.org/drawingml/2006/picture">
                   <pic:nvPicPr>
-                    <pic:cNvPr id="0" name="Picture 12"/>
+                    <pic:cNvPr id="0" name="Picture 32"/>
                     <pic:cNvPicPr>
                       <a:picLocks noChangeAspect="1" noChangeArrowheads="1"/>
                     </pic:cNvPicPr>
@@ -6259,7 +6300,23 @@
           <w:sz w:val="24"/>
           <w:szCs w:val="24"/>
         </w:rPr>
-        <w:t>Slower compared to DataFrames and Datasets due to lack of query optimization.</w:t>
+        <w:t xml:space="preserve">Slower compared to </w:t>
+      </w:r>
+      <w:proofErr w:type="spellStart"/>
+      <w:r>
+        <w:rPr>
+          <w:sz w:val="24"/>
+          <w:szCs w:val="24"/>
+        </w:rPr>
+        <w:t>DataFrames</w:t>
+      </w:r>
+      <w:proofErr w:type="spellEnd"/>
+      <w:r>
+        <w:rPr>
+          <w:sz w:val="24"/>
+          <w:szCs w:val="24"/>
+        </w:rPr>
+        <w:t xml:space="preserve"> and Datasets due to lack of query optimization.</w:t>
       </w:r>
     </w:p>
     <w:p>
@@ -6462,7 +6519,27 @@
           <w:sz w:val="24"/>
           <w:szCs w:val="24"/>
         </w:rPr>
-        <w:t>Advantages of DataFrames:</w:t>
+        <w:t xml:space="preserve">Advantages of </w:t>
+      </w:r>
+      <w:proofErr w:type="spellStart"/>
+      <w:r>
+        <w:rPr>
+          <w:b/>
+          <w:bCs/>
+          <w:sz w:val="24"/>
+          <w:szCs w:val="24"/>
+        </w:rPr>
+        <w:t>DataFrames</w:t>
+      </w:r>
+      <w:proofErr w:type="spellEnd"/>
+      <w:r>
+        <w:rPr>
+          <w:b/>
+          <w:bCs/>
+          <w:sz w:val="24"/>
+          <w:szCs w:val="24"/>
+        </w:rPr>
+        <w:t>:</w:t>
       </w:r>
     </w:p>
     <w:p>
@@ -6538,7 +6615,27 @@
           <w:sz w:val="24"/>
           <w:szCs w:val="24"/>
         </w:rPr>
-        <w:t>Disadvantages of DataFrames:</w:t>
+        <w:t xml:space="preserve">Disadvantages of </w:t>
+      </w:r>
+      <w:proofErr w:type="spellStart"/>
+      <w:r>
+        <w:rPr>
+          <w:b/>
+          <w:bCs/>
+          <w:sz w:val="24"/>
+          <w:szCs w:val="24"/>
+        </w:rPr>
+        <w:t>DataFrames</w:t>
+      </w:r>
+      <w:proofErr w:type="spellEnd"/>
+      <w:r>
+        <w:rPr>
+          <w:b/>
+          <w:bCs/>
+          <w:sz w:val="24"/>
+          <w:szCs w:val="24"/>
+        </w:rPr>
+        <w:t>:</w:t>
       </w:r>
     </w:p>
     <w:p>
@@ -6577,6 +6674,716 @@
           <w:szCs w:val="24"/>
         </w:rPr>
         <w:t>Can be less flexible compared to RDDs for certain operations.</w:t>
+      </w:r>
+    </w:p>
+    <w:p>
+      <w:pPr>
+        <w:rPr>
+          <w:b/>
+          <w:bCs/>
+          <w:sz w:val="24"/>
+          <w:szCs w:val="24"/>
+        </w:rPr>
+      </w:pPr>
+      <w:r>
+        <w:rPr>
+          <w:b/>
+          <w:bCs/>
+          <w:sz w:val="24"/>
+          <w:szCs w:val="24"/>
+        </w:rPr>
+        <w:t>Dataset:</w:t>
+      </w:r>
+    </w:p>
+    <w:p>
+      <w:pPr>
+        <w:rPr>
+          <w:sz w:val="24"/>
+          <w:szCs w:val="24"/>
+        </w:rPr>
+      </w:pPr>
+      <w:r>
+        <w:rPr>
+          <w:sz w:val="24"/>
+          <w:szCs w:val="24"/>
+        </w:rPr>
+        <w:t xml:space="preserve">An extension of </w:t>
+      </w:r>
+      <w:proofErr w:type="spellStart"/>
+      <w:r>
+        <w:rPr>
+          <w:sz w:val="24"/>
+          <w:szCs w:val="24"/>
+        </w:rPr>
+        <w:t>DataFrame</w:t>
+      </w:r>
+      <w:proofErr w:type="spellEnd"/>
+      <w:r>
+        <w:rPr>
+          <w:sz w:val="24"/>
+          <w:szCs w:val="24"/>
+        </w:rPr>
+        <w:t xml:space="preserve"> that incorporates type-safe and object-oriented programming capabilities offers a powerful blend of the advantages of both RDDs and </w:t>
+      </w:r>
+      <w:proofErr w:type="spellStart"/>
+      <w:r>
+        <w:rPr>
+          <w:sz w:val="24"/>
+          <w:szCs w:val="24"/>
+        </w:rPr>
+        <w:t>DataFrames</w:t>
+      </w:r>
+      <w:proofErr w:type="spellEnd"/>
+      <w:r>
+        <w:rPr>
+          <w:sz w:val="24"/>
+          <w:szCs w:val="24"/>
+        </w:rPr>
+        <w:t xml:space="preserve">. This structure combines the type-safety of RDDs, ensuring strong data types during compile time, with the query optimization features of </w:t>
+      </w:r>
+      <w:proofErr w:type="spellStart"/>
+      <w:r>
+        <w:rPr>
+          <w:sz w:val="24"/>
+          <w:szCs w:val="24"/>
+        </w:rPr>
+        <w:t>DataFrames</w:t>
+      </w:r>
+      <w:proofErr w:type="spellEnd"/>
+      <w:r>
+        <w:rPr>
+          <w:sz w:val="24"/>
+          <w:szCs w:val="24"/>
+        </w:rPr>
+        <w:t>, which enhance performance through automatic query planning and execution. By integrating these features, it allows developers to write more robust, error-free code while taking advantage of the efficiency and scalability of optimized query execution. This approach provides the best of both worlds, making it easier to handle complex data transformations in a distributed computing environment.</w:t>
+      </w:r>
+    </w:p>
+    <w:p>
+      <w:pPr>
+        <w:rPr>
+          <w:b/>
+          <w:bCs/>
+          <w:sz w:val="24"/>
+          <w:szCs w:val="24"/>
+        </w:rPr>
+      </w:pPr>
+      <w:r>
+        <w:rPr>
+          <w:b/>
+          <w:bCs/>
+          <w:sz w:val="24"/>
+          <w:szCs w:val="24"/>
+        </w:rPr>
+        <w:t>Features:</w:t>
+      </w:r>
+    </w:p>
+    <w:p>
+      <w:pPr>
+        <w:numPr>
+          <w:ilvl w:val="0"/>
+          <w:numId w:val="39"/>
+        </w:numPr>
+        <w:rPr>
+          <w:sz w:val="24"/>
+          <w:szCs w:val="24"/>
+        </w:rPr>
+      </w:pPr>
+      <w:r>
+        <w:rPr>
+          <w:b/>
+          <w:bCs/>
+          <w:sz w:val="24"/>
+          <w:szCs w:val="24"/>
+        </w:rPr>
+        <w:t>Type-Safe</w:t>
+      </w:r>
+      <w:r>
+        <w:rPr>
+          <w:sz w:val="24"/>
+          <w:szCs w:val="24"/>
+        </w:rPr>
+        <w:t>: Ensures compile-time type safety, preventing runtime errors.</w:t>
+      </w:r>
+    </w:p>
+    <w:p>
+      <w:pPr>
+        <w:numPr>
+          <w:ilvl w:val="0"/>
+          <w:numId w:val="39"/>
+        </w:numPr>
+        <w:rPr>
+          <w:sz w:val="24"/>
+          <w:szCs w:val="24"/>
+        </w:rPr>
+      </w:pPr>
+      <w:r>
+        <w:rPr>
+          <w:b/>
+          <w:bCs/>
+          <w:sz w:val="24"/>
+          <w:szCs w:val="24"/>
+        </w:rPr>
+        <w:t>Optimized Execution</w:t>
+      </w:r>
+      <w:r>
+        <w:rPr>
+          <w:sz w:val="24"/>
+          <w:szCs w:val="24"/>
+        </w:rPr>
+        <w:t>: Leverages Catalyst Optimizer for query execution.</w:t>
+      </w:r>
+    </w:p>
+    <w:p>
+      <w:pPr>
+        <w:numPr>
+          <w:ilvl w:val="0"/>
+          <w:numId w:val="39"/>
+        </w:numPr>
+        <w:rPr>
+          <w:sz w:val="24"/>
+          <w:szCs w:val="24"/>
+        </w:rPr>
+      </w:pPr>
+      <w:r>
+        <w:rPr>
+          <w:b/>
+          <w:bCs/>
+          <w:sz w:val="24"/>
+          <w:szCs w:val="24"/>
+        </w:rPr>
+        <w:t>Rich APIs</w:t>
+      </w:r>
+      <w:r>
+        <w:rPr>
+          <w:sz w:val="24"/>
+          <w:szCs w:val="24"/>
+        </w:rPr>
+        <w:t>: Provides both functional and relational transformations.</w:t>
+      </w:r>
+    </w:p>
+    <w:p>
+      <w:pPr>
+        <w:rPr>
+          <w:b/>
+          <w:bCs/>
+          <w:sz w:val="24"/>
+          <w:szCs w:val="24"/>
+        </w:rPr>
+      </w:pPr>
+      <w:r>
+        <w:rPr>
+          <w:b/>
+          <w:bCs/>
+          <w:sz w:val="24"/>
+          <w:szCs w:val="24"/>
+        </w:rPr>
+        <w:t>Advantages of Datasets:</w:t>
+      </w:r>
+    </w:p>
+    <w:p>
+      <w:pPr>
+        <w:numPr>
+          <w:ilvl w:val="0"/>
+          <w:numId w:val="40"/>
+        </w:numPr>
+        <w:rPr>
+          <w:sz w:val="24"/>
+          <w:szCs w:val="24"/>
+        </w:rPr>
+      </w:pPr>
+      <w:r>
+        <w:rPr>
+          <w:sz w:val="24"/>
+          <w:szCs w:val="24"/>
+        </w:rPr>
+        <w:t xml:space="preserve">Combines the performance benefits of </w:t>
+      </w:r>
+      <w:proofErr w:type="spellStart"/>
+      <w:r>
+        <w:rPr>
+          <w:sz w:val="24"/>
+          <w:szCs w:val="24"/>
+        </w:rPr>
+        <w:t>DataFrames</w:t>
+      </w:r>
+      <w:proofErr w:type="spellEnd"/>
+      <w:r>
+        <w:rPr>
+          <w:sz w:val="24"/>
+          <w:szCs w:val="24"/>
+        </w:rPr>
+        <w:t xml:space="preserve"> with the compile-time safety of RDDs.</w:t>
+      </w:r>
+    </w:p>
+    <w:p>
+      <w:pPr>
+        <w:numPr>
+          <w:ilvl w:val="0"/>
+          <w:numId w:val="40"/>
+        </w:numPr>
+        <w:rPr>
+          <w:sz w:val="24"/>
+          <w:szCs w:val="24"/>
+        </w:rPr>
+      </w:pPr>
+      <w:r>
+        <w:rPr>
+          <w:sz w:val="24"/>
+          <w:szCs w:val="24"/>
+        </w:rPr>
+        <w:lastRenderedPageBreak/>
+        <w:t>Ideal for developers requiring type-safety.</w:t>
+      </w:r>
+    </w:p>
+    <w:p>
+      <w:pPr>
+        <w:rPr>
+          <w:b/>
+          <w:bCs/>
+          <w:sz w:val="24"/>
+          <w:szCs w:val="24"/>
+        </w:rPr>
+      </w:pPr>
+      <w:r>
+        <w:rPr>
+          <w:b/>
+          <w:bCs/>
+          <w:sz w:val="24"/>
+          <w:szCs w:val="24"/>
+        </w:rPr>
+        <w:t>Disadvantages of Datasets:</w:t>
+      </w:r>
+    </w:p>
+    <w:p>
+      <w:pPr>
+        <w:numPr>
+          <w:ilvl w:val="0"/>
+          <w:numId w:val="41"/>
+        </w:numPr>
+        <w:rPr>
+          <w:sz w:val="24"/>
+          <w:szCs w:val="24"/>
+        </w:rPr>
+      </w:pPr>
+      <w:r>
+        <w:rPr>
+          <w:sz w:val="24"/>
+          <w:szCs w:val="24"/>
+        </w:rPr>
+        <w:t xml:space="preserve">Limited functionality in </w:t>
+      </w:r>
+      <w:proofErr w:type="spellStart"/>
+      <w:r>
+        <w:rPr>
+          <w:sz w:val="24"/>
+          <w:szCs w:val="24"/>
+        </w:rPr>
+        <w:t>PySpark</w:t>
+      </w:r>
+      <w:proofErr w:type="spellEnd"/>
+      <w:r>
+        <w:rPr>
+          <w:sz w:val="24"/>
+          <w:szCs w:val="24"/>
+        </w:rPr>
+        <w:t xml:space="preserve"> compared to Scala/Java.</w:t>
+      </w:r>
+    </w:p>
+    <w:p>
+      <w:pPr>
+        <w:numPr>
+          <w:ilvl w:val="0"/>
+          <w:numId w:val="41"/>
+        </w:numPr>
+        <w:rPr>
+          <w:sz w:val="24"/>
+          <w:szCs w:val="24"/>
+        </w:rPr>
+      </w:pPr>
+      <w:r>
+        <w:rPr>
+          <w:sz w:val="24"/>
+          <w:szCs w:val="24"/>
+        </w:rPr>
+        <w:t xml:space="preserve">Not always necessary if </w:t>
+      </w:r>
+      <w:proofErr w:type="spellStart"/>
+      <w:r>
+        <w:rPr>
+          <w:sz w:val="24"/>
+          <w:szCs w:val="24"/>
+        </w:rPr>
+        <w:t>DataFrames</w:t>
+      </w:r>
+      <w:proofErr w:type="spellEnd"/>
+      <w:r>
+        <w:rPr>
+          <w:sz w:val="24"/>
+          <w:szCs w:val="24"/>
+        </w:rPr>
+        <w:t xml:space="preserve"> are sufficient for the task.</w:t>
+      </w:r>
+    </w:p>
+    <w:p>
+      <w:pPr>
+        <w:rPr>
+          <w:b/>
+          <w:bCs/>
+          <w:sz w:val="24"/>
+          <w:szCs w:val="24"/>
+        </w:rPr>
+      </w:pPr>
+      <w:r>
+        <w:rPr>
+          <w:b/>
+          <w:bCs/>
+          <w:sz w:val="24"/>
+          <w:szCs w:val="24"/>
+        </w:rPr>
+        <w:t>Databricks Setup:</w:t>
+      </w:r>
+    </w:p>
+    <w:p>
+      <w:pPr>
+        <w:rPr>
+          <w:sz w:val="24"/>
+          <w:szCs w:val="24"/>
+        </w:rPr>
+      </w:pPr>
+      <w:r>
+        <w:rPr>
+          <w:sz w:val="24"/>
+          <w:szCs w:val="24"/>
+        </w:rPr>
+        <w:t>Step 1: Go to the following link:</w:t>
+      </w:r>
+    </w:p>
+    <w:p>
+      <w:pPr>
+        <w:rPr>
+          <w:sz w:val="24"/>
+          <w:szCs w:val="24"/>
+        </w:rPr>
+      </w:pPr>
+      <w:hyperlink r:id="rId7" w:history="1">
+        <w:r>
+          <w:rPr>
+            <w:rStyle w:val="Hyperlink"/>
+            <w:sz w:val="24"/>
+            <w:szCs w:val="24"/>
+          </w:rPr>
+          <w:t>https://community.cloud.databricks.com/login.html?tuuid=3e7859ce-bbdd-4f90-a993-f550787342a0</w:t>
+        </w:r>
+      </w:hyperlink>
+    </w:p>
+    <w:p>
+      <w:pPr>
+        <w:rPr>
+          <w:sz w:val="24"/>
+          <w:szCs w:val="24"/>
+        </w:rPr>
+      </w:pPr>
+      <w:r>
+        <w:rPr>
+          <w:sz w:val="24"/>
+          <w:szCs w:val="24"/>
+        </w:rPr>
+        <w:drawing>
+          <wp:inline distT="0" distB="0" distL="0" distR="0" wp14:anchorId="13BBEF0F" wp14:editId="318FB700">
+            <wp:extent cx="5731510" cy="2642235"/>
+            <wp:effectExtent l="0" t="0" r="2540" b="5715"/>
+            <wp:docPr id="1664071780" name="Picture 10"/>
+            <wp:cNvGraphicFramePr>
+              <a:graphicFrameLocks xmlns:a="http://schemas.openxmlformats.org/drawingml/2006/main" noChangeAspect="1"/>
+            </wp:cNvGraphicFramePr>
+            <a:graphic xmlns:a="http://schemas.openxmlformats.org/drawingml/2006/main">
+              <a:graphicData uri="http://schemas.openxmlformats.org/drawingml/2006/picture">
+                <pic:pic xmlns:pic="http://schemas.openxmlformats.org/drawingml/2006/picture">
+                  <pic:nvPicPr>
+                    <pic:cNvPr id="0" name="Picture 33"/>
+                    <pic:cNvPicPr>
+                      <a:picLocks noChangeAspect="1" noChangeArrowheads="1"/>
+                    </pic:cNvPicPr>
+                  </pic:nvPicPr>
+                  <pic:blipFill>
+                    <a:blip r:embed="rId8" cstate="print">
+                      <a:extLst>
+                        <a:ext uri="{28A0092B-C50C-407E-A947-70E740481C1C}">
+                          <a14:useLocalDpi xmlns:a14="http://schemas.microsoft.com/office/drawing/2010/main" val="0"/>
+                        </a:ext>
+                      </a:extLst>
+                    </a:blip>
+                    <a:srcRect/>
+                    <a:stretch>
+                      <a:fillRect/>
+                    </a:stretch>
+                  </pic:blipFill>
+                  <pic:spPr bwMode="auto">
+                    <a:xfrm>
+                      <a:off x="0" y="0"/>
+                      <a:ext cx="5731510" cy="2642235"/>
+                    </a:xfrm>
+                    <a:prstGeom prst="rect">
+                      <a:avLst/>
+                    </a:prstGeom>
+                    <a:noFill/>
+                    <a:ln>
+                      <a:noFill/>
+                    </a:ln>
+                  </pic:spPr>
+                </pic:pic>
+              </a:graphicData>
+            </a:graphic>
+          </wp:inline>
+        </w:drawing>
+      </w:r>
+    </w:p>
+    <w:p>
+      <w:pPr>
+        <w:rPr>
+          <w:sz w:val="24"/>
+          <w:szCs w:val="24"/>
+        </w:rPr>
+      </w:pPr>
+      <w:r>
+        <w:rPr>
+          <w:sz w:val="24"/>
+          <w:szCs w:val="24"/>
+        </w:rPr>
+        <w:t xml:space="preserve">Step 2: Now, go to the </w:t>
+      </w:r>
+      <w:proofErr w:type="gramStart"/>
+      <w:r>
+        <w:rPr>
+          <w:sz w:val="24"/>
+          <w:szCs w:val="24"/>
+        </w:rPr>
+        <w:t>Sign up</w:t>
+      </w:r>
+      <w:proofErr w:type="gramEnd"/>
+      <w:r>
+        <w:rPr>
+          <w:sz w:val="24"/>
+          <w:szCs w:val="24"/>
+        </w:rPr>
+        <w:t xml:space="preserve"> option and enter all the required details.</w:t>
+      </w:r>
+    </w:p>
+    <w:p>
+      <w:pPr>
+        <w:rPr>
+          <w:sz w:val="24"/>
+          <w:szCs w:val="24"/>
+        </w:rPr>
+      </w:pPr>
+      <w:r>
+        <w:rPr>
+          <w:sz w:val="24"/>
+          <w:szCs w:val="24"/>
+        </w:rPr>
+        <w:drawing>
+          <wp:inline distT="0" distB="0" distL="0" distR="0" wp14:anchorId="2BCED849" wp14:editId="2C96D5AA">
+            <wp:extent cx="5731510" cy="2560955"/>
+            <wp:effectExtent l="0" t="0" r="2540" b="0"/>
+            <wp:docPr id="1382241302" name="Picture 9"/>
+            <wp:cNvGraphicFramePr>
+              <a:graphicFrameLocks xmlns:a="http://schemas.openxmlformats.org/drawingml/2006/main" noChangeAspect="1"/>
+            </wp:cNvGraphicFramePr>
+            <a:graphic xmlns:a="http://schemas.openxmlformats.org/drawingml/2006/main">
+              <a:graphicData uri="http://schemas.openxmlformats.org/drawingml/2006/picture">
+                <pic:pic xmlns:pic="http://schemas.openxmlformats.org/drawingml/2006/picture">
+                  <pic:nvPicPr>
+                    <pic:cNvPr id="0" name="Picture 34"/>
+                    <pic:cNvPicPr>
+                      <a:picLocks noChangeAspect="1" noChangeArrowheads="1"/>
+                    </pic:cNvPicPr>
+                  </pic:nvPicPr>
+                  <pic:blipFill>
+                    <a:blip r:embed="rId9" cstate="print">
+                      <a:extLst>
+                        <a:ext uri="{28A0092B-C50C-407E-A947-70E740481C1C}">
+                          <a14:useLocalDpi xmlns:a14="http://schemas.microsoft.com/office/drawing/2010/main" val="0"/>
+                        </a:ext>
+                      </a:extLst>
+                    </a:blip>
+                    <a:srcRect/>
+                    <a:stretch>
+                      <a:fillRect/>
+                    </a:stretch>
+                  </pic:blipFill>
+                  <pic:spPr bwMode="auto">
+                    <a:xfrm>
+                      <a:off x="0" y="0"/>
+                      <a:ext cx="5731510" cy="2560955"/>
+                    </a:xfrm>
+                    <a:prstGeom prst="rect">
+                      <a:avLst/>
+                    </a:prstGeom>
+                    <a:noFill/>
+                    <a:ln>
+                      <a:noFill/>
+                    </a:ln>
+                  </pic:spPr>
+                </pic:pic>
+              </a:graphicData>
+            </a:graphic>
+          </wp:inline>
+        </w:drawing>
+      </w:r>
+    </w:p>
+    <w:p>
+      <w:pPr>
+        <w:rPr>
+          <w:sz w:val="24"/>
+          <w:szCs w:val="24"/>
+        </w:rPr>
+      </w:pPr>
+      <w:r>
+        <w:rPr>
+          <w:sz w:val="24"/>
+          <w:szCs w:val="24"/>
+        </w:rPr>
+        <w:t>Step 3: Now, you will get this and you are registered.</w:t>
+      </w:r>
+    </w:p>
+    <w:p>
+      <w:pPr>
+        <w:rPr>
+          <w:sz w:val="24"/>
+          <w:szCs w:val="24"/>
+        </w:rPr>
+      </w:pPr>
+      <w:r>
+        <w:rPr>
+          <w:sz w:val="24"/>
+          <w:szCs w:val="24"/>
+        </w:rPr>
+        <w:lastRenderedPageBreak/>
+        <w:drawing>
+          <wp:inline distT="0" distB="0" distL="0" distR="0" wp14:anchorId="394C2716" wp14:editId="02FFDB90">
+            <wp:extent cx="5731510" cy="2630170"/>
+            <wp:effectExtent l="0" t="0" r="2540" b="0"/>
+            <wp:docPr id="1284406210" name="Picture 8"/>
+            <wp:cNvGraphicFramePr>
+              <a:graphicFrameLocks xmlns:a="http://schemas.openxmlformats.org/drawingml/2006/main" noChangeAspect="1"/>
+            </wp:cNvGraphicFramePr>
+            <a:graphic xmlns:a="http://schemas.openxmlformats.org/drawingml/2006/main">
+              <a:graphicData uri="http://schemas.openxmlformats.org/drawingml/2006/picture">
+                <pic:pic xmlns:pic="http://schemas.openxmlformats.org/drawingml/2006/picture">
+                  <pic:nvPicPr>
+                    <pic:cNvPr id="0" name="Picture 35"/>
+                    <pic:cNvPicPr>
+                      <a:picLocks noChangeAspect="1" noChangeArrowheads="1"/>
+                    </pic:cNvPicPr>
+                  </pic:nvPicPr>
+                  <pic:blipFill>
+                    <a:blip r:embed="rId10" cstate="print">
+                      <a:extLst>
+                        <a:ext uri="{28A0092B-C50C-407E-A947-70E740481C1C}">
+                          <a14:useLocalDpi xmlns:a14="http://schemas.microsoft.com/office/drawing/2010/main" val="0"/>
+                        </a:ext>
+                      </a:extLst>
+                    </a:blip>
+                    <a:srcRect/>
+                    <a:stretch>
+                      <a:fillRect/>
+                    </a:stretch>
+                  </pic:blipFill>
+                  <pic:spPr bwMode="auto">
+                    <a:xfrm>
+                      <a:off x="0" y="0"/>
+                      <a:ext cx="5731510" cy="2630170"/>
+                    </a:xfrm>
+                    <a:prstGeom prst="rect">
+                      <a:avLst/>
+                    </a:prstGeom>
+                    <a:noFill/>
+                    <a:ln>
+                      <a:noFill/>
+                    </a:ln>
+                  </pic:spPr>
+                </pic:pic>
+              </a:graphicData>
+            </a:graphic>
+          </wp:inline>
+        </w:drawing>
+      </w:r>
+    </w:p>
+    <w:p>
+      <w:pPr>
+        <w:rPr>
+          <w:sz w:val="24"/>
+          <w:szCs w:val="24"/>
+        </w:rPr>
+      </w:pPr>
+      <w:r>
+        <w:rPr>
+          <w:sz w:val="24"/>
+          <w:szCs w:val="24"/>
+        </w:rPr>
+        <w:t>Step 4: Now, go to your email-ID and visit the link and login by email-ID and enter the OTP for login and you will get this page.</w:t>
+      </w:r>
+    </w:p>
+    <w:p>
+      <w:pPr>
+        <w:rPr>
+          <w:sz w:val="24"/>
+          <w:szCs w:val="24"/>
+        </w:rPr>
+      </w:pPr>
+      <w:r>
+        <w:rPr>
+          <w:sz w:val="24"/>
+          <w:szCs w:val="24"/>
+        </w:rPr>
+        <w:drawing>
+          <wp:inline distT="0" distB="0" distL="0" distR="0" wp14:anchorId="3984442B" wp14:editId="582AF4D8">
+            <wp:extent cx="5731510" cy="2694305"/>
+            <wp:effectExtent l="0" t="0" r="2540" b="0"/>
+            <wp:docPr id="1539892874" name="Picture 7"/>
+            <wp:cNvGraphicFramePr>
+              <a:graphicFrameLocks xmlns:a="http://schemas.openxmlformats.org/drawingml/2006/main" noChangeAspect="1"/>
+            </wp:cNvGraphicFramePr>
+            <a:graphic xmlns:a="http://schemas.openxmlformats.org/drawingml/2006/main">
+              <a:graphicData uri="http://schemas.openxmlformats.org/drawingml/2006/picture">
+                <pic:pic xmlns:pic="http://schemas.openxmlformats.org/drawingml/2006/picture">
+                  <pic:nvPicPr>
+                    <pic:cNvPr id="0" name="Picture 36"/>
+                    <pic:cNvPicPr>
+                      <a:picLocks noChangeAspect="1" noChangeArrowheads="1"/>
+                    </pic:cNvPicPr>
+                  </pic:nvPicPr>
+                  <pic:blipFill>
+                    <a:blip r:embed="rId11" cstate="print">
+                      <a:extLst>
+                        <a:ext uri="{28A0092B-C50C-407E-A947-70E740481C1C}">
+                          <a14:useLocalDpi xmlns:a14="http://schemas.microsoft.com/office/drawing/2010/main" val="0"/>
+                        </a:ext>
+                      </a:extLst>
+                    </a:blip>
+                    <a:srcRect/>
+                    <a:stretch>
+                      <a:fillRect/>
+                    </a:stretch>
+                  </pic:blipFill>
+                  <pic:spPr bwMode="auto">
+                    <a:xfrm>
+                      <a:off x="0" y="0"/>
+                      <a:ext cx="5731510" cy="2694305"/>
+                    </a:xfrm>
+                    <a:prstGeom prst="rect">
+                      <a:avLst/>
+                    </a:prstGeom>
+                    <a:noFill/>
+                    <a:ln>
+                      <a:noFill/>
+                    </a:ln>
+                  </pic:spPr>
+                </pic:pic>
+              </a:graphicData>
+            </a:graphic>
+          </wp:inline>
+        </w:drawing>
       </w:r>
     </w:p>
     <w:p>
@@ -6598,15 +7405,15 @@
 </file>
 
 <file path=word/numbering.xml><?xml version="1.0" encoding="utf-8"?>
-<w:numbering xmlns:wpc="http://schemas.microsoft.com/office/word/2010/wordprocessingCanvas" xmlns:cx="http://schemas.microsoft.com/office/drawing/2014/chartex" xmlns:cx1="http://schemas.microsoft.com/office/drawing/2015/9/8/chartex" xmlns:cx2="http://schemas.microsoft.com/office/drawing/2015/10/21/chartex" xmlns:cx3="http://schemas.microsoft.com/office/drawing/2016/5/9/chartex" xmlns:cx4="http://schemas.microsoft.com/office/drawing/2016/5/10/chartex" xmlns:cx5="http://schemas.microsoft.com/office/drawing/2016/5/11/chartex" xmlns:cx6="http://schemas.microsoft.com/office/drawing/2016/5/12/chartex" xmlns:cx7="http://schemas.microsoft.com/office/drawing/2016/5/13/chartex" xmlns:cx8="http://schemas.microsoft.com/office/drawing/2016/5/14/chartex" xmlns:mc="http://schemas.openxmlformats.org/markup-compatibility/2006" xmlns:aink="http://schemas.microsoft.com/office/drawing/2016/ink" xmlns:am3d="http://schemas.microsoft.com/office/drawing/2017/model3d" xmlns:o="urn:schemas-microsoft-com:office:office" xmlns:oel="http://schemas.microsoft.com/office/2019/extlst" xmlns:r="http://schemas.openxmlformats.org/officeDocument/2006/relationships" xmlns:m="http://schemas.openxmlformats.org/officeDocument/2006/math" xmlns:v="urn:schemas-microsoft-com:vml" xmlns:wp14="http://schemas.microsoft.com/office/word/2010/wordprocessingDrawing" xmlns:wp="http://schemas.openxmlformats.org/drawingml/2006/wordprocessingDrawing" xmlns:w10="urn:schemas-microsoft-com:office:word" xmlns:w="http://schemas.openxmlformats.org/wordprocessingml/2006/main" xmlns:w14="http://schemas.microsoft.com/office/word/2010/wordml" xmlns:w15="http://schemas.microsoft.com/office/word/2012/wordml" xmlns:w16cei="http://schemas.microsoft.com/office/word/2026/wordml/cei" xmlns:w16cex="http://schemas.microsoft.com/office/word/2018/wordml/cex" xmlns:w16cid="http://schemas.microsoft.com/office/word/2016/wordml/cid" xmlns:w16="http://schemas.microsoft.com/office/word/2018/wordml" xmlns:w16du="http://schemas.microsoft.com/office/word/2023/wordml/word16du" xmlns:w16sdtdh="http://schemas.microsoft.com/office/word/2020/wordml/sdtdatahash" xmlns:w16sdtfl="http://schemas.microsoft.com/office/word/2024/wordml/sdtformatlock" xmlns:w16se="http://schemas.microsoft.com/office/word/2015/wordml/symex" xmlns:wpg="http://schemas.microsoft.com/office/word/2010/wordprocessingGroup" xmlns:wpi="http://schemas.microsoft.com/office/word/2010/wordprocessingInk" xmlns:wne="http://schemas.microsoft.com/office/word/2006/wordml" xmlns:wps="http://schemas.microsoft.com/office/word/2010/wordprocessingShape" mc:Ignorable="w14 w15 w16se w16cid w16 w16cex w16sdtdh w16sdtfl w16du wp14">
+<w:numbering xmlns:wpc="http://schemas.microsoft.com/office/word/2010/wordprocessingCanvas" xmlns:cx="http://schemas.microsoft.com/office/drawing/2014/chartex" xmlns:cx1="http://schemas.microsoft.com/office/drawing/2015/9/8/chartex" xmlns:cx2="http://schemas.microsoft.com/office/drawing/2015/10/21/chartex" xmlns:cx3="http://schemas.microsoft.com/office/drawing/2016/5/9/chartex" xmlns:cx4="http://schemas.microsoft.com/office/drawing/2016/5/10/chartex" xmlns:cx5="http://schemas.microsoft.com/office/drawing/2016/5/11/chartex" xmlns:cx6="http://schemas.microsoft.com/office/drawing/2016/5/12/chartex" xmlns:cx7="http://schemas.microsoft.com/office/drawing/2016/5/13/chartex" xmlns:cx8="http://schemas.microsoft.com/office/drawing/2016/5/14/chartex" xmlns:mc="http://schemas.openxmlformats.org/markup-compatibility/2006" xmlns:aink="http://schemas.microsoft.com/office/drawing/2016/ink" xmlns:am3d="http://schemas.microsoft.com/office/drawing/2017/model3d" xmlns:o="urn:schemas-microsoft-com:office:office" xmlns:oel="http://schemas.microsoft.com/office/2019/extlst" xmlns:r="http://schemas.openxmlformats.org/officeDocument/2006/relationships" xmlns:m="http://schemas.openxmlformats.org/officeDocument/2006/math" xmlns:v="urn:schemas-microsoft-com:vml" xmlns:wp14="http://schemas.microsoft.com/office/word/2010/wordprocessingDrawing" xmlns:wp="http://schemas.openxmlformats.org/drawingml/2006/wordprocessingDrawing" xmlns:w10="urn:schemas-microsoft-com:office:word" xmlns:w="http://schemas.openxmlformats.org/wordprocessingml/2006/main" xmlns:w14="http://schemas.microsoft.com/office/word/2010/wordml" xmlns:w15="http://schemas.microsoft.com/office/word/2012/wordml" xmlns:w16cex="http://schemas.microsoft.com/office/word/2018/wordml/cex" xmlns:w16cid="http://schemas.microsoft.com/office/word/2016/wordml/cid" xmlns:w16="http://schemas.microsoft.com/office/word/2018/wordml" xmlns:w16du="http://schemas.microsoft.com/office/word/2023/wordml/word16du" xmlns:w16sdtdh="http://schemas.microsoft.com/office/word/2020/wordml/sdtdatahash" xmlns:w16sdtfl="http://schemas.microsoft.com/office/word/2024/wordml/sdtformatlock" xmlns:w16se="http://schemas.microsoft.com/office/word/2015/wordml/symex" xmlns:wpg="http://schemas.microsoft.com/office/word/2010/wordprocessingGroup" xmlns:wpi="http://schemas.microsoft.com/office/word/2010/wordprocessingInk" xmlns:wne="http://schemas.microsoft.com/office/word/2006/wordml" xmlns:wps="http://schemas.microsoft.com/office/word/2010/wordprocessingShape" mc:Ignorable="w14 w15 w16se w16cid w16 w16cex w16sdtdh w16sdtfl w16du wp14">
   <w:abstractNum w:abstractNumId="0" w15:restartNumberingAfterBreak="0">
-    <w:nsid w:val="09C57C32"/>
+    <w:nsid w:val="02A07085"/>
     <w:multiLevelType w:val="multilevel"/>
-    <w:tmpl w:val="AAD8A858"/>
+    <w:tmpl w:val="C7FE15A0"/>
     <w:lvl w:ilvl="0">
       <w:start w:val="1"/>
-      <w:numFmt w:val="bullet"/>
-      <w:lvlText w:val=""/>
+      <w:numFmt w:val="decimal"/>
+      <w:lvlText w:val="%1."/>
       <w:lvlJc w:val="left"/>
       <w:pPr>
         <w:tabs>
@@ -6614,12 +7421,8 @@
         </w:tabs>
         <w:ind w:left="720" w:hanging="360"/>
       </w:pPr>
-      <w:rPr>
-        <w:rFonts w:ascii="Symbol" w:hAnsi="Symbol" w:hint="default"/>
-        <w:sz w:val="20"/>
-      </w:rPr>
-    </w:lvl>
-    <w:lvl w:ilvl="1" w:tentative="1">
+    </w:lvl>
+    <w:lvl w:ilvl="1">
       <w:start w:val="1"/>
       <w:numFmt w:val="bullet"/>
       <w:lvlText w:val=""/>
@@ -6637,8 +7440,8 @@
     </w:lvl>
     <w:lvl w:ilvl="2" w:tentative="1">
       <w:start w:val="1"/>
-      <w:numFmt w:val="bullet"/>
-      <w:lvlText w:val=""/>
+      <w:numFmt w:val="decimal"/>
+      <w:lvlText w:val="%3."/>
       <w:lvlJc w:val="left"/>
       <w:pPr>
         <w:tabs>
@@ -6646,15 +7449,11 @@
         </w:tabs>
         <w:ind w:left="2160" w:hanging="360"/>
       </w:pPr>
-      <w:rPr>
-        <w:rFonts w:ascii="Symbol" w:hAnsi="Symbol" w:hint="default"/>
-        <w:sz w:val="20"/>
-      </w:rPr>
     </w:lvl>
     <w:lvl w:ilvl="3" w:tentative="1">
       <w:start w:val="1"/>
-      <w:numFmt w:val="bullet"/>
-      <w:lvlText w:val=""/>
+      <w:numFmt w:val="decimal"/>
+      <w:lvlText w:val="%4."/>
       <w:lvlJc w:val="left"/>
       <w:pPr>
         <w:tabs>
@@ -6662,15 +7461,11 @@
         </w:tabs>
         <w:ind w:left="2880" w:hanging="360"/>
       </w:pPr>
-      <w:rPr>
-        <w:rFonts w:ascii="Symbol" w:hAnsi="Symbol" w:hint="default"/>
-        <w:sz w:val="20"/>
-      </w:rPr>
     </w:lvl>
     <w:lvl w:ilvl="4" w:tentative="1">
       <w:start w:val="1"/>
-      <w:numFmt w:val="bullet"/>
-      <w:lvlText w:val=""/>
+      <w:numFmt w:val="decimal"/>
+      <w:lvlText w:val="%5."/>
       <w:lvlJc w:val="left"/>
       <w:pPr>
         <w:tabs>
@@ -6678,15 +7473,11 @@
         </w:tabs>
         <w:ind w:left="3600" w:hanging="360"/>
       </w:pPr>
-      <w:rPr>
-        <w:rFonts w:ascii="Symbol" w:hAnsi="Symbol" w:hint="default"/>
-        <w:sz w:val="20"/>
-      </w:rPr>
     </w:lvl>
     <w:lvl w:ilvl="5" w:tentative="1">
       <w:start w:val="1"/>
-      <w:numFmt w:val="bullet"/>
-      <w:lvlText w:val=""/>
+      <w:numFmt w:val="decimal"/>
+      <w:lvlText w:val="%6."/>
       <w:lvlJc w:val="left"/>
       <w:pPr>
         <w:tabs>
@@ -6694,15 +7485,11 @@
         </w:tabs>
         <w:ind w:left="4320" w:hanging="360"/>
       </w:pPr>
-      <w:rPr>
-        <w:rFonts w:ascii="Symbol" w:hAnsi="Symbol" w:hint="default"/>
-        <w:sz w:val="20"/>
-      </w:rPr>
     </w:lvl>
     <w:lvl w:ilvl="6" w:tentative="1">
       <w:start w:val="1"/>
-      <w:numFmt w:val="bullet"/>
-      <w:lvlText w:val=""/>
+      <w:numFmt w:val="decimal"/>
+      <w:lvlText w:val="%7."/>
       <w:lvlJc w:val="left"/>
       <w:pPr>
         <w:tabs>
@@ -6710,15 +7497,11 @@
         </w:tabs>
         <w:ind w:left="5040" w:hanging="360"/>
       </w:pPr>
-      <w:rPr>
-        <w:rFonts w:ascii="Symbol" w:hAnsi="Symbol" w:hint="default"/>
-        <w:sz w:val="20"/>
-      </w:rPr>
     </w:lvl>
     <w:lvl w:ilvl="7" w:tentative="1">
       <w:start w:val="1"/>
-      <w:numFmt w:val="bullet"/>
-      <w:lvlText w:val=""/>
+      <w:numFmt w:val="decimal"/>
+      <w:lvlText w:val="%8."/>
       <w:lvlJc w:val="left"/>
       <w:pPr>
         <w:tabs>
@@ -6726,15 +7509,11 @@
         </w:tabs>
         <w:ind w:left="5760" w:hanging="360"/>
       </w:pPr>
-      <w:rPr>
-        <w:rFonts w:ascii="Symbol" w:hAnsi="Symbol" w:hint="default"/>
-        <w:sz w:val="20"/>
-      </w:rPr>
     </w:lvl>
     <w:lvl w:ilvl="8" w:tentative="1">
       <w:start w:val="1"/>
-      <w:numFmt w:val="bullet"/>
-      <w:lvlText w:val=""/>
+      <w:numFmt w:val="decimal"/>
+      <w:lvlText w:val="%9."/>
       <w:lvlJc w:val="left"/>
       <w:pPr>
         <w:tabs>
@@ -6742,16 +7521,12 @@
         </w:tabs>
         <w:ind w:left="6480" w:hanging="360"/>
       </w:pPr>
-      <w:rPr>
-        <w:rFonts w:ascii="Symbol" w:hAnsi="Symbol" w:hint="default"/>
-        <w:sz w:val="20"/>
-      </w:rPr>
     </w:lvl>
   </w:abstractNum>
   <w:abstractNum w:abstractNumId="1" w15:restartNumberingAfterBreak="0">
-    <w:nsid w:val="0B586EA7"/>
+    <w:nsid w:val="03D64FAA"/>
     <w:multiLevelType w:val="multilevel"/>
-    <w:tmpl w:val="7402D1E0"/>
+    <w:tmpl w:val="C5C22400"/>
     <w:lvl w:ilvl="0">
       <w:start w:val="1"/>
       <w:numFmt w:val="bullet"/>
@@ -6898,9 +7673,9 @@
     </w:lvl>
   </w:abstractNum>
   <w:abstractNum w:abstractNumId="2" w15:restartNumberingAfterBreak="0">
-    <w:nsid w:val="0BB37E2F"/>
+    <w:nsid w:val="05832E73"/>
     <w:multiLevelType w:val="multilevel"/>
-    <w:tmpl w:val="66146CB4"/>
+    <w:tmpl w:val="608E97DA"/>
     <w:lvl w:ilvl="0">
       <w:start w:val="1"/>
       <w:numFmt w:val="bullet"/>
@@ -7047,9 +7822,9 @@
     </w:lvl>
   </w:abstractNum>
   <w:abstractNum w:abstractNumId="3" w15:restartNumberingAfterBreak="0">
-    <w:nsid w:val="0DCC08CF"/>
+    <w:nsid w:val="0790605D"/>
     <w:multiLevelType w:val="multilevel"/>
-    <w:tmpl w:val="4B985F3A"/>
+    <w:tmpl w:val="31588504"/>
     <w:lvl w:ilvl="0">
       <w:start w:val="1"/>
       <w:numFmt w:val="bullet"/>
@@ -7196,9 +7971,9 @@
     </w:lvl>
   </w:abstractNum>
   <w:abstractNum w:abstractNumId="4" w15:restartNumberingAfterBreak="0">
-    <w:nsid w:val="11A46345"/>
+    <w:nsid w:val="07BB2F11"/>
     <w:multiLevelType w:val="multilevel"/>
-    <w:tmpl w:val="11C40FEE"/>
+    <w:tmpl w:val="932A473A"/>
     <w:lvl w:ilvl="0">
       <w:start w:val="1"/>
       <w:numFmt w:val="bullet"/>
@@ -7345,13 +8120,13 @@
     </w:lvl>
   </w:abstractNum>
   <w:abstractNum w:abstractNumId="5" w15:restartNumberingAfterBreak="0">
-    <w:nsid w:val="130C74DA"/>
+    <w:nsid w:val="0D3B4308"/>
     <w:multiLevelType w:val="multilevel"/>
-    <w:tmpl w:val="48789200"/>
+    <w:tmpl w:val="A4724170"/>
     <w:lvl w:ilvl="0">
       <w:start w:val="1"/>
-      <w:numFmt w:val="bullet"/>
-      <w:lvlText w:val=""/>
+      <w:numFmt w:val="decimal"/>
+      <w:lvlText w:val="%1."/>
       <w:lvlJc w:val="left"/>
       <w:pPr>
         <w:tabs>
@@ -7359,12 +8134,8 @@
         </w:tabs>
         <w:ind w:left="720" w:hanging="360"/>
       </w:pPr>
-      <w:rPr>
-        <w:rFonts w:ascii="Symbol" w:hAnsi="Symbol" w:hint="default"/>
-        <w:sz w:val="20"/>
-      </w:rPr>
-    </w:lvl>
-    <w:lvl w:ilvl="1" w:tentative="1">
+    </w:lvl>
+    <w:lvl w:ilvl="1">
       <w:start w:val="1"/>
       <w:numFmt w:val="bullet"/>
       <w:lvlText w:val=""/>
@@ -7382,8 +8153,8 @@
     </w:lvl>
     <w:lvl w:ilvl="2" w:tentative="1">
       <w:start w:val="1"/>
-      <w:numFmt w:val="bullet"/>
-      <w:lvlText w:val=""/>
+      <w:numFmt w:val="decimal"/>
+      <w:lvlText w:val="%3."/>
       <w:lvlJc w:val="left"/>
       <w:pPr>
         <w:tabs>
@@ -7391,15 +8162,11 @@
         </w:tabs>
         <w:ind w:left="2160" w:hanging="360"/>
       </w:pPr>
-      <w:rPr>
-        <w:rFonts w:ascii="Symbol" w:hAnsi="Symbol" w:hint="default"/>
-        <w:sz w:val="20"/>
-      </w:rPr>
     </w:lvl>
     <w:lvl w:ilvl="3" w:tentative="1">
       <w:start w:val="1"/>
-      <w:numFmt w:val="bullet"/>
-      <w:lvlText w:val=""/>
+      <w:numFmt w:val="decimal"/>
+      <w:lvlText w:val="%4."/>
       <w:lvlJc w:val="left"/>
       <w:pPr>
         <w:tabs>
@@ -7407,15 +8174,11 @@
         </w:tabs>
         <w:ind w:left="2880" w:hanging="360"/>
       </w:pPr>
-      <w:rPr>
-        <w:rFonts w:ascii="Symbol" w:hAnsi="Symbol" w:hint="default"/>
-        <w:sz w:val="20"/>
-      </w:rPr>
     </w:lvl>
     <w:lvl w:ilvl="4" w:tentative="1">
       <w:start w:val="1"/>
-      <w:numFmt w:val="bullet"/>
-      <w:lvlText w:val=""/>
+      <w:numFmt w:val="decimal"/>
+      <w:lvlText w:val="%5."/>
       <w:lvlJc w:val="left"/>
       <w:pPr>
         <w:tabs>
@@ -7423,15 +8186,11 @@
         </w:tabs>
         <w:ind w:left="3600" w:hanging="360"/>
       </w:pPr>
-      <w:rPr>
-        <w:rFonts w:ascii="Symbol" w:hAnsi="Symbol" w:hint="default"/>
-        <w:sz w:val="20"/>
-      </w:rPr>
     </w:lvl>
     <w:lvl w:ilvl="5" w:tentative="1">
       <w:start w:val="1"/>
-      <w:numFmt w:val="bullet"/>
-      <w:lvlText w:val=""/>
+      <w:numFmt w:val="decimal"/>
+      <w:lvlText w:val="%6."/>
       <w:lvlJc w:val="left"/>
       <w:pPr>
         <w:tabs>
@@ -7439,15 +8198,11 @@
         </w:tabs>
         <w:ind w:left="4320" w:hanging="360"/>
       </w:pPr>
-      <w:rPr>
-        <w:rFonts w:ascii="Symbol" w:hAnsi="Symbol" w:hint="default"/>
-        <w:sz w:val="20"/>
-      </w:rPr>
     </w:lvl>
     <w:lvl w:ilvl="6" w:tentative="1">
       <w:start w:val="1"/>
-      <w:numFmt w:val="bullet"/>
-      <w:lvlText w:val=""/>
+      <w:numFmt w:val="decimal"/>
+      <w:lvlText w:val="%7."/>
       <w:lvlJc w:val="left"/>
       <w:pPr>
         <w:tabs>
@@ -7455,15 +8210,11 @@
         </w:tabs>
         <w:ind w:left="5040" w:hanging="360"/>
       </w:pPr>
-      <w:rPr>
-        <w:rFonts w:ascii="Symbol" w:hAnsi="Symbol" w:hint="default"/>
-        <w:sz w:val="20"/>
-      </w:rPr>
     </w:lvl>
     <w:lvl w:ilvl="7" w:tentative="1">
       <w:start w:val="1"/>
-      <w:numFmt w:val="bullet"/>
-      <w:lvlText w:val=""/>
+      <w:numFmt w:val="decimal"/>
+      <w:lvlText w:val="%8."/>
       <w:lvlJc w:val="left"/>
       <w:pPr>
         <w:tabs>
@@ -7471,15 +8222,11 @@
         </w:tabs>
         <w:ind w:left="5760" w:hanging="360"/>
       </w:pPr>
-      <w:rPr>
-        <w:rFonts w:ascii="Symbol" w:hAnsi="Symbol" w:hint="default"/>
-        <w:sz w:val="20"/>
-      </w:rPr>
     </w:lvl>
     <w:lvl w:ilvl="8" w:tentative="1">
       <w:start w:val="1"/>
-      <w:numFmt w:val="bullet"/>
-      <w:lvlText w:val=""/>
+      <w:numFmt w:val="decimal"/>
+      <w:lvlText w:val="%9."/>
       <w:lvlJc w:val="left"/>
       <w:pPr>
         <w:tabs>
@@ -7487,16 +8234,12 @@
         </w:tabs>
         <w:ind w:left="6480" w:hanging="360"/>
       </w:pPr>
-      <w:rPr>
-        <w:rFonts w:ascii="Symbol" w:hAnsi="Symbol" w:hint="default"/>
-        <w:sz w:val="20"/>
-      </w:rPr>
     </w:lvl>
   </w:abstractNum>
   <w:abstractNum w:abstractNumId="6" w15:restartNumberingAfterBreak="0">
-    <w:nsid w:val="15232253"/>
+    <w:nsid w:val="0E395D10"/>
     <w:multiLevelType w:val="multilevel"/>
-    <w:tmpl w:val="FC96A294"/>
+    <w:tmpl w:val="FA3C6D24"/>
     <w:lvl w:ilvl="0">
       <w:start w:val="1"/>
       <w:numFmt w:val="bullet"/>
@@ -7643,9 +8386,754 @@
     </w:lvl>
   </w:abstractNum>
   <w:abstractNum w:abstractNumId="7" w15:restartNumberingAfterBreak="0">
-    <w:nsid w:val="15674E75"/>
+    <w:nsid w:val="10C912E6"/>
     <w:multiLevelType w:val="multilevel"/>
-    <w:tmpl w:val="52201752"/>
+    <w:tmpl w:val="87FA1ED6"/>
+    <w:lvl w:ilvl="0">
+      <w:start w:val="1"/>
+      <w:numFmt w:val="bullet"/>
+      <w:lvlText w:val=""/>
+      <w:lvlJc w:val="left"/>
+      <w:pPr>
+        <w:tabs>
+          <w:tab w:val="num" w:pos="720"/>
+        </w:tabs>
+        <w:ind w:left="720" w:hanging="360"/>
+      </w:pPr>
+      <w:rPr>
+        <w:rFonts w:ascii="Symbol" w:hAnsi="Symbol" w:hint="default"/>
+        <w:sz w:val="20"/>
+      </w:rPr>
+    </w:lvl>
+    <w:lvl w:ilvl="1" w:tentative="1">
+      <w:start w:val="1"/>
+      <w:numFmt w:val="bullet"/>
+      <w:lvlText w:val=""/>
+      <w:lvlJc w:val="left"/>
+      <w:pPr>
+        <w:tabs>
+          <w:tab w:val="num" w:pos="1440"/>
+        </w:tabs>
+        <w:ind w:left="1440" w:hanging="360"/>
+      </w:pPr>
+      <w:rPr>
+        <w:rFonts w:ascii="Symbol" w:hAnsi="Symbol" w:hint="default"/>
+        <w:sz w:val="20"/>
+      </w:rPr>
+    </w:lvl>
+    <w:lvl w:ilvl="2" w:tentative="1">
+      <w:start w:val="1"/>
+      <w:numFmt w:val="bullet"/>
+      <w:lvlText w:val=""/>
+      <w:lvlJc w:val="left"/>
+      <w:pPr>
+        <w:tabs>
+          <w:tab w:val="num" w:pos="2160"/>
+        </w:tabs>
+        <w:ind w:left="2160" w:hanging="360"/>
+      </w:pPr>
+      <w:rPr>
+        <w:rFonts w:ascii="Symbol" w:hAnsi="Symbol" w:hint="default"/>
+        <w:sz w:val="20"/>
+      </w:rPr>
+    </w:lvl>
+    <w:lvl w:ilvl="3" w:tentative="1">
+      <w:start w:val="1"/>
+      <w:numFmt w:val="bullet"/>
+      <w:lvlText w:val=""/>
+      <w:lvlJc w:val="left"/>
+      <w:pPr>
+        <w:tabs>
+          <w:tab w:val="num" w:pos="2880"/>
+        </w:tabs>
+        <w:ind w:left="2880" w:hanging="360"/>
+      </w:pPr>
+      <w:rPr>
+        <w:rFonts w:ascii="Symbol" w:hAnsi="Symbol" w:hint="default"/>
+        <w:sz w:val="20"/>
+      </w:rPr>
+    </w:lvl>
+    <w:lvl w:ilvl="4" w:tentative="1">
+      <w:start w:val="1"/>
+      <w:numFmt w:val="bullet"/>
+      <w:lvlText w:val=""/>
+      <w:lvlJc w:val="left"/>
+      <w:pPr>
+        <w:tabs>
+          <w:tab w:val="num" w:pos="3600"/>
+        </w:tabs>
+        <w:ind w:left="3600" w:hanging="360"/>
+      </w:pPr>
+      <w:rPr>
+        <w:rFonts w:ascii="Symbol" w:hAnsi="Symbol" w:hint="default"/>
+        <w:sz w:val="20"/>
+      </w:rPr>
+    </w:lvl>
+    <w:lvl w:ilvl="5" w:tentative="1">
+      <w:start w:val="1"/>
+      <w:numFmt w:val="bullet"/>
+      <w:lvlText w:val=""/>
+      <w:lvlJc w:val="left"/>
+      <w:pPr>
+        <w:tabs>
+          <w:tab w:val="num" w:pos="4320"/>
+        </w:tabs>
+        <w:ind w:left="4320" w:hanging="360"/>
+      </w:pPr>
+      <w:rPr>
+        <w:rFonts w:ascii="Symbol" w:hAnsi="Symbol" w:hint="default"/>
+        <w:sz w:val="20"/>
+      </w:rPr>
+    </w:lvl>
+    <w:lvl w:ilvl="6" w:tentative="1">
+      <w:start w:val="1"/>
+      <w:numFmt w:val="bullet"/>
+      <w:lvlText w:val=""/>
+      <w:lvlJc w:val="left"/>
+      <w:pPr>
+        <w:tabs>
+          <w:tab w:val="num" w:pos="5040"/>
+        </w:tabs>
+        <w:ind w:left="5040" w:hanging="360"/>
+      </w:pPr>
+      <w:rPr>
+        <w:rFonts w:ascii="Symbol" w:hAnsi="Symbol" w:hint="default"/>
+        <w:sz w:val="20"/>
+      </w:rPr>
+    </w:lvl>
+    <w:lvl w:ilvl="7" w:tentative="1">
+      <w:start w:val="1"/>
+      <w:numFmt w:val="bullet"/>
+      <w:lvlText w:val=""/>
+      <w:lvlJc w:val="left"/>
+      <w:pPr>
+        <w:tabs>
+          <w:tab w:val="num" w:pos="5760"/>
+        </w:tabs>
+        <w:ind w:left="5760" w:hanging="360"/>
+      </w:pPr>
+      <w:rPr>
+        <w:rFonts w:ascii="Symbol" w:hAnsi="Symbol" w:hint="default"/>
+        <w:sz w:val="20"/>
+      </w:rPr>
+    </w:lvl>
+    <w:lvl w:ilvl="8" w:tentative="1">
+      <w:start w:val="1"/>
+      <w:numFmt w:val="bullet"/>
+      <w:lvlText w:val=""/>
+      <w:lvlJc w:val="left"/>
+      <w:pPr>
+        <w:tabs>
+          <w:tab w:val="num" w:pos="6480"/>
+        </w:tabs>
+        <w:ind w:left="6480" w:hanging="360"/>
+      </w:pPr>
+      <w:rPr>
+        <w:rFonts w:ascii="Symbol" w:hAnsi="Symbol" w:hint="default"/>
+        <w:sz w:val="20"/>
+      </w:rPr>
+    </w:lvl>
+  </w:abstractNum>
+  <w:abstractNum w:abstractNumId="8" w15:restartNumberingAfterBreak="0">
+    <w:nsid w:val="157E4994"/>
+    <w:multiLevelType w:val="multilevel"/>
+    <w:tmpl w:val="F4DEA39C"/>
+    <w:lvl w:ilvl="0">
+      <w:start w:val="1"/>
+      <w:numFmt w:val="bullet"/>
+      <w:lvlText w:val=""/>
+      <w:lvlJc w:val="left"/>
+      <w:pPr>
+        <w:tabs>
+          <w:tab w:val="num" w:pos="720"/>
+        </w:tabs>
+        <w:ind w:left="720" w:hanging="360"/>
+      </w:pPr>
+      <w:rPr>
+        <w:rFonts w:ascii="Symbol" w:hAnsi="Symbol" w:hint="default"/>
+        <w:sz w:val="20"/>
+      </w:rPr>
+    </w:lvl>
+    <w:lvl w:ilvl="1" w:tentative="1">
+      <w:start w:val="1"/>
+      <w:numFmt w:val="bullet"/>
+      <w:lvlText w:val=""/>
+      <w:lvlJc w:val="left"/>
+      <w:pPr>
+        <w:tabs>
+          <w:tab w:val="num" w:pos="1440"/>
+        </w:tabs>
+        <w:ind w:left="1440" w:hanging="360"/>
+      </w:pPr>
+      <w:rPr>
+        <w:rFonts w:ascii="Symbol" w:hAnsi="Symbol" w:hint="default"/>
+        <w:sz w:val="20"/>
+      </w:rPr>
+    </w:lvl>
+    <w:lvl w:ilvl="2" w:tentative="1">
+      <w:start w:val="1"/>
+      <w:numFmt w:val="bullet"/>
+      <w:lvlText w:val=""/>
+      <w:lvlJc w:val="left"/>
+      <w:pPr>
+        <w:tabs>
+          <w:tab w:val="num" w:pos="2160"/>
+        </w:tabs>
+        <w:ind w:left="2160" w:hanging="360"/>
+      </w:pPr>
+      <w:rPr>
+        <w:rFonts w:ascii="Symbol" w:hAnsi="Symbol" w:hint="default"/>
+        <w:sz w:val="20"/>
+      </w:rPr>
+    </w:lvl>
+    <w:lvl w:ilvl="3" w:tentative="1">
+      <w:start w:val="1"/>
+      <w:numFmt w:val="bullet"/>
+      <w:lvlText w:val=""/>
+      <w:lvlJc w:val="left"/>
+      <w:pPr>
+        <w:tabs>
+          <w:tab w:val="num" w:pos="2880"/>
+        </w:tabs>
+        <w:ind w:left="2880" w:hanging="360"/>
+      </w:pPr>
+      <w:rPr>
+        <w:rFonts w:ascii="Symbol" w:hAnsi="Symbol" w:hint="default"/>
+        <w:sz w:val="20"/>
+      </w:rPr>
+    </w:lvl>
+    <w:lvl w:ilvl="4" w:tentative="1">
+      <w:start w:val="1"/>
+      <w:numFmt w:val="bullet"/>
+      <w:lvlText w:val=""/>
+      <w:lvlJc w:val="left"/>
+      <w:pPr>
+        <w:tabs>
+          <w:tab w:val="num" w:pos="3600"/>
+        </w:tabs>
+        <w:ind w:left="3600" w:hanging="360"/>
+      </w:pPr>
+      <w:rPr>
+        <w:rFonts w:ascii="Symbol" w:hAnsi="Symbol" w:hint="default"/>
+        <w:sz w:val="20"/>
+      </w:rPr>
+    </w:lvl>
+    <w:lvl w:ilvl="5" w:tentative="1">
+      <w:start w:val="1"/>
+      <w:numFmt w:val="bullet"/>
+      <w:lvlText w:val=""/>
+      <w:lvlJc w:val="left"/>
+      <w:pPr>
+        <w:tabs>
+          <w:tab w:val="num" w:pos="4320"/>
+        </w:tabs>
+        <w:ind w:left="4320" w:hanging="360"/>
+      </w:pPr>
+      <w:rPr>
+        <w:rFonts w:ascii="Symbol" w:hAnsi="Symbol" w:hint="default"/>
+        <w:sz w:val="20"/>
+      </w:rPr>
+    </w:lvl>
+    <w:lvl w:ilvl="6" w:tentative="1">
+      <w:start w:val="1"/>
+      <w:numFmt w:val="bullet"/>
+      <w:lvlText w:val=""/>
+      <w:lvlJc w:val="left"/>
+      <w:pPr>
+        <w:tabs>
+          <w:tab w:val="num" w:pos="5040"/>
+        </w:tabs>
+        <w:ind w:left="5040" w:hanging="360"/>
+      </w:pPr>
+      <w:rPr>
+        <w:rFonts w:ascii="Symbol" w:hAnsi="Symbol" w:hint="default"/>
+        <w:sz w:val="20"/>
+      </w:rPr>
+    </w:lvl>
+    <w:lvl w:ilvl="7" w:tentative="1">
+      <w:start w:val="1"/>
+      <w:numFmt w:val="bullet"/>
+      <w:lvlText w:val=""/>
+      <w:lvlJc w:val="left"/>
+      <w:pPr>
+        <w:tabs>
+          <w:tab w:val="num" w:pos="5760"/>
+        </w:tabs>
+        <w:ind w:left="5760" w:hanging="360"/>
+      </w:pPr>
+      <w:rPr>
+        <w:rFonts w:ascii="Symbol" w:hAnsi="Symbol" w:hint="default"/>
+        <w:sz w:val="20"/>
+      </w:rPr>
+    </w:lvl>
+    <w:lvl w:ilvl="8" w:tentative="1">
+      <w:start w:val="1"/>
+      <w:numFmt w:val="bullet"/>
+      <w:lvlText w:val=""/>
+      <w:lvlJc w:val="left"/>
+      <w:pPr>
+        <w:tabs>
+          <w:tab w:val="num" w:pos="6480"/>
+        </w:tabs>
+        <w:ind w:left="6480" w:hanging="360"/>
+      </w:pPr>
+      <w:rPr>
+        <w:rFonts w:ascii="Symbol" w:hAnsi="Symbol" w:hint="default"/>
+        <w:sz w:val="20"/>
+      </w:rPr>
+    </w:lvl>
+  </w:abstractNum>
+  <w:abstractNum w:abstractNumId="9" w15:restartNumberingAfterBreak="0">
+    <w:nsid w:val="16253EEE"/>
+    <w:multiLevelType w:val="multilevel"/>
+    <w:tmpl w:val="F906174C"/>
+    <w:lvl w:ilvl="0">
+      <w:start w:val="1"/>
+      <w:numFmt w:val="bullet"/>
+      <w:lvlText w:val=""/>
+      <w:lvlJc w:val="left"/>
+      <w:pPr>
+        <w:tabs>
+          <w:tab w:val="num" w:pos="720"/>
+        </w:tabs>
+        <w:ind w:left="720" w:hanging="360"/>
+      </w:pPr>
+      <w:rPr>
+        <w:rFonts w:ascii="Symbol" w:hAnsi="Symbol" w:hint="default"/>
+        <w:sz w:val="20"/>
+      </w:rPr>
+    </w:lvl>
+    <w:lvl w:ilvl="1" w:tentative="1">
+      <w:start w:val="1"/>
+      <w:numFmt w:val="bullet"/>
+      <w:lvlText w:val=""/>
+      <w:lvlJc w:val="left"/>
+      <w:pPr>
+        <w:tabs>
+          <w:tab w:val="num" w:pos="1440"/>
+        </w:tabs>
+        <w:ind w:left="1440" w:hanging="360"/>
+      </w:pPr>
+      <w:rPr>
+        <w:rFonts w:ascii="Symbol" w:hAnsi="Symbol" w:hint="default"/>
+        <w:sz w:val="20"/>
+      </w:rPr>
+    </w:lvl>
+    <w:lvl w:ilvl="2" w:tentative="1">
+      <w:start w:val="1"/>
+      <w:numFmt w:val="bullet"/>
+      <w:lvlText w:val=""/>
+      <w:lvlJc w:val="left"/>
+      <w:pPr>
+        <w:tabs>
+          <w:tab w:val="num" w:pos="2160"/>
+        </w:tabs>
+        <w:ind w:left="2160" w:hanging="360"/>
+      </w:pPr>
+      <w:rPr>
+        <w:rFonts w:ascii="Symbol" w:hAnsi="Symbol" w:hint="default"/>
+        <w:sz w:val="20"/>
+      </w:rPr>
+    </w:lvl>
+    <w:lvl w:ilvl="3" w:tentative="1">
+      <w:start w:val="1"/>
+      <w:numFmt w:val="bullet"/>
+      <w:lvlText w:val=""/>
+      <w:lvlJc w:val="left"/>
+      <w:pPr>
+        <w:tabs>
+          <w:tab w:val="num" w:pos="2880"/>
+        </w:tabs>
+        <w:ind w:left="2880" w:hanging="360"/>
+      </w:pPr>
+      <w:rPr>
+        <w:rFonts w:ascii="Symbol" w:hAnsi="Symbol" w:hint="default"/>
+        <w:sz w:val="20"/>
+      </w:rPr>
+    </w:lvl>
+    <w:lvl w:ilvl="4" w:tentative="1">
+      <w:start w:val="1"/>
+      <w:numFmt w:val="bullet"/>
+      <w:lvlText w:val=""/>
+      <w:lvlJc w:val="left"/>
+      <w:pPr>
+        <w:tabs>
+          <w:tab w:val="num" w:pos="3600"/>
+        </w:tabs>
+        <w:ind w:left="3600" w:hanging="360"/>
+      </w:pPr>
+      <w:rPr>
+        <w:rFonts w:ascii="Symbol" w:hAnsi="Symbol" w:hint="default"/>
+        <w:sz w:val="20"/>
+      </w:rPr>
+    </w:lvl>
+    <w:lvl w:ilvl="5" w:tentative="1">
+      <w:start w:val="1"/>
+      <w:numFmt w:val="bullet"/>
+      <w:lvlText w:val=""/>
+      <w:lvlJc w:val="left"/>
+      <w:pPr>
+        <w:tabs>
+          <w:tab w:val="num" w:pos="4320"/>
+        </w:tabs>
+        <w:ind w:left="4320" w:hanging="360"/>
+      </w:pPr>
+      <w:rPr>
+        <w:rFonts w:ascii="Symbol" w:hAnsi="Symbol" w:hint="default"/>
+        <w:sz w:val="20"/>
+      </w:rPr>
+    </w:lvl>
+    <w:lvl w:ilvl="6" w:tentative="1">
+      <w:start w:val="1"/>
+      <w:numFmt w:val="bullet"/>
+      <w:lvlText w:val=""/>
+      <w:lvlJc w:val="left"/>
+      <w:pPr>
+        <w:tabs>
+          <w:tab w:val="num" w:pos="5040"/>
+        </w:tabs>
+        <w:ind w:left="5040" w:hanging="360"/>
+      </w:pPr>
+      <w:rPr>
+        <w:rFonts w:ascii="Symbol" w:hAnsi="Symbol" w:hint="default"/>
+        <w:sz w:val="20"/>
+      </w:rPr>
+    </w:lvl>
+    <w:lvl w:ilvl="7" w:tentative="1">
+      <w:start w:val="1"/>
+      <w:numFmt w:val="bullet"/>
+      <w:lvlText w:val=""/>
+      <w:lvlJc w:val="left"/>
+      <w:pPr>
+        <w:tabs>
+          <w:tab w:val="num" w:pos="5760"/>
+        </w:tabs>
+        <w:ind w:left="5760" w:hanging="360"/>
+      </w:pPr>
+      <w:rPr>
+        <w:rFonts w:ascii="Symbol" w:hAnsi="Symbol" w:hint="default"/>
+        <w:sz w:val="20"/>
+      </w:rPr>
+    </w:lvl>
+    <w:lvl w:ilvl="8" w:tentative="1">
+      <w:start w:val="1"/>
+      <w:numFmt w:val="bullet"/>
+      <w:lvlText w:val=""/>
+      <w:lvlJc w:val="left"/>
+      <w:pPr>
+        <w:tabs>
+          <w:tab w:val="num" w:pos="6480"/>
+        </w:tabs>
+        <w:ind w:left="6480" w:hanging="360"/>
+      </w:pPr>
+      <w:rPr>
+        <w:rFonts w:ascii="Symbol" w:hAnsi="Symbol" w:hint="default"/>
+        <w:sz w:val="20"/>
+      </w:rPr>
+    </w:lvl>
+  </w:abstractNum>
+  <w:abstractNum w:abstractNumId="10" w15:restartNumberingAfterBreak="0">
+    <w:nsid w:val="1B0669A6"/>
+    <w:multiLevelType w:val="multilevel"/>
+    <w:tmpl w:val="948AF8D2"/>
+    <w:lvl w:ilvl="0">
+      <w:start w:val="1"/>
+      <w:numFmt w:val="bullet"/>
+      <w:lvlText w:val=""/>
+      <w:lvlJc w:val="left"/>
+      <w:pPr>
+        <w:tabs>
+          <w:tab w:val="num" w:pos="720"/>
+        </w:tabs>
+        <w:ind w:left="720" w:hanging="360"/>
+      </w:pPr>
+      <w:rPr>
+        <w:rFonts w:ascii="Symbol" w:hAnsi="Symbol" w:hint="default"/>
+        <w:sz w:val="20"/>
+      </w:rPr>
+    </w:lvl>
+    <w:lvl w:ilvl="1" w:tentative="1">
+      <w:start w:val="1"/>
+      <w:numFmt w:val="bullet"/>
+      <w:lvlText w:val=""/>
+      <w:lvlJc w:val="left"/>
+      <w:pPr>
+        <w:tabs>
+          <w:tab w:val="num" w:pos="1440"/>
+        </w:tabs>
+        <w:ind w:left="1440" w:hanging="360"/>
+      </w:pPr>
+      <w:rPr>
+        <w:rFonts w:ascii="Symbol" w:hAnsi="Symbol" w:hint="default"/>
+        <w:sz w:val="20"/>
+      </w:rPr>
+    </w:lvl>
+    <w:lvl w:ilvl="2" w:tentative="1">
+      <w:start w:val="1"/>
+      <w:numFmt w:val="bullet"/>
+      <w:lvlText w:val=""/>
+      <w:lvlJc w:val="left"/>
+      <w:pPr>
+        <w:tabs>
+          <w:tab w:val="num" w:pos="2160"/>
+        </w:tabs>
+        <w:ind w:left="2160" w:hanging="360"/>
+      </w:pPr>
+      <w:rPr>
+        <w:rFonts w:ascii="Symbol" w:hAnsi="Symbol" w:hint="default"/>
+        <w:sz w:val="20"/>
+      </w:rPr>
+    </w:lvl>
+    <w:lvl w:ilvl="3" w:tentative="1">
+      <w:start w:val="1"/>
+      <w:numFmt w:val="bullet"/>
+      <w:lvlText w:val=""/>
+      <w:lvlJc w:val="left"/>
+      <w:pPr>
+        <w:tabs>
+          <w:tab w:val="num" w:pos="2880"/>
+        </w:tabs>
+        <w:ind w:left="2880" w:hanging="360"/>
+      </w:pPr>
+      <w:rPr>
+        <w:rFonts w:ascii="Symbol" w:hAnsi="Symbol" w:hint="default"/>
+        <w:sz w:val="20"/>
+      </w:rPr>
+    </w:lvl>
+    <w:lvl w:ilvl="4" w:tentative="1">
+      <w:start w:val="1"/>
+      <w:numFmt w:val="bullet"/>
+      <w:lvlText w:val=""/>
+      <w:lvlJc w:val="left"/>
+      <w:pPr>
+        <w:tabs>
+          <w:tab w:val="num" w:pos="3600"/>
+        </w:tabs>
+        <w:ind w:left="3600" w:hanging="360"/>
+      </w:pPr>
+      <w:rPr>
+        <w:rFonts w:ascii="Symbol" w:hAnsi="Symbol" w:hint="default"/>
+        <w:sz w:val="20"/>
+      </w:rPr>
+    </w:lvl>
+    <w:lvl w:ilvl="5" w:tentative="1">
+      <w:start w:val="1"/>
+      <w:numFmt w:val="bullet"/>
+      <w:lvlText w:val=""/>
+      <w:lvlJc w:val="left"/>
+      <w:pPr>
+        <w:tabs>
+          <w:tab w:val="num" w:pos="4320"/>
+        </w:tabs>
+        <w:ind w:left="4320" w:hanging="360"/>
+      </w:pPr>
+      <w:rPr>
+        <w:rFonts w:ascii="Symbol" w:hAnsi="Symbol" w:hint="default"/>
+        <w:sz w:val="20"/>
+      </w:rPr>
+    </w:lvl>
+    <w:lvl w:ilvl="6" w:tentative="1">
+      <w:start w:val="1"/>
+      <w:numFmt w:val="bullet"/>
+      <w:lvlText w:val=""/>
+      <w:lvlJc w:val="left"/>
+      <w:pPr>
+        <w:tabs>
+          <w:tab w:val="num" w:pos="5040"/>
+        </w:tabs>
+        <w:ind w:left="5040" w:hanging="360"/>
+      </w:pPr>
+      <w:rPr>
+        <w:rFonts w:ascii="Symbol" w:hAnsi="Symbol" w:hint="default"/>
+        <w:sz w:val="20"/>
+      </w:rPr>
+    </w:lvl>
+    <w:lvl w:ilvl="7" w:tentative="1">
+      <w:start w:val="1"/>
+      <w:numFmt w:val="bullet"/>
+      <w:lvlText w:val=""/>
+      <w:lvlJc w:val="left"/>
+      <w:pPr>
+        <w:tabs>
+          <w:tab w:val="num" w:pos="5760"/>
+        </w:tabs>
+        <w:ind w:left="5760" w:hanging="360"/>
+      </w:pPr>
+      <w:rPr>
+        <w:rFonts w:ascii="Symbol" w:hAnsi="Symbol" w:hint="default"/>
+        <w:sz w:val="20"/>
+      </w:rPr>
+    </w:lvl>
+    <w:lvl w:ilvl="8" w:tentative="1">
+      <w:start w:val="1"/>
+      <w:numFmt w:val="bullet"/>
+      <w:lvlText w:val=""/>
+      <w:lvlJc w:val="left"/>
+      <w:pPr>
+        <w:tabs>
+          <w:tab w:val="num" w:pos="6480"/>
+        </w:tabs>
+        <w:ind w:left="6480" w:hanging="360"/>
+      </w:pPr>
+      <w:rPr>
+        <w:rFonts w:ascii="Symbol" w:hAnsi="Symbol" w:hint="default"/>
+        <w:sz w:val="20"/>
+      </w:rPr>
+    </w:lvl>
+  </w:abstractNum>
+  <w:abstractNum w:abstractNumId="11" w15:restartNumberingAfterBreak="0">
+    <w:nsid w:val="21F02746"/>
+    <w:multiLevelType w:val="multilevel"/>
+    <w:tmpl w:val="DB1C8106"/>
+    <w:lvl w:ilvl="0">
+      <w:start w:val="1"/>
+      <w:numFmt w:val="bullet"/>
+      <w:lvlText w:val=""/>
+      <w:lvlJc w:val="left"/>
+      <w:pPr>
+        <w:tabs>
+          <w:tab w:val="num" w:pos="720"/>
+        </w:tabs>
+        <w:ind w:left="720" w:hanging="360"/>
+      </w:pPr>
+      <w:rPr>
+        <w:rFonts w:ascii="Symbol" w:hAnsi="Symbol" w:hint="default"/>
+        <w:sz w:val="20"/>
+      </w:rPr>
+    </w:lvl>
+    <w:lvl w:ilvl="1" w:tentative="1">
+      <w:start w:val="1"/>
+      <w:numFmt w:val="bullet"/>
+      <w:lvlText w:val=""/>
+      <w:lvlJc w:val="left"/>
+      <w:pPr>
+        <w:tabs>
+          <w:tab w:val="num" w:pos="1440"/>
+        </w:tabs>
+        <w:ind w:left="1440" w:hanging="360"/>
+      </w:pPr>
+      <w:rPr>
+        <w:rFonts w:ascii="Symbol" w:hAnsi="Symbol" w:hint="default"/>
+        <w:sz w:val="20"/>
+      </w:rPr>
+    </w:lvl>
+    <w:lvl w:ilvl="2" w:tentative="1">
+      <w:start w:val="1"/>
+      <w:numFmt w:val="bullet"/>
+      <w:lvlText w:val=""/>
+      <w:lvlJc w:val="left"/>
+      <w:pPr>
+        <w:tabs>
+          <w:tab w:val="num" w:pos="2160"/>
+        </w:tabs>
+        <w:ind w:left="2160" w:hanging="360"/>
+      </w:pPr>
+      <w:rPr>
+        <w:rFonts w:ascii="Symbol" w:hAnsi="Symbol" w:hint="default"/>
+        <w:sz w:val="20"/>
+      </w:rPr>
+    </w:lvl>
+    <w:lvl w:ilvl="3" w:tentative="1">
+      <w:start w:val="1"/>
+      <w:numFmt w:val="bullet"/>
+      <w:lvlText w:val=""/>
+      <w:lvlJc w:val="left"/>
+      <w:pPr>
+        <w:tabs>
+          <w:tab w:val="num" w:pos="2880"/>
+        </w:tabs>
+        <w:ind w:left="2880" w:hanging="360"/>
+      </w:pPr>
+      <w:rPr>
+        <w:rFonts w:ascii="Symbol" w:hAnsi="Symbol" w:hint="default"/>
+        <w:sz w:val="20"/>
+      </w:rPr>
+    </w:lvl>
+    <w:lvl w:ilvl="4" w:tentative="1">
+      <w:start w:val="1"/>
+      <w:numFmt w:val="bullet"/>
+      <w:lvlText w:val=""/>
+      <w:lvlJc w:val="left"/>
+      <w:pPr>
+        <w:tabs>
+          <w:tab w:val="num" w:pos="3600"/>
+        </w:tabs>
+        <w:ind w:left="3600" w:hanging="360"/>
+      </w:pPr>
+      <w:rPr>
+        <w:rFonts w:ascii="Symbol" w:hAnsi="Symbol" w:hint="default"/>
+        <w:sz w:val="20"/>
+      </w:rPr>
+    </w:lvl>
+    <w:lvl w:ilvl="5" w:tentative="1">
+      <w:start w:val="1"/>
+      <w:numFmt w:val="bullet"/>
+      <w:lvlText w:val=""/>
+      <w:lvlJc w:val="left"/>
+      <w:pPr>
+        <w:tabs>
+          <w:tab w:val="num" w:pos="4320"/>
+        </w:tabs>
+        <w:ind w:left="4320" w:hanging="360"/>
+      </w:pPr>
+      <w:rPr>
+        <w:rFonts w:ascii="Symbol" w:hAnsi="Symbol" w:hint="default"/>
+        <w:sz w:val="20"/>
+      </w:rPr>
+    </w:lvl>
+    <w:lvl w:ilvl="6" w:tentative="1">
+      <w:start w:val="1"/>
+      <w:numFmt w:val="bullet"/>
+      <w:lvlText w:val=""/>
+      <w:lvlJc w:val="left"/>
+      <w:pPr>
+        <w:tabs>
+          <w:tab w:val="num" w:pos="5040"/>
+        </w:tabs>
+        <w:ind w:left="5040" w:hanging="360"/>
+      </w:pPr>
+      <w:rPr>
+        <w:rFonts w:ascii="Symbol" w:hAnsi="Symbol" w:hint="default"/>
+        <w:sz w:val="20"/>
+      </w:rPr>
+    </w:lvl>
+    <w:lvl w:ilvl="7" w:tentative="1">
+      <w:start w:val="1"/>
+      <w:numFmt w:val="bullet"/>
+      <w:lvlText w:val=""/>
+      <w:lvlJc w:val="left"/>
+      <w:pPr>
+        <w:tabs>
+          <w:tab w:val="num" w:pos="5760"/>
+        </w:tabs>
+        <w:ind w:left="5760" w:hanging="360"/>
+      </w:pPr>
+      <w:rPr>
+        <w:rFonts w:ascii="Symbol" w:hAnsi="Symbol" w:hint="default"/>
+        <w:sz w:val="20"/>
+      </w:rPr>
+    </w:lvl>
+    <w:lvl w:ilvl="8" w:tentative="1">
+      <w:start w:val="1"/>
+      <w:numFmt w:val="bullet"/>
+      <w:lvlText w:val=""/>
+      <w:lvlJc w:val="left"/>
+      <w:pPr>
+        <w:tabs>
+          <w:tab w:val="num" w:pos="6480"/>
+        </w:tabs>
+        <w:ind w:left="6480" w:hanging="360"/>
+      </w:pPr>
+      <w:rPr>
+        <w:rFonts w:ascii="Symbol" w:hAnsi="Symbol" w:hint="default"/>
+        <w:sz w:val="20"/>
+      </w:rPr>
+    </w:lvl>
+  </w:abstractNum>
+  <w:abstractNum w:abstractNumId="12" w15:restartNumberingAfterBreak="0">
+    <w:nsid w:val="27E362C2"/>
+    <w:multiLevelType w:val="multilevel"/>
+    <w:tmpl w:val="D59A1472"/>
     <w:lvl w:ilvl="0">
       <w:start w:val="1"/>
       <w:numFmt w:val="decimal"/>
@@ -7759,308 +9247,10 @@
       </w:pPr>
     </w:lvl>
   </w:abstractNum>
-  <w:abstractNum w:abstractNumId="8" w15:restartNumberingAfterBreak="0">
-    <w:nsid w:val="15F4558B"/>
+  <w:abstractNum w:abstractNumId="13" w15:restartNumberingAfterBreak="0">
+    <w:nsid w:val="28C53CA5"/>
     <w:multiLevelType w:val="multilevel"/>
-    <w:tmpl w:val="F8E614D8"/>
-    <w:lvl w:ilvl="0">
-      <w:start w:val="1"/>
-      <w:numFmt w:val="bullet"/>
-      <w:lvlText w:val=""/>
-      <w:lvlJc w:val="left"/>
-      <w:pPr>
-        <w:tabs>
-          <w:tab w:val="num" w:pos="720"/>
-        </w:tabs>
-        <w:ind w:left="720" w:hanging="360"/>
-      </w:pPr>
-      <w:rPr>
-        <w:rFonts w:ascii="Symbol" w:hAnsi="Symbol" w:hint="default"/>
-        <w:sz w:val="20"/>
-      </w:rPr>
-    </w:lvl>
-    <w:lvl w:ilvl="1" w:tentative="1">
-      <w:start w:val="1"/>
-      <w:numFmt w:val="bullet"/>
-      <w:lvlText w:val=""/>
-      <w:lvlJc w:val="left"/>
-      <w:pPr>
-        <w:tabs>
-          <w:tab w:val="num" w:pos="1440"/>
-        </w:tabs>
-        <w:ind w:left="1440" w:hanging="360"/>
-      </w:pPr>
-      <w:rPr>
-        <w:rFonts w:ascii="Symbol" w:hAnsi="Symbol" w:hint="default"/>
-        <w:sz w:val="20"/>
-      </w:rPr>
-    </w:lvl>
-    <w:lvl w:ilvl="2" w:tentative="1">
-      <w:start w:val="1"/>
-      <w:numFmt w:val="bullet"/>
-      <w:lvlText w:val=""/>
-      <w:lvlJc w:val="left"/>
-      <w:pPr>
-        <w:tabs>
-          <w:tab w:val="num" w:pos="2160"/>
-        </w:tabs>
-        <w:ind w:left="2160" w:hanging="360"/>
-      </w:pPr>
-      <w:rPr>
-        <w:rFonts w:ascii="Symbol" w:hAnsi="Symbol" w:hint="default"/>
-        <w:sz w:val="20"/>
-      </w:rPr>
-    </w:lvl>
-    <w:lvl w:ilvl="3" w:tentative="1">
-      <w:start w:val="1"/>
-      <w:numFmt w:val="bullet"/>
-      <w:lvlText w:val=""/>
-      <w:lvlJc w:val="left"/>
-      <w:pPr>
-        <w:tabs>
-          <w:tab w:val="num" w:pos="2880"/>
-        </w:tabs>
-        <w:ind w:left="2880" w:hanging="360"/>
-      </w:pPr>
-      <w:rPr>
-        <w:rFonts w:ascii="Symbol" w:hAnsi="Symbol" w:hint="default"/>
-        <w:sz w:val="20"/>
-      </w:rPr>
-    </w:lvl>
-    <w:lvl w:ilvl="4" w:tentative="1">
-      <w:start w:val="1"/>
-      <w:numFmt w:val="bullet"/>
-      <w:lvlText w:val=""/>
-      <w:lvlJc w:val="left"/>
-      <w:pPr>
-        <w:tabs>
-          <w:tab w:val="num" w:pos="3600"/>
-        </w:tabs>
-        <w:ind w:left="3600" w:hanging="360"/>
-      </w:pPr>
-      <w:rPr>
-        <w:rFonts w:ascii="Symbol" w:hAnsi="Symbol" w:hint="default"/>
-        <w:sz w:val="20"/>
-      </w:rPr>
-    </w:lvl>
-    <w:lvl w:ilvl="5" w:tentative="1">
-      <w:start w:val="1"/>
-      <w:numFmt w:val="bullet"/>
-      <w:lvlText w:val=""/>
-      <w:lvlJc w:val="left"/>
-      <w:pPr>
-        <w:tabs>
-          <w:tab w:val="num" w:pos="4320"/>
-        </w:tabs>
-        <w:ind w:left="4320" w:hanging="360"/>
-      </w:pPr>
-      <w:rPr>
-        <w:rFonts w:ascii="Symbol" w:hAnsi="Symbol" w:hint="default"/>
-        <w:sz w:val="20"/>
-      </w:rPr>
-    </w:lvl>
-    <w:lvl w:ilvl="6" w:tentative="1">
-      <w:start w:val="1"/>
-      <w:numFmt w:val="bullet"/>
-      <w:lvlText w:val=""/>
-      <w:lvlJc w:val="left"/>
-      <w:pPr>
-        <w:tabs>
-          <w:tab w:val="num" w:pos="5040"/>
-        </w:tabs>
-        <w:ind w:left="5040" w:hanging="360"/>
-      </w:pPr>
-      <w:rPr>
-        <w:rFonts w:ascii="Symbol" w:hAnsi="Symbol" w:hint="default"/>
-        <w:sz w:val="20"/>
-      </w:rPr>
-    </w:lvl>
-    <w:lvl w:ilvl="7" w:tentative="1">
-      <w:start w:val="1"/>
-      <w:numFmt w:val="bullet"/>
-      <w:lvlText w:val=""/>
-      <w:lvlJc w:val="left"/>
-      <w:pPr>
-        <w:tabs>
-          <w:tab w:val="num" w:pos="5760"/>
-        </w:tabs>
-        <w:ind w:left="5760" w:hanging="360"/>
-      </w:pPr>
-      <w:rPr>
-        <w:rFonts w:ascii="Symbol" w:hAnsi="Symbol" w:hint="default"/>
-        <w:sz w:val="20"/>
-      </w:rPr>
-    </w:lvl>
-    <w:lvl w:ilvl="8" w:tentative="1">
-      <w:start w:val="1"/>
-      <w:numFmt w:val="bullet"/>
-      <w:lvlText w:val=""/>
-      <w:lvlJc w:val="left"/>
-      <w:pPr>
-        <w:tabs>
-          <w:tab w:val="num" w:pos="6480"/>
-        </w:tabs>
-        <w:ind w:left="6480" w:hanging="360"/>
-      </w:pPr>
-      <w:rPr>
-        <w:rFonts w:ascii="Symbol" w:hAnsi="Symbol" w:hint="default"/>
-        <w:sz w:val="20"/>
-      </w:rPr>
-    </w:lvl>
-  </w:abstractNum>
-  <w:abstractNum w:abstractNumId="9" w15:restartNumberingAfterBreak="0">
-    <w:nsid w:val="1692110B"/>
-    <w:multiLevelType w:val="multilevel"/>
-    <w:tmpl w:val="F71E042C"/>
-    <w:lvl w:ilvl="0">
-      <w:start w:val="1"/>
-      <w:numFmt w:val="bullet"/>
-      <w:lvlText w:val=""/>
-      <w:lvlJc w:val="left"/>
-      <w:pPr>
-        <w:tabs>
-          <w:tab w:val="num" w:pos="720"/>
-        </w:tabs>
-        <w:ind w:left="720" w:hanging="360"/>
-      </w:pPr>
-      <w:rPr>
-        <w:rFonts w:ascii="Symbol" w:hAnsi="Symbol" w:hint="default"/>
-        <w:sz w:val="20"/>
-      </w:rPr>
-    </w:lvl>
-    <w:lvl w:ilvl="1" w:tentative="1">
-      <w:start w:val="1"/>
-      <w:numFmt w:val="bullet"/>
-      <w:lvlText w:val=""/>
-      <w:lvlJc w:val="left"/>
-      <w:pPr>
-        <w:tabs>
-          <w:tab w:val="num" w:pos="1440"/>
-        </w:tabs>
-        <w:ind w:left="1440" w:hanging="360"/>
-      </w:pPr>
-      <w:rPr>
-        <w:rFonts w:ascii="Symbol" w:hAnsi="Symbol" w:hint="default"/>
-        <w:sz w:val="20"/>
-      </w:rPr>
-    </w:lvl>
-    <w:lvl w:ilvl="2" w:tentative="1">
-      <w:start w:val="1"/>
-      <w:numFmt w:val="bullet"/>
-      <w:lvlText w:val=""/>
-      <w:lvlJc w:val="left"/>
-      <w:pPr>
-        <w:tabs>
-          <w:tab w:val="num" w:pos="2160"/>
-        </w:tabs>
-        <w:ind w:left="2160" w:hanging="360"/>
-      </w:pPr>
-      <w:rPr>
-        <w:rFonts w:ascii="Symbol" w:hAnsi="Symbol" w:hint="default"/>
-        <w:sz w:val="20"/>
-      </w:rPr>
-    </w:lvl>
-    <w:lvl w:ilvl="3" w:tentative="1">
-      <w:start w:val="1"/>
-      <w:numFmt w:val="bullet"/>
-      <w:lvlText w:val=""/>
-      <w:lvlJc w:val="left"/>
-      <w:pPr>
-        <w:tabs>
-          <w:tab w:val="num" w:pos="2880"/>
-        </w:tabs>
-        <w:ind w:left="2880" w:hanging="360"/>
-      </w:pPr>
-      <w:rPr>
-        <w:rFonts w:ascii="Symbol" w:hAnsi="Symbol" w:hint="default"/>
-        <w:sz w:val="20"/>
-      </w:rPr>
-    </w:lvl>
-    <w:lvl w:ilvl="4" w:tentative="1">
-      <w:start w:val="1"/>
-      <w:numFmt w:val="bullet"/>
-      <w:lvlText w:val=""/>
-      <w:lvlJc w:val="left"/>
-      <w:pPr>
-        <w:tabs>
-          <w:tab w:val="num" w:pos="3600"/>
-        </w:tabs>
-        <w:ind w:left="3600" w:hanging="360"/>
-      </w:pPr>
-      <w:rPr>
-        <w:rFonts w:ascii="Symbol" w:hAnsi="Symbol" w:hint="default"/>
-        <w:sz w:val="20"/>
-      </w:rPr>
-    </w:lvl>
-    <w:lvl w:ilvl="5" w:tentative="1">
-      <w:start w:val="1"/>
-      <w:numFmt w:val="bullet"/>
-      <w:lvlText w:val=""/>
-      <w:lvlJc w:val="left"/>
-      <w:pPr>
-        <w:tabs>
-          <w:tab w:val="num" w:pos="4320"/>
-        </w:tabs>
-        <w:ind w:left="4320" w:hanging="360"/>
-      </w:pPr>
-      <w:rPr>
-        <w:rFonts w:ascii="Symbol" w:hAnsi="Symbol" w:hint="default"/>
-        <w:sz w:val="20"/>
-      </w:rPr>
-    </w:lvl>
-    <w:lvl w:ilvl="6" w:tentative="1">
-      <w:start w:val="1"/>
-      <w:numFmt w:val="bullet"/>
-      <w:lvlText w:val=""/>
-      <w:lvlJc w:val="left"/>
-      <w:pPr>
-        <w:tabs>
-          <w:tab w:val="num" w:pos="5040"/>
-        </w:tabs>
-        <w:ind w:left="5040" w:hanging="360"/>
-      </w:pPr>
-      <w:rPr>
-        <w:rFonts w:ascii="Symbol" w:hAnsi="Symbol" w:hint="default"/>
-        <w:sz w:val="20"/>
-      </w:rPr>
-    </w:lvl>
-    <w:lvl w:ilvl="7" w:tentative="1">
-      <w:start w:val="1"/>
-      <w:numFmt w:val="bullet"/>
-      <w:lvlText w:val=""/>
-      <w:lvlJc w:val="left"/>
-      <w:pPr>
-        <w:tabs>
-          <w:tab w:val="num" w:pos="5760"/>
-        </w:tabs>
-        <w:ind w:left="5760" w:hanging="360"/>
-      </w:pPr>
-      <w:rPr>
-        <w:rFonts w:ascii="Symbol" w:hAnsi="Symbol" w:hint="default"/>
-        <w:sz w:val="20"/>
-      </w:rPr>
-    </w:lvl>
-    <w:lvl w:ilvl="8" w:tentative="1">
-      <w:start w:val="1"/>
-      <w:numFmt w:val="bullet"/>
-      <w:lvlText w:val=""/>
-      <w:lvlJc w:val="left"/>
-      <w:pPr>
-        <w:tabs>
-          <w:tab w:val="num" w:pos="6480"/>
-        </w:tabs>
-        <w:ind w:left="6480" w:hanging="360"/>
-      </w:pPr>
-      <w:rPr>
-        <w:rFonts w:ascii="Symbol" w:hAnsi="Symbol" w:hint="default"/>
-        <w:sz w:val="20"/>
-      </w:rPr>
-    </w:lvl>
-  </w:abstractNum>
-  <w:abstractNum w:abstractNumId="10" w15:restartNumberingAfterBreak="0">
-    <w:nsid w:val="21521219"/>
-    <w:multiLevelType w:val="multilevel"/>
-    <w:tmpl w:val="084E1952"/>
+    <w:tmpl w:val="712C3ADA"/>
     <w:lvl w:ilvl="0">
       <w:start w:val="1"/>
       <w:numFmt w:val="decimal"/>
@@ -8174,10 +9364,10 @@
       </w:pPr>
     </w:lvl>
   </w:abstractNum>
-  <w:abstractNum w:abstractNumId="11" w15:restartNumberingAfterBreak="0">
-    <w:nsid w:val="217C4EB3"/>
+  <w:abstractNum w:abstractNumId="14" w15:restartNumberingAfterBreak="0">
+    <w:nsid w:val="29C3539A"/>
     <w:multiLevelType w:val="multilevel"/>
-    <w:tmpl w:val="CAE67732"/>
+    <w:tmpl w:val="23B2BB72"/>
     <w:lvl w:ilvl="0">
       <w:start w:val="1"/>
       <w:numFmt w:val="bullet"/>
@@ -8323,10 +9513,755 @@
       </w:rPr>
     </w:lvl>
   </w:abstractNum>
-  <w:abstractNum w:abstractNumId="12" w15:restartNumberingAfterBreak="0">
-    <w:nsid w:val="221F43BD"/>
+  <w:abstractNum w:abstractNumId="15" w15:restartNumberingAfterBreak="0">
+    <w:nsid w:val="2EED69CD"/>
     <w:multiLevelType w:val="multilevel"/>
-    <w:tmpl w:val="C290B92C"/>
+    <w:tmpl w:val="6F5470EC"/>
+    <w:lvl w:ilvl="0">
+      <w:start w:val="1"/>
+      <w:numFmt w:val="bullet"/>
+      <w:lvlText w:val=""/>
+      <w:lvlJc w:val="left"/>
+      <w:pPr>
+        <w:tabs>
+          <w:tab w:val="num" w:pos="720"/>
+        </w:tabs>
+        <w:ind w:left="720" w:hanging="360"/>
+      </w:pPr>
+      <w:rPr>
+        <w:rFonts w:ascii="Symbol" w:hAnsi="Symbol" w:hint="default"/>
+        <w:sz w:val="20"/>
+      </w:rPr>
+    </w:lvl>
+    <w:lvl w:ilvl="1" w:tentative="1">
+      <w:start w:val="1"/>
+      <w:numFmt w:val="bullet"/>
+      <w:lvlText w:val=""/>
+      <w:lvlJc w:val="left"/>
+      <w:pPr>
+        <w:tabs>
+          <w:tab w:val="num" w:pos="1440"/>
+        </w:tabs>
+        <w:ind w:left="1440" w:hanging="360"/>
+      </w:pPr>
+      <w:rPr>
+        <w:rFonts w:ascii="Symbol" w:hAnsi="Symbol" w:hint="default"/>
+        <w:sz w:val="20"/>
+      </w:rPr>
+    </w:lvl>
+    <w:lvl w:ilvl="2" w:tentative="1">
+      <w:start w:val="1"/>
+      <w:numFmt w:val="bullet"/>
+      <w:lvlText w:val=""/>
+      <w:lvlJc w:val="left"/>
+      <w:pPr>
+        <w:tabs>
+          <w:tab w:val="num" w:pos="2160"/>
+        </w:tabs>
+        <w:ind w:left="2160" w:hanging="360"/>
+      </w:pPr>
+      <w:rPr>
+        <w:rFonts w:ascii="Symbol" w:hAnsi="Symbol" w:hint="default"/>
+        <w:sz w:val="20"/>
+      </w:rPr>
+    </w:lvl>
+    <w:lvl w:ilvl="3" w:tentative="1">
+      <w:start w:val="1"/>
+      <w:numFmt w:val="bullet"/>
+      <w:lvlText w:val=""/>
+      <w:lvlJc w:val="left"/>
+      <w:pPr>
+        <w:tabs>
+          <w:tab w:val="num" w:pos="2880"/>
+        </w:tabs>
+        <w:ind w:left="2880" w:hanging="360"/>
+      </w:pPr>
+      <w:rPr>
+        <w:rFonts w:ascii="Symbol" w:hAnsi="Symbol" w:hint="default"/>
+        <w:sz w:val="20"/>
+      </w:rPr>
+    </w:lvl>
+    <w:lvl w:ilvl="4" w:tentative="1">
+      <w:start w:val="1"/>
+      <w:numFmt w:val="bullet"/>
+      <w:lvlText w:val=""/>
+      <w:lvlJc w:val="left"/>
+      <w:pPr>
+        <w:tabs>
+          <w:tab w:val="num" w:pos="3600"/>
+        </w:tabs>
+        <w:ind w:left="3600" w:hanging="360"/>
+      </w:pPr>
+      <w:rPr>
+        <w:rFonts w:ascii="Symbol" w:hAnsi="Symbol" w:hint="default"/>
+        <w:sz w:val="20"/>
+      </w:rPr>
+    </w:lvl>
+    <w:lvl w:ilvl="5" w:tentative="1">
+      <w:start w:val="1"/>
+      <w:numFmt w:val="bullet"/>
+      <w:lvlText w:val=""/>
+      <w:lvlJc w:val="left"/>
+      <w:pPr>
+        <w:tabs>
+          <w:tab w:val="num" w:pos="4320"/>
+        </w:tabs>
+        <w:ind w:left="4320" w:hanging="360"/>
+      </w:pPr>
+      <w:rPr>
+        <w:rFonts w:ascii="Symbol" w:hAnsi="Symbol" w:hint="default"/>
+        <w:sz w:val="20"/>
+      </w:rPr>
+    </w:lvl>
+    <w:lvl w:ilvl="6" w:tentative="1">
+      <w:start w:val="1"/>
+      <w:numFmt w:val="bullet"/>
+      <w:lvlText w:val=""/>
+      <w:lvlJc w:val="left"/>
+      <w:pPr>
+        <w:tabs>
+          <w:tab w:val="num" w:pos="5040"/>
+        </w:tabs>
+        <w:ind w:left="5040" w:hanging="360"/>
+      </w:pPr>
+      <w:rPr>
+        <w:rFonts w:ascii="Symbol" w:hAnsi="Symbol" w:hint="default"/>
+        <w:sz w:val="20"/>
+      </w:rPr>
+    </w:lvl>
+    <w:lvl w:ilvl="7" w:tentative="1">
+      <w:start w:val="1"/>
+      <w:numFmt w:val="bullet"/>
+      <w:lvlText w:val=""/>
+      <w:lvlJc w:val="left"/>
+      <w:pPr>
+        <w:tabs>
+          <w:tab w:val="num" w:pos="5760"/>
+        </w:tabs>
+        <w:ind w:left="5760" w:hanging="360"/>
+      </w:pPr>
+      <w:rPr>
+        <w:rFonts w:ascii="Symbol" w:hAnsi="Symbol" w:hint="default"/>
+        <w:sz w:val="20"/>
+      </w:rPr>
+    </w:lvl>
+    <w:lvl w:ilvl="8" w:tentative="1">
+      <w:start w:val="1"/>
+      <w:numFmt w:val="bullet"/>
+      <w:lvlText w:val=""/>
+      <w:lvlJc w:val="left"/>
+      <w:pPr>
+        <w:tabs>
+          <w:tab w:val="num" w:pos="6480"/>
+        </w:tabs>
+        <w:ind w:left="6480" w:hanging="360"/>
+      </w:pPr>
+      <w:rPr>
+        <w:rFonts w:ascii="Symbol" w:hAnsi="Symbol" w:hint="default"/>
+        <w:sz w:val="20"/>
+      </w:rPr>
+    </w:lvl>
+  </w:abstractNum>
+  <w:abstractNum w:abstractNumId="16" w15:restartNumberingAfterBreak="0">
+    <w:nsid w:val="30877435"/>
+    <w:multiLevelType w:val="multilevel"/>
+    <w:tmpl w:val="E166C960"/>
+    <w:lvl w:ilvl="0">
+      <w:start w:val="1"/>
+      <w:numFmt w:val="bullet"/>
+      <w:lvlText w:val=""/>
+      <w:lvlJc w:val="left"/>
+      <w:pPr>
+        <w:tabs>
+          <w:tab w:val="num" w:pos="720"/>
+        </w:tabs>
+        <w:ind w:left="720" w:hanging="360"/>
+      </w:pPr>
+      <w:rPr>
+        <w:rFonts w:ascii="Symbol" w:hAnsi="Symbol" w:hint="default"/>
+        <w:sz w:val="20"/>
+      </w:rPr>
+    </w:lvl>
+    <w:lvl w:ilvl="1" w:tentative="1">
+      <w:start w:val="1"/>
+      <w:numFmt w:val="bullet"/>
+      <w:lvlText w:val=""/>
+      <w:lvlJc w:val="left"/>
+      <w:pPr>
+        <w:tabs>
+          <w:tab w:val="num" w:pos="1440"/>
+        </w:tabs>
+        <w:ind w:left="1440" w:hanging="360"/>
+      </w:pPr>
+      <w:rPr>
+        <w:rFonts w:ascii="Symbol" w:hAnsi="Symbol" w:hint="default"/>
+        <w:sz w:val="20"/>
+      </w:rPr>
+    </w:lvl>
+    <w:lvl w:ilvl="2" w:tentative="1">
+      <w:start w:val="1"/>
+      <w:numFmt w:val="bullet"/>
+      <w:lvlText w:val=""/>
+      <w:lvlJc w:val="left"/>
+      <w:pPr>
+        <w:tabs>
+          <w:tab w:val="num" w:pos="2160"/>
+        </w:tabs>
+        <w:ind w:left="2160" w:hanging="360"/>
+      </w:pPr>
+      <w:rPr>
+        <w:rFonts w:ascii="Symbol" w:hAnsi="Symbol" w:hint="default"/>
+        <w:sz w:val="20"/>
+      </w:rPr>
+    </w:lvl>
+    <w:lvl w:ilvl="3" w:tentative="1">
+      <w:start w:val="1"/>
+      <w:numFmt w:val="bullet"/>
+      <w:lvlText w:val=""/>
+      <w:lvlJc w:val="left"/>
+      <w:pPr>
+        <w:tabs>
+          <w:tab w:val="num" w:pos="2880"/>
+        </w:tabs>
+        <w:ind w:left="2880" w:hanging="360"/>
+      </w:pPr>
+      <w:rPr>
+        <w:rFonts w:ascii="Symbol" w:hAnsi="Symbol" w:hint="default"/>
+        <w:sz w:val="20"/>
+      </w:rPr>
+    </w:lvl>
+    <w:lvl w:ilvl="4" w:tentative="1">
+      <w:start w:val="1"/>
+      <w:numFmt w:val="bullet"/>
+      <w:lvlText w:val=""/>
+      <w:lvlJc w:val="left"/>
+      <w:pPr>
+        <w:tabs>
+          <w:tab w:val="num" w:pos="3600"/>
+        </w:tabs>
+        <w:ind w:left="3600" w:hanging="360"/>
+      </w:pPr>
+      <w:rPr>
+        <w:rFonts w:ascii="Symbol" w:hAnsi="Symbol" w:hint="default"/>
+        <w:sz w:val="20"/>
+      </w:rPr>
+    </w:lvl>
+    <w:lvl w:ilvl="5" w:tentative="1">
+      <w:start w:val="1"/>
+      <w:numFmt w:val="bullet"/>
+      <w:lvlText w:val=""/>
+      <w:lvlJc w:val="left"/>
+      <w:pPr>
+        <w:tabs>
+          <w:tab w:val="num" w:pos="4320"/>
+        </w:tabs>
+        <w:ind w:left="4320" w:hanging="360"/>
+      </w:pPr>
+      <w:rPr>
+        <w:rFonts w:ascii="Symbol" w:hAnsi="Symbol" w:hint="default"/>
+        <w:sz w:val="20"/>
+      </w:rPr>
+    </w:lvl>
+    <w:lvl w:ilvl="6" w:tentative="1">
+      <w:start w:val="1"/>
+      <w:numFmt w:val="bullet"/>
+      <w:lvlText w:val=""/>
+      <w:lvlJc w:val="left"/>
+      <w:pPr>
+        <w:tabs>
+          <w:tab w:val="num" w:pos="5040"/>
+        </w:tabs>
+        <w:ind w:left="5040" w:hanging="360"/>
+      </w:pPr>
+      <w:rPr>
+        <w:rFonts w:ascii="Symbol" w:hAnsi="Symbol" w:hint="default"/>
+        <w:sz w:val="20"/>
+      </w:rPr>
+    </w:lvl>
+    <w:lvl w:ilvl="7" w:tentative="1">
+      <w:start w:val="1"/>
+      <w:numFmt w:val="bullet"/>
+      <w:lvlText w:val=""/>
+      <w:lvlJc w:val="left"/>
+      <w:pPr>
+        <w:tabs>
+          <w:tab w:val="num" w:pos="5760"/>
+        </w:tabs>
+        <w:ind w:left="5760" w:hanging="360"/>
+      </w:pPr>
+      <w:rPr>
+        <w:rFonts w:ascii="Symbol" w:hAnsi="Symbol" w:hint="default"/>
+        <w:sz w:val="20"/>
+      </w:rPr>
+    </w:lvl>
+    <w:lvl w:ilvl="8" w:tentative="1">
+      <w:start w:val="1"/>
+      <w:numFmt w:val="bullet"/>
+      <w:lvlText w:val=""/>
+      <w:lvlJc w:val="left"/>
+      <w:pPr>
+        <w:tabs>
+          <w:tab w:val="num" w:pos="6480"/>
+        </w:tabs>
+        <w:ind w:left="6480" w:hanging="360"/>
+      </w:pPr>
+      <w:rPr>
+        <w:rFonts w:ascii="Symbol" w:hAnsi="Symbol" w:hint="default"/>
+        <w:sz w:val="20"/>
+      </w:rPr>
+    </w:lvl>
+  </w:abstractNum>
+  <w:abstractNum w:abstractNumId="17" w15:restartNumberingAfterBreak="0">
+    <w:nsid w:val="3170582C"/>
+    <w:multiLevelType w:val="multilevel"/>
+    <w:tmpl w:val="CA70B30C"/>
+    <w:lvl w:ilvl="0">
+      <w:start w:val="1"/>
+      <w:numFmt w:val="bullet"/>
+      <w:lvlText w:val=""/>
+      <w:lvlJc w:val="left"/>
+      <w:pPr>
+        <w:tabs>
+          <w:tab w:val="num" w:pos="720"/>
+        </w:tabs>
+        <w:ind w:left="720" w:hanging="360"/>
+      </w:pPr>
+      <w:rPr>
+        <w:rFonts w:ascii="Symbol" w:hAnsi="Symbol" w:hint="default"/>
+        <w:sz w:val="20"/>
+      </w:rPr>
+    </w:lvl>
+    <w:lvl w:ilvl="1" w:tentative="1">
+      <w:start w:val="1"/>
+      <w:numFmt w:val="bullet"/>
+      <w:lvlText w:val=""/>
+      <w:lvlJc w:val="left"/>
+      <w:pPr>
+        <w:tabs>
+          <w:tab w:val="num" w:pos="1440"/>
+        </w:tabs>
+        <w:ind w:left="1440" w:hanging="360"/>
+      </w:pPr>
+      <w:rPr>
+        <w:rFonts w:ascii="Symbol" w:hAnsi="Symbol" w:hint="default"/>
+        <w:sz w:val="20"/>
+      </w:rPr>
+    </w:lvl>
+    <w:lvl w:ilvl="2" w:tentative="1">
+      <w:start w:val="1"/>
+      <w:numFmt w:val="bullet"/>
+      <w:lvlText w:val=""/>
+      <w:lvlJc w:val="left"/>
+      <w:pPr>
+        <w:tabs>
+          <w:tab w:val="num" w:pos="2160"/>
+        </w:tabs>
+        <w:ind w:left="2160" w:hanging="360"/>
+      </w:pPr>
+      <w:rPr>
+        <w:rFonts w:ascii="Symbol" w:hAnsi="Symbol" w:hint="default"/>
+        <w:sz w:val="20"/>
+      </w:rPr>
+    </w:lvl>
+    <w:lvl w:ilvl="3" w:tentative="1">
+      <w:start w:val="1"/>
+      <w:numFmt w:val="bullet"/>
+      <w:lvlText w:val=""/>
+      <w:lvlJc w:val="left"/>
+      <w:pPr>
+        <w:tabs>
+          <w:tab w:val="num" w:pos="2880"/>
+        </w:tabs>
+        <w:ind w:left="2880" w:hanging="360"/>
+      </w:pPr>
+      <w:rPr>
+        <w:rFonts w:ascii="Symbol" w:hAnsi="Symbol" w:hint="default"/>
+        <w:sz w:val="20"/>
+      </w:rPr>
+    </w:lvl>
+    <w:lvl w:ilvl="4" w:tentative="1">
+      <w:start w:val="1"/>
+      <w:numFmt w:val="bullet"/>
+      <w:lvlText w:val=""/>
+      <w:lvlJc w:val="left"/>
+      <w:pPr>
+        <w:tabs>
+          <w:tab w:val="num" w:pos="3600"/>
+        </w:tabs>
+        <w:ind w:left="3600" w:hanging="360"/>
+      </w:pPr>
+      <w:rPr>
+        <w:rFonts w:ascii="Symbol" w:hAnsi="Symbol" w:hint="default"/>
+        <w:sz w:val="20"/>
+      </w:rPr>
+    </w:lvl>
+    <w:lvl w:ilvl="5" w:tentative="1">
+      <w:start w:val="1"/>
+      <w:numFmt w:val="bullet"/>
+      <w:lvlText w:val=""/>
+      <w:lvlJc w:val="left"/>
+      <w:pPr>
+        <w:tabs>
+          <w:tab w:val="num" w:pos="4320"/>
+        </w:tabs>
+        <w:ind w:left="4320" w:hanging="360"/>
+      </w:pPr>
+      <w:rPr>
+        <w:rFonts w:ascii="Symbol" w:hAnsi="Symbol" w:hint="default"/>
+        <w:sz w:val="20"/>
+      </w:rPr>
+    </w:lvl>
+    <w:lvl w:ilvl="6" w:tentative="1">
+      <w:start w:val="1"/>
+      <w:numFmt w:val="bullet"/>
+      <w:lvlText w:val=""/>
+      <w:lvlJc w:val="left"/>
+      <w:pPr>
+        <w:tabs>
+          <w:tab w:val="num" w:pos="5040"/>
+        </w:tabs>
+        <w:ind w:left="5040" w:hanging="360"/>
+      </w:pPr>
+      <w:rPr>
+        <w:rFonts w:ascii="Symbol" w:hAnsi="Symbol" w:hint="default"/>
+        <w:sz w:val="20"/>
+      </w:rPr>
+    </w:lvl>
+    <w:lvl w:ilvl="7" w:tentative="1">
+      <w:start w:val="1"/>
+      <w:numFmt w:val="bullet"/>
+      <w:lvlText w:val=""/>
+      <w:lvlJc w:val="left"/>
+      <w:pPr>
+        <w:tabs>
+          <w:tab w:val="num" w:pos="5760"/>
+        </w:tabs>
+        <w:ind w:left="5760" w:hanging="360"/>
+      </w:pPr>
+      <w:rPr>
+        <w:rFonts w:ascii="Symbol" w:hAnsi="Symbol" w:hint="default"/>
+        <w:sz w:val="20"/>
+      </w:rPr>
+    </w:lvl>
+    <w:lvl w:ilvl="8" w:tentative="1">
+      <w:start w:val="1"/>
+      <w:numFmt w:val="bullet"/>
+      <w:lvlText w:val=""/>
+      <w:lvlJc w:val="left"/>
+      <w:pPr>
+        <w:tabs>
+          <w:tab w:val="num" w:pos="6480"/>
+        </w:tabs>
+        <w:ind w:left="6480" w:hanging="360"/>
+      </w:pPr>
+      <w:rPr>
+        <w:rFonts w:ascii="Symbol" w:hAnsi="Symbol" w:hint="default"/>
+        <w:sz w:val="20"/>
+      </w:rPr>
+    </w:lvl>
+  </w:abstractNum>
+  <w:abstractNum w:abstractNumId="18" w15:restartNumberingAfterBreak="0">
+    <w:nsid w:val="3342233D"/>
+    <w:multiLevelType w:val="multilevel"/>
+    <w:tmpl w:val="299824F8"/>
+    <w:lvl w:ilvl="0">
+      <w:start w:val="1"/>
+      <w:numFmt w:val="bullet"/>
+      <w:lvlText w:val=""/>
+      <w:lvlJc w:val="left"/>
+      <w:pPr>
+        <w:tabs>
+          <w:tab w:val="num" w:pos="720"/>
+        </w:tabs>
+        <w:ind w:left="720" w:hanging="360"/>
+      </w:pPr>
+      <w:rPr>
+        <w:rFonts w:ascii="Symbol" w:hAnsi="Symbol" w:hint="default"/>
+        <w:sz w:val="20"/>
+      </w:rPr>
+    </w:lvl>
+    <w:lvl w:ilvl="1" w:tentative="1">
+      <w:start w:val="1"/>
+      <w:numFmt w:val="bullet"/>
+      <w:lvlText w:val=""/>
+      <w:lvlJc w:val="left"/>
+      <w:pPr>
+        <w:tabs>
+          <w:tab w:val="num" w:pos="1440"/>
+        </w:tabs>
+        <w:ind w:left="1440" w:hanging="360"/>
+      </w:pPr>
+      <w:rPr>
+        <w:rFonts w:ascii="Symbol" w:hAnsi="Symbol" w:hint="default"/>
+        <w:sz w:val="20"/>
+      </w:rPr>
+    </w:lvl>
+    <w:lvl w:ilvl="2" w:tentative="1">
+      <w:start w:val="1"/>
+      <w:numFmt w:val="bullet"/>
+      <w:lvlText w:val=""/>
+      <w:lvlJc w:val="left"/>
+      <w:pPr>
+        <w:tabs>
+          <w:tab w:val="num" w:pos="2160"/>
+        </w:tabs>
+        <w:ind w:left="2160" w:hanging="360"/>
+      </w:pPr>
+      <w:rPr>
+        <w:rFonts w:ascii="Symbol" w:hAnsi="Symbol" w:hint="default"/>
+        <w:sz w:val="20"/>
+      </w:rPr>
+    </w:lvl>
+    <w:lvl w:ilvl="3" w:tentative="1">
+      <w:start w:val="1"/>
+      <w:numFmt w:val="bullet"/>
+      <w:lvlText w:val=""/>
+      <w:lvlJc w:val="left"/>
+      <w:pPr>
+        <w:tabs>
+          <w:tab w:val="num" w:pos="2880"/>
+        </w:tabs>
+        <w:ind w:left="2880" w:hanging="360"/>
+      </w:pPr>
+      <w:rPr>
+        <w:rFonts w:ascii="Symbol" w:hAnsi="Symbol" w:hint="default"/>
+        <w:sz w:val="20"/>
+      </w:rPr>
+    </w:lvl>
+    <w:lvl w:ilvl="4" w:tentative="1">
+      <w:start w:val="1"/>
+      <w:numFmt w:val="bullet"/>
+      <w:lvlText w:val=""/>
+      <w:lvlJc w:val="left"/>
+      <w:pPr>
+        <w:tabs>
+          <w:tab w:val="num" w:pos="3600"/>
+        </w:tabs>
+        <w:ind w:left="3600" w:hanging="360"/>
+      </w:pPr>
+      <w:rPr>
+        <w:rFonts w:ascii="Symbol" w:hAnsi="Symbol" w:hint="default"/>
+        <w:sz w:val="20"/>
+      </w:rPr>
+    </w:lvl>
+    <w:lvl w:ilvl="5" w:tentative="1">
+      <w:start w:val="1"/>
+      <w:numFmt w:val="bullet"/>
+      <w:lvlText w:val=""/>
+      <w:lvlJc w:val="left"/>
+      <w:pPr>
+        <w:tabs>
+          <w:tab w:val="num" w:pos="4320"/>
+        </w:tabs>
+        <w:ind w:left="4320" w:hanging="360"/>
+      </w:pPr>
+      <w:rPr>
+        <w:rFonts w:ascii="Symbol" w:hAnsi="Symbol" w:hint="default"/>
+        <w:sz w:val="20"/>
+      </w:rPr>
+    </w:lvl>
+    <w:lvl w:ilvl="6" w:tentative="1">
+      <w:start w:val="1"/>
+      <w:numFmt w:val="bullet"/>
+      <w:lvlText w:val=""/>
+      <w:lvlJc w:val="left"/>
+      <w:pPr>
+        <w:tabs>
+          <w:tab w:val="num" w:pos="5040"/>
+        </w:tabs>
+        <w:ind w:left="5040" w:hanging="360"/>
+      </w:pPr>
+      <w:rPr>
+        <w:rFonts w:ascii="Symbol" w:hAnsi="Symbol" w:hint="default"/>
+        <w:sz w:val="20"/>
+      </w:rPr>
+    </w:lvl>
+    <w:lvl w:ilvl="7" w:tentative="1">
+      <w:start w:val="1"/>
+      <w:numFmt w:val="bullet"/>
+      <w:lvlText w:val=""/>
+      <w:lvlJc w:val="left"/>
+      <w:pPr>
+        <w:tabs>
+          <w:tab w:val="num" w:pos="5760"/>
+        </w:tabs>
+        <w:ind w:left="5760" w:hanging="360"/>
+      </w:pPr>
+      <w:rPr>
+        <w:rFonts w:ascii="Symbol" w:hAnsi="Symbol" w:hint="default"/>
+        <w:sz w:val="20"/>
+      </w:rPr>
+    </w:lvl>
+    <w:lvl w:ilvl="8" w:tentative="1">
+      <w:start w:val="1"/>
+      <w:numFmt w:val="bullet"/>
+      <w:lvlText w:val=""/>
+      <w:lvlJc w:val="left"/>
+      <w:pPr>
+        <w:tabs>
+          <w:tab w:val="num" w:pos="6480"/>
+        </w:tabs>
+        <w:ind w:left="6480" w:hanging="360"/>
+      </w:pPr>
+      <w:rPr>
+        <w:rFonts w:ascii="Symbol" w:hAnsi="Symbol" w:hint="default"/>
+        <w:sz w:val="20"/>
+      </w:rPr>
+    </w:lvl>
+  </w:abstractNum>
+  <w:abstractNum w:abstractNumId="19" w15:restartNumberingAfterBreak="0">
+    <w:nsid w:val="3630055A"/>
+    <w:multiLevelType w:val="multilevel"/>
+    <w:tmpl w:val="F45C0CE4"/>
+    <w:lvl w:ilvl="0">
+      <w:start w:val="1"/>
+      <w:numFmt w:val="bullet"/>
+      <w:lvlText w:val=""/>
+      <w:lvlJc w:val="left"/>
+      <w:pPr>
+        <w:tabs>
+          <w:tab w:val="num" w:pos="720"/>
+        </w:tabs>
+        <w:ind w:left="720" w:hanging="360"/>
+      </w:pPr>
+      <w:rPr>
+        <w:rFonts w:ascii="Symbol" w:hAnsi="Symbol" w:hint="default"/>
+        <w:sz w:val="20"/>
+      </w:rPr>
+    </w:lvl>
+    <w:lvl w:ilvl="1" w:tentative="1">
+      <w:start w:val="1"/>
+      <w:numFmt w:val="bullet"/>
+      <w:lvlText w:val=""/>
+      <w:lvlJc w:val="left"/>
+      <w:pPr>
+        <w:tabs>
+          <w:tab w:val="num" w:pos="1440"/>
+        </w:tabs>
+        <w:ind w:left="1440" w:hanging="360"/>
+      </w:pPr>
+      <w:rPr>
+        <w:rFonts w:ascii="Symbol" w:hAnsi="Symbol" w:hint="default"/>
+        <w:sz w:val="20"/>
+      </w:rPr>
+    </w:lvl>
+    <w:lvl w:ilvl="2" w:tentative="1">
+      <w:start w:val="1"/>
+      <w:numFmt w:val="bullet"/>
+      <w:lvlText w:val=""/>
+      <w:lvlJc w:val="left"/>
+      <w:pPr>
+        <w:tabs>
+          <w:tab w:val="num" w:pos="2160"/>
+        </w:tabs>
+        <w:ind w:left="2160" w:hanging="360"/>
+      </w:pPr>
+      <w:rPr>
+        <w:rFonts w:ascii="Symbol" w:hAnsi="Symbol" w:hint="default"/>
+        <w:sz w:val="20"/>
+      </w:rPr>
+    </w:lvl>
+    <w:lvl w:ilvl="3" w:tentative="1">
+      <w:start w:val="1"/>
+      <w:numFmt w:val="bullet"/>
+      <w:lvlText w:val=""/>
+      <w:lvlJc w:val="left"/>
+      <w:pPr>
+        <w:tabs>
+          <w:tab w:val="num" w:pos="2880"/>
+        </w:tabs>
+        <w:ind w:left="2880" w:hanging="360"/>
+      </w:pPr>
+      <w:rPr>
+        <w:rFonts w:ascii="Symbol" w:hAnsi="Symbol" w:hint="default"/>
+        <w:sz w:val="20"/>
+      </w:rPr>
+    </w:lvl>
+    <w:lvl w:ilvl="4" w:tentative="1">
+      <w:start w:val="1"/>
+      <w:numFmt w:val="bullet"/>
+      <w:lvlText w:val=""/>
+      <w:lvlJc w:val="left"/>
+      <w:pPr>
+        <w:tabs>
+          <w:tab w:val="num" w:pos="3600"/>
+        </w:tabs>
+        <w:ind w:left="3600" w:hanging="360"/>
+      </w:pPr>
+      <w:rPr>
+        <w:rFonts w:ascii="Symbol" w:hAnsi="Symbol" w:hint="default"/>
+        <w:sz w:val="20"/>
+      </w:rPr>
+    </w:lvl>
+    <w:lvl w:ilvl="5" w:tentative="1">
+      <w:start w:val="1"/>
+      <w:numFmt w:val="bullet"/>
+      <w:lvlText w:val=""/>
+      <w:lvlJc w:val="left"/>
+      <w:pPr>
+        <w:tabs>
+          <w:tab w:val="num" w:pos="4320"/>
+        </w:tabs>
+        <w:ind w:left="4320" w:hanging="360"/>
+      </w:pPr>
+      <w:rPr>
+        <w:rFonts w:ascii="Symbol" w:hAnsi="Symbol" w:hint="default"/>
+        <w:sz w:val="20"/>
+      </w:rPr>
+    </w:lvl>
+    <w:lvl w:ilvl="6" w:tentative="1">
+      <w:start w:val="1"/>
+      <w:numFmt w:val="bullet"/>
+      <w:lvlText w:val=""/>
+      <w:lvlJc w:val="left"/>
+      <w:pPr>
+        <w:tabs>
+          <w:tab w:val="num" w:pos="5040"/>
+        </w:tabs>
+        <w:ind w:left="5040" w:hanging="360"/>
+      </w:pPr>
+      <w:rPr>
+        <w:rFonts w:ascii="Symbol" w:hAnsi="Symbol" w:hint="default"/>
+        <w:sz w:val="20"/>
+      </w:rPr>
+    </w:lvl>
+    <w:lvl w:ilvl="7" w:tentative="1">
+      <w:start w:val="1"/>
+      <w:numFmt w:val="bullet"/>
+      <w:lvlText w:val=""/>
+      <w:lvlJc w:val="left"/>
+      <w:pPr>
+        <w:tabs>
+          <w:tab w:val="num" w:pos="5760"/>
+        </w:tabs>
+        <w:ind w:left="5760" w:hanging="360"/>
+      </w:pPr>
+      <w:rPr>
+        <w:rFonts w:ascii="Symbol" w:hAnsi="Symbol" w:hint="default"/>
+        <w:sz w:val="20"/>
+      </w:rPr>
+    </w:lvl>
+    <w:lvl w:ilvl="8" w:tentative="1">
+      <w:start w:val="1"/>
+      <w:numFmt w:val="bullet"/>
+      <w:lvlText w:val=""/>
+      <w:lvlJc w:val="left"/>
+      <w:pPr>
+        <w:tabs>
+          <w:tab w:val="num" w:pos="6480"/>
+        </w:tabs>
+        <w:ind w:left="6480" w:hanging="360"/>
+      </w:pPr>
+      <w:rPr>
+        <w:rFonts w:ascii="Symbol" w:hAnsi="Symbol" w:hint="default"/>
+        <w:sz w:val="20"/>
+      </w:rPr>
+    </w:lvl>
+  </w:abstractNum>
+  <w:abstractNum w:abstractNumId="20" w15:restartNumberingAfterBreak="0">
+    <w:nsid w:val="370B59F2"/>
+    <w:multiLevelType w:val="multilevel"/>
+    <w:tmpl w:val="A6B6334C"/>
     <w:lvl w:ilvl="0">
       <w:start w:val="1"/>
       <w:numFmt w:val="decimal"/>
@@ -8440,10 +10375,606 @@
       </w:pPr>
     </w:lvl>
   </w:abstractNum>
-  <w:abstractNum w:abstractNumId="13" w15:restartNumberingAfterBreak="0">
-    <w:nsid w:val="2BBA2D8F"/>
+  <w:abstractNum w:abstractNumId="21" w15:restartNumberingAfterBreak="0">
+    <w:nsid w:val="3E8074F4"/>
     <w:multiLevelType w:val="multilevel"/>
-    <w:tmpl w:val="FB72EE62"/>
+    <w:tmpl w:val="2D625C7E"/>
+    <w:lvl w:ilvl="0">
+      <w:start w:val="1"/>
+      <w:numFmt w:val="bullet"/>
+      <w:lvlText w:val=""/>
+      <w:lvlJc w:val="left"/>
+      <w:pPr>
+        <w:tabs>
+          <w:tab w:val="num" w:pos="720"/>
+        </w:tabs>
+        <w:ind w:left="720" w:hanging="360"/>
+      </w:pPr>
+      <w:rPr>
+        <w:rFonts w:ascii="Symbol" w:hAnsi="Symbol" w:hint="default"/>
+        <w:sz w:val="20"/>
+      </w:rPr>
+    </w:lvl>
+    <w:lvl w:ilvl="1" w:tentative="1">
+      <w:start w:val="1"/>
+      <w:numFmt w:val="bullet"/>
+      <w:lvlText w:val=""/>
+      <w:lvlJc w:val="left"/>
+      <w:pPr>
+        <w:tabs>
+          <w:tab w:val="num" w:pos="1440"/>
+        </w:tabs>
+        <w:ind w:left="1440" w:hanging="360"/>
+      </w:pPr>
+      <w:rPr>
+        <w:rFonts w:ascii="Symbol" w:hAnsi="Symbol" w:hint="default"/>
+        <w:sz w:val="20"/>
+      </w:rPr>
+    </w:lvl>
+    <w:lvl w:ilvl="2" w:tentative="1">
+      <w:start w:val="1"/>
+      <w:numFmt w:val="bullet"/>
+      <w:lvlText w:val=""/>
+      <w:lvlJc w:val="left"/>
+      <w:pPr>
+        <w:tabs>
+          <w:tab w:val="num" w:pos="2160"/>
+        </w:tabs>
+        <w:ind w:left="2160" w:hanging="360"/>
+      </w:pPr>
+      <w:rPr>
+        <w:rFonts w:ascii="Symbol" w:hAnsi="Symbol" w:hint="default"/>
+        <w:sz w:val="20"/>
+      </w:rPr>
+    </w:lvl>
+    <w:lvl w:ilvl="3" w:tentative="1">
+      <w:start w:val="1"/>
+      <w:numFmt w:val="bullet"/>
+      <w:lvlText w:val=""/>
+      <w:lvlJc w:val="left"/>
+      <w:pPr>
+        <w:tabs>
+          <w:tab w:val="num" w:pos="2880"/>
+        </w:tabs>
+        <w:ind w:left="2880" w:hanging="360"/>
+      </w:pPr>
+      <w:rPr>
+        <w:rFonts w:ascii="Symbol" w:hAnsi="Symbol" w:hint="default"/>
+        <w:sz w:val="20"/>
+      </w:rPr>
+    </w:lvl>
+    <w:lvl w:ilvl="4" w:tentative="1">
+      <w:start w:val="1"/>
+      <w:numFmt w:val="bullet"/>
+      <w:lvlText w:val=""/>
+      <w:lvlJc w:val="left"/>
+      <w:pPr>
+        <w:tabs>
+          <w:tab w:val="num" w:pos="3600"/>
+        </w:tabs>
+        <w:ind w:left="3600" w:hanging="360"/>
+      </w:pPr>
+      <w:rPr>
+        <w:rFonts w:ascii="Symbol" w:hAnsi="Symbol" w:hint="default"/>
+        <w:sz w:val="20"/>
+      </w:rPr>
+    </w:lvl>
+    <w:lvl w:ilvl="5" w:tentative="1">
+      <w:start w:val="1"/>
+      <w:numFmt w:val="bullet"/>
+      <w:lvlText w:val=""/>
+      <w:lvlJc w:val="left"/>
+      <w:pPr>
+        <w:tabs>
+          <w:tab w:val="num" w:pos="4320"/>
+        </w:tabs>
+        <w:ind w:left="4320" w:hanging="360"/>
+      </w:pPr>
+      <w:rPr>
+        <w:rFonts w:ascii="Symbol" w:hAnsi="Symbol" w:hint="default"/>
+        <w:sz w:val="20"/>
+      </w:rPr>
+    </w:lvl>
+    <w:lvl w:ilvl="6" w:tentative="1">
+      <w:start w:val="1"/>
+      <w:numFmt w:val="bullet"/>
+      <w:lvlText w:val=""/>
+      <w:lvlJc w:val="left"/>
+      <w:pPr>
+        <w:tabs>
+          <w:tab w:val="num" w:pos="5040"/>
+        </w:tabs>
+        <w:ind w:left="5040" w:hanging="360"/>
+      </w:pPr>
+      <w:rPr>
+        <w:rFonts w:ascii="Symbol" w:hAnsi="Symbol" w:hint="default"/>
+        <w:sz w:val="20"/>
+      </w:rPr>
+    </w:lvl>
+    <w:lvl w:ilvl="7" w:tentative="1">
+      <w:start w:val="1"/>
+      <w:numFmt w:val="bullet"/>
+      <w:lvlText w:val=""/>
+      <w:lvlJc w:val="left"/>
+      <w:pPr>
+        <w:tabs>
+          <w:tab w:val="num" w:pos="5760"/>
+        </w:tabs>
+        <w:ind w:left="5760" w:hanging="360"/>
+      </w:pPr>
+      <w:rPr>
+        <w:rFonts w:ascii="Symbol" w:hAnsi="Symbol" w:hint="default"/>
+        <w:sz w:val="20"/>
+      </w:rPr>
+    </w:lvl>
+    <w:lvl w:ilvl="8" w:tentative="1">
+      <w:start w:val="1"/>
+      <w:numFmt w:val="bullet"/>
+      <w:lvlText w:val=""/>
+      <w:lvlJc w:val="left"/>
+      <w:pPr>
+        <w:tabs>
+          <w:tab w:val="num" w:pos="6480"/>
+        </w:tabs>
+        <w:ind w:left="6480" w:hanging="360"/>
+      </w:pPr>
+      <w:rPr>
+        <w:rFonts w:ascii="Symbol" w:hAnsi="Symbol" w:hint="default"/>
+        <w:sz w:val="20"/>
+      </w:rPr>
+    </w:lvl>
+  </w:abstractNum>
+  <w:abstractNum w:abstractNumId="22" w15:restartNumberingAfterBreak="0">
+    <w:nsid w:val="445A01B2"/>
+    <w:multiLevelType w:val="multilevel"/>
+    <w:tmpl w:val="77AA5288"/>
+    <w:lvl w:ilvl="0">
+      <w:start w:val="1"/>
+      <w:numFmt w:val="bullet"/>
+      <w:lvlText w:val=""/>
+      <w:lvlJc w:val="left"/>
+      <w:pPr>
+        <w:tabs>
+          <w:tab w:val="num" w:pos="720"/>
+        </w:tabs>
+        <w:ind w:left="720" w:hanging="360"/>
+      </w:pPr>
+      <w:rPr>
+        <w:rFonts w:ascii="Symbol" w:hAnsi="Symbol" w:hint="default"/>
+        <w:sz w:val="20"/>
+      </w:rPr>
+    </w:lvl>
+    <w:lvl w:ilvl="1">
+      <w:start w:val="1"/>
+      <w:numFmt w:val="bullet"/>
+      <w:lvlText w:val=""/>
+      <w:lvlJc w:val="left"/>
+      <w:pPr>
+        <w:tabs>
+          <w:tab w:val="num" w:pos="1440"/>
+        </w:tabs>
+        <w:ind w:left="1440" w:hanging="360"/>
+      </w:pPr>
+      <w:rPr>
+        <w:rFonts w:ascii="Symbol" w:hAnsi="Symbol" w:hint="default"/>
+        <w:sz w:val="20"/>
+      </w:rPr>
+    </w:lvl>
+    <w:lvl w:ilvl="2" w:tentative="1">
+      <w:start w:val="1"/>
+      <w:numFmt w:val="bullet"/>
+      <w:lvlText w:val=""/>
+      <w:lvlJc w:val="left"/>
+      <w:pPr>
+        <w:tabs>
+          <w:tab w:val="num" w:pos="2160"/>
+        </w:tabs>
+        <w:ind w:left="2160" w:hanging="360"/>
+      </w:pPr>
+      <w:rPr>
+        <w:rFonts w:ascii="Symbol" w:hAnsi="Symbol" w:hint="default"/>
+        <w:sz w:val="20"/>
+      </w:rPr>
+    </w:lvl>
+    <w:lvl w:ilvl="3" w:tentative="1">
+      <w:start w:val="1"/>
+      <w:numFmt w:val="bullet"/>
+      <w:lvlText w:val=""/>
+      <w:lvlJc w:val="left"/>
+      <w:pPr>
+        <w:tabs>
+          <w:tab w:val="num" w:pos="2880"/>
+        </w:tabs>
+        <w:ind w:left="2880" w:hanging="360"/>
+      </w:pPr>
+      <w:rPr>
+        <w:rFonts w:ascii="Symbol" w:hAnsi="Symbol" w:hint="default"/>
+        <w:sz w:val="20"/>
+      </w:rPr>
+    </w:lvl>
+    <w:lvl w:ilvl="4" w:tentative="1">
+      <w:start w:val="1"/>
+      <w:numFmt w:val="bullet"/>
+      <w:lvlText w:val=""/>
+      <w:lvlJc w:val="left"/>
+      <w:pPr>
+        <w:tabs>
+          <w:tab w:val="num" w:pos="3600"/>
+        </w:tabs>
+        <w:ind w:left="3600" w:hanging="360"/>
+      </w:pPr>
+      <w:rPr>
+        <w:rFonts w:ascii="Symbol" w:hAnsi="Symbol" w:hint="default"/>
+        <w:sz w:val="20"/>
+      </w:rPr>
+    </w:lvl>
+    <w:lvl w:ilvl="5" w:tentative="1">
+      <w:start w:val="1"/>
+      <w:numFmt w:val="bullet"/>
+      <w:lvlText w:val=""/>
+      <w:lvlJc w:val="left"/>
+      <w:pPr>
+        <w:tabs>
+          <w:tab w:val="num" w:pos="4320"/>
+        </w:tabs>
+        <w:ind w:left="4320" w:hanging="360"/>
+      </w:pPr>
+      <w:rPr>
+        <w:rFonts w:ascii="Symbol" w:hAnsi="Symbol" w:hint="default"/>
+        <w:sz w:val="20"/>
+      </w:rPr>
+    </w:lvl>
+    <w:lvl w:ilvl="6" w:tentative="1">
+      <w:start w:val="1"/>
+      <w:numFmt w:val="bullet"/>
+      <w:lvlText w:val=""/>
+      <w:lvlJc w:val="left"/>
+      <w:pPr>
+        <w:tabs>
+          <w:tab w:val="num" w:pos="5040"/>
+        </w:tabs>
+        <w:ind w:left="5040" w:hanging="360"/>
+      </w:pPr>
+      <w:rPr>
+        <w:rFonts w:ascii="Symbol" w:hAnsi="Symbol" w:hint="default"/>
+        <w:sz w:val="20"/>
+      </w:rPr>
+    </w:lvl>
+    <w:lvl w:ilvl="7" w:tentative="1">
+      <w:start w:val="1"/>
+      <w:numFmt w:val="bullet"/>
+      <w:lvlText w:val=""/>
+      <w:lvlJc w:val="left"/>
+      <w:pPr>
+        <w:tabs>
+          <w:tab w:val="num" w:pos="5760"/>
+        </w:tabs>
+        <w:ind w:left="5760" w:hanging="360"/>
+      </w:pPr>
+      <w:rPr>
+        <w:rFonts w:ascii="Symbol" w:hAnsi="Symbol" w:hint="default"/>
+        <w:sz w:val="20"/>
+      </w:rPr>
+    </w:lvl>
+    <w:lvl w:ilvl="8" w:tentative="1">
+      <w:start w:val="1"/>
+      <w:numFmt w:val="bullet"/>
+      <w:lvlText w:val=""/>
+      <w:lvlJc w:val="left"/>
+      <w:pPr>
+        <w:tabs>
+          <w:tab w:val="num" w:pos="6480"/>
+        </w:tabs>
+        <w:ind w:left="6480" w:hanging="360"/>
+      </w:pPr>
+      <w:rPr>
+        <w:rFonts w:ascii="Symbol" w:hAnsi="Symbol" w:hint="default"/>
+        <w:sz w:val="20"/>
+      </w:rPr>
+    </w:lvl>
+  </w:abstractNum>
+  <w:abstractNum w:abstractNumId="23" w15:restartNumberingAfterBreak="0">
+    <w:nsid w:val="454E15CF"/>
+    <w:multiLevelType w:val="multilevel"/>
+    <w:tmpl w:val="95B4B432"/>
+    <w:lvl w:ilvl="0">
+      <w:start w:val="1"/>
+      <w:numFmt w:val="bullet"/>
+      <w:lvlText w:val=""/>
+      <w:lvlJc w:val="left"/>
+      <w:pPr>
+        <w:tabs>
+          <w:tab w:val="num" w:pos="720"/>
+        </w:tabs>
+        <w:ind w:left="720" w:hanging="360"/>
+      </w:pPr>
+      <w:rPr>
+        <w:rFonts w:ascii="Symbol" w:hAnsi="Symbol" w:hint="default"/>
+        <w:sz w:val="20"/>
+      </w:rPr>
+    </w:lvl>
+    <w:lvl w:ilvl="1" w:tentative="1">
+      <w:start w:val="1"/>
+      <w:numFmt w:val="bullet"/>
+      <w:lvlText w:val=""/>
+      <w:lvlJc w:val="left"/>
+      <w:pPr>
+        <w:tabs>
+          <w:tab w:val="num" w:pos="1440"/>
+        </w:tabs>
+        <w:ind w:left="1440" w:hanging="360"/>
+      </w:pPr>
+      <w:rPr>
+        <w:rFonts w:ascii="Symbol" w:hAnsi="Symbol" w:hint="default"/>
+        <w:sz w:val="20"/>
+      </w:rPr>
+    </w:lvl>
+    <w:lvl w:ilvl="2" w:tentative="1">
+      <w:start w:val="1"/>
+      <w:numFmt w:val="bullet"/>
+      <w:lvlText w:val=""/>
+      <w:lvlJc w:val="left"/>
+      <w:pPr>
+        <w:tabs>
+          <w:tab w:val="num" w:pos="2160"/>
+        </w:tabs>
+        <w:ind w:left="2160" w:hanging="360"/>
+      </w:pPr>
+      <w:rPr>
+        <w:rFonts w:ascii="Symbol" w:hAnsi="Symbol" w:hint="default"/>
+        <w:sz w:val="20"/>
+      </w:rPr>
+    </w:lvl>
+    <w:lvl w:ilvl="3" w:tentative="1">
+      <w:start w:val="1"/>
+      <w:numFmt w:val="bullet"/>
+      <w:lvlText w:val=""/>
+      <w:lvlJc w:val="left"/>
+      <w:pPr>
+        <w:tabs>
+          <w:tab w:val="num" w:pos="2880"/>
+        </w:tabs>
+        <w:ind w:left="2880" w:hanging="360"/>
+      </w:pPr>
+      <w:rPr>
+        <w:rFonts w:ascii="Symbol" w:hAnsi="Symbol" w:hint="default"/>
+        <w:sz w:val="20"/>
+      </w:rPr>
+    </w:lvl>
+    <w:lvl w:ilvl="4" w:tentative="1">
+      <w:start w:val="1"/>
+      <w:numFmt w:val="bullet"/>
+      <w:lvlText w:val=""/>
+      <w:lvlJc w:val="left"/>
+      <w:pPr>
+        <w:tabs>
+          <w:tab w:val="num" w:pos="3600"/>
+        </w:tabs>
+        <w:ind w:left="3600" w:hanging="360"/>
+      </w:pPr>
+      <w:rPr>
+        <w:rFonts w:ascii="Symbol" w:hAnsi="Symbol" w:hint="default"/>
+        <w:sz w:val="20"/>
+      </w:rPr>
+    </w:lvl>
+    <w:lvl w:ilvl="5" w:tentative="1">
+      <w:start w:val="1"/>
+      <w:numFmt w:val="bullet"/>
+      <w:lvlText w:val=""/>
+      <w:lvlJc w:val="left"/>
+      <w:pPr>
+        <w:tabs>
+          <w:tab w:val="num" w:pos="4320"/>
+        </w:tabs>
+        <w:ind w:left="4320" w:hanging="360"/>
+      </w:pPr>
+      <w:rPr>
+        <w:rFonts w:ascii="Symbol" w:hAnsi="Symbol" w:hint="default"/>
+        <w:sz w:val="20"/>
+      </w:rPr>
+    </w:lvl>
+    <w:lvl w:ilvl="6" w:tentative="1">
+      <w:start w:val="1"/>
+      <w:numFmt w:val="bullet"/>
+      <w:lvlText w:val=""/>
+      <w:lvlJc w:val="left"/>
+      <w:pPr>
+        <w:tabs>
+          <w:tab w:val="num" w:pos="5040"/>
+        </w:tabs>
+        <w:ind w:left="5040" w:hanging="360"/>
+      </w:pPr>
+      <w:rPr>
+        <w:rFonts w:ascii="Symbol" w:hAnsi="Symbol" w:hint="default"/>
+        <w:sz w:val="20"/>
+      </w:rPr>
+    </w:lvl>
+    <w:lvl w:ilvl="7" w:tentative="1">
+      <w:start w:val="1"/>
+      <w:numFmt w:val="bullet"/>
+      <w:lvlText w:val=""/>
+      <w:lvlJc w:val="left"/>
+      <w:pPr>
+        <w:tabs>
+          <w:tab w:val="num" w:pos="5760"/>
+        </w:tabs>
+        <w:ind w:left="5760" w:hanging="360"/>
+      </w:pPr>
+      <w:rPr>
+        <w:rFonts w:ascii="Symbol" w:hAnsi="Symbol" w:hint="default"/>
+        <w:sz w:val="20"/>
+      </w:rPr>
+    </w:lvl>
+    <w:lvl w:ilvl="8" w:tentative="1">
+      <w:start w:val="1"/>
+      <w:numFmt w:val="bullet"/>
+      <w:lvlText w:val=""/>
+      <w:lvlJc w:val="left"/>
+      <w:pPr>
+        <w:tabs>
+          <w:tab w:val="num" w:pos="6480"/>
+        </w:tabs>
+        <w:ind w:left="6480" w:hanging="360"/>
+      </w:pPr>
+      <w:rPr>
+        <w:rFonts w:ascii="Symbol" w:hAnsi="Symbol" w:hint="default"/>
+        <w:sz w:val="20"/>
+      </w:rPr>
+    </w:lvl>
+  </w:abstractNum>
+  <w:abstractNum w:abstractNumId="24" w15:restartNumberingAfterBreak="0">
+    <w:nsid w:val="47DE6573"/>
+    <w:multiLevelType w:val="multilevel"/>
+    <w:tmpl w:val="955201AA"/>
+    <w:lvl w:ilvl="0">
+      <w:start w:val="1"/>
+      <w:numFmt w:val="bullet"/>
+      <w:lvlText w:val=""/>
+      <w:lvlJc w:val="left"/>
+      <w:pPr>
+        <w:tabs>
+          <w:tab w:val="num" w:pos="720"/>
+        </w:tabs>
+        <w:ind w:left="720" w:hanging="360"/>
+      </w:pPr>
+      <w:rPr>
+        <w:rFonts w:ascii="Symbol" w:hAnsi="Symbol" w:hint="default"/>
+        <w:sz w:val="20"/>
+      </w:rPr>
+    </w:lvl>
+    <w:lvl w:ilvl="1" w:tentative="1">
+      <w:start w:val="1"/>
+      <w:numFmt w:val="bullet"/>
+      <w:lvlText w:val=""/>
+      <w:lvlJc w:val="left"/>
+      <w:pPr>
+        <w:tabs>
+          <w:tab w:val="num" w:pos="1440"/>
+        </w:tabs>
+        <w:ind w:left="1440" w:hanging="360"/>
+      </w:pPr>
+      <w:rPr>
+        <w:rFonts w:ascii="Symbol" w:hAnsi="Symbol" w:hint="default"/>
+        <w:sz w:val="20"/>
+      </w:rPr>
+    </w:lvl>
+    <w:lvl w:ilvl="2" w:tentative="1">
+      <w:start w:val="1"/>
+      <w:numFmt w:val="bullet"/>
+      <w:lvlText w:val=""/>
+      <w:lvlJc w:val="left"/>
+      <w:pPr>
+        <w:tabs>
+          <w:tab w:val="num" w:pos="2160"/>
+        </w:tabs>
+        <w:ind w:left="2160" w:hanging="360"/>
+      </w:pPr>
+      <w:rPr>
+        <w:rFonts w:ascii="Symbol" w:hAnsi="Symbol" w:hint="default"/>
+        <w:sz w:val="20"/>
+      </w:rPr>
+    </w:lvl>
+    <w:lvl w:ilvl="3" w:tentative="1">
+      <w:start w:val="1"/>
+      <w:numFmt w:val="bullet"/>
+      <w:lvlText w:val=""/>
+      <w:lvlJc w:val="left"/>
+      <w:pPr>
+        <w:tabs>
+          <w:tab w:val="num" w:pos="2880"/>
+        </w:tabs>
+        <w:ind w:left="2880" w:hanging="360"/>
+      </w:pPr>
+      <w:rPr>
+        <w:rFonts w:ascii="Symbol" w:hAnsi="Symbol" w:hint="default"/>
+        <w:sz w:val="20"/>
+      </w:rPr>
+    </w:lvl>
+    <w:lvl w:ilvl="4" w:tentative="1">
+      <w:start w:val="1"/>
+      <w:numFmt w:val="bullet"/>
+      <w:lvlText w:val=""/>
+      <w:lvlJc w:val="left"/>
+      <w:pPr>
+        <w:tabs>
+          <w:tab w:val="num" w:pos="3600"/>
+        </w:tabs>
+        <w:ind w:left="3600" w:hanging="360"/>
+      </w:pPr>
+      <w:rPr>
+        <w:rFonts w:ascii="Symbol" w:hAnsi="Symbol" w:hint="default"/>
+        <w:sz w:val="20"/>
+      </w:rPr>
+    </w:lvl>
+    <w:lvl w:ilvl="5" w:tentative="1">
+      <w:start w:val="1"/>
+      <w:numFmt w:val="bullet"/>
+      <w:lvlText w:val=""/>
+      <w:lvlJc w:val="left"/>
+      <w:pPr>
+        <w:tabs>
+          <w:tab w:val="num" w:pos="4320"/>
+        </w:tabs>
+        <w:ind w:left="4320" w:hanging="360"/>
+      </w:pPr>
+      <w:rPr>
+        <w:rFonts w:ascii="Symbol" w:hAnsi="Symbol" w:hint="default"/>
+        <w:sz w:val="20"/>
+      </w:rPr>
+    </w:lvl>
+    <w:lvl w:ilvl="6" w:tentative="1">
+      <w:start w:val="1"/>
+      <w:numFmt w:val="bullet"/>
+      <w:lvlText w:val=""/>
+      <w:lvlJc w:val="left"/>
+      <w:pPr>
+        <w:tabs>
+          <w:tab w:val="num" w:pos="5040"/>
+        </w:tabs>
+        <w:ind w:left="5040" w:hanging="360"/>
+      </w:pPr>
+      <w:rPr>
+        <w:rFonts w:ascii="Symbol" w:hAnsi="Symbol" w:hint="default"/>
+        <w:sz w:val="20"/>
+      </w:rPr>
+    </w:lvl>
+    <w:lvl w:ilvl="7" w:tentative="1">
+      <w:start w:val="1"/>
+      <w:numFmt w:val="bullet"/>
+      <w:lvlText w:val=""/>
+      <w:lvlJc w:val="left"/>
+      <w:pPr>
+        <w:tabs>
+          <w:tab w:val="num" w:pos="5760"/>
+        </w:tabs>
+        <w:ind w:left="5760" w:hanging="360"/>
+      </w:pPr>
+      <w:rPr>
+        <w:rFonts w:ascii="Symbol" w:hAnsi="Symbol" w:hint="default"/>
+        <w:sz w:val="20"/>
+      </w:rPr>
+    </w:lvl>
+    <w:lvl w:ilvl="8" w:tentative="1">
+      <w:start w:val="1"/>
+      <w:numFmt w:val="bullet"/>
+      <w:lvlText w:val=""/>
+      <w:lvlJc w:val="left"/>
+      <w:pPr>
+        <w:tabs>
+          <w:tab w:val="num" w:pos="6480"/>
+        </w:tabs>
+        <w:ind w:left="6480" w:hanging="360"/>
+      </w:pPr>
+      <w:rPr>
+        <w:rFonts w:ascii="Symbol" w:hAnsi="Symbol" w:hint="default"/>
+        <w:sz w:val="20"/>
+      </w:rPr>
+    </w:lvl>
+  </w:abstractNum>
+  <w:abstractNum w:abstractNumId="25" w15:restartNumberingAfterBreak="0">
+    <w:nsid w:val="49CE39A5"/>
+    <w:multiLevelType w:val="multilevel"/>
+    <w:tmpl w:val="58401E00"/>
     <w:lvl w:ilvl="0">
       <w:start w:val="1"/>
       <w:numFmt w:val="decimal"/>
@@ -8557,904 +11088,10 @@
       </w:pPr>
     </w:lvl>
   </w:abstractNum>
-  <w:abstractNum w:abstractNumId="14" w15:restartNumberingAfterBreak="0">
-    <w:nsid w:val="2DDC1917"/>
+  <w:abstractNum w:abstractNumId="26" w15:restartNumberingAfterBreak="0">
+    <w:nsid w:val="4DC139BC"/>
     <w:multiLevelType w:val="multilevel"/>
-    <w:tmpl w:val="93AA744E"/>
-    <w:lvl w:ilvl="0">
-      <w:start w:val="1"/>
-      <w:numFmt w:val="bullet"/>
-      <w:lvlText w:val=""/>
-      <w:lvlJc w:val="left"/>
-      <w:pPr>
-        <w:tabs>
-          <w:tab w:val="num" w:pos="720"/>
-        </w:tabs>
-        <w:ind w:left="720" w:hanging="360"/>
-      </w:pPr>
-      <w:rPr>
-        <w:rFonts w:ascii="Symbol" w:hAnsi="Symbol" w:hint="default"/>
-        <w:sz w:val="20"/>
-      </w:rPr>
-    </w:lvl>
-    <w:lvl w:ilvl="1" w:tentative="1">
-      <w:start w:val="1"/>
-      <w:numFmt w:val="bullet"/>
-      <w:lvlText w:val=""/>
-      <w:lvlJc w:val="left"/>
-      <w:pPr>
-        <w:tabs>
-          <w:tab w:val="num" w:pos="1440"/>
-        </w:tabs>
-        <w:ind w:left="1440" w:hanging="360"/>
-      </w:pPr>
-      <w:rPr>
-        <w:rFonts w:ascii="Symbol" w:hAnsi="Symbol" w:hint="default"/>
-        <w:sz w:val="20"/>
-      </w:rPr>
-    </w:lvl>
-    <w:lvl w:ilvl="2" w:tentative="1">
-      <w:start w:val="1"/>
-      <w:numFmt w:val="bullet"/>
-      <w:lvlText w:val=""/>
-      <w:lvlJc w:val="left"/>
-      <w:pPr>
-        <w:tabs>
-          <w:tab w:val="num" w:pos="2160"/>
-        </w:tabs>
-        <w:ind w:left="2160" w:hanging="360"/>
-      </w:pPr>
-      <w:rPr>
-        <w:rFonts w:ascii="Symbol" w:hAnsi="Symbol" w:hint="default"/>
-        <w:sz w:val="20"/>
-      </w:rPr>
-    </w:lvl>
-    <w:lvl w:ilvl="3" w:tentative="1">
-      <w:start w:val="1"/>
-      <w:numFmt w:val="bullet"/>
-      <w:lvlText w:val=""/>
-      <w:lvlJc w:val="left"/>
-      <w:pPr>
-        <w:tabs>
-          <w:tab w:val="num" w:pos="2880"/>
-        </w:tabs>
-        <w:ind w:left="2880" w:hanging="360"/>
-      </w:pPr>
-      <w:rPr>
-        <w:rFonts w:ascii="Symbol" w:hAnsi="Symbol" w:hint="default"/>
-        <w:sz w:val="20"/>
-      </w:rPr>
-    </w:lvl>
-    <w:lvl w:ilvl="4" w:tentative="1">
-      <w:start w:val="1"/>
-      <w:numFmt w:val="bullet"/>
-      <w:lvlText w:val=""/>
-      <w:lvlJc w:val="left"/>
-      <w:pPr>
-        <w:tabs>
-          <w:tab w:val="num" w:pos="3600"/>
-        </w:tabs>
-        <w:ind w:left="3600" w:hanging="360"/>
-      </w:pPr>
-      <w:rPr>
-        <w:rFonts w:ascii="Symbol" w:hAnsi="Symbol" w:hint="default"/>
-        <w:sz w:val="20"/>
-      </w:rPr>
-    </w:lvl>
-    <w:lvl w:ilvl="5" w:tentative="1">
-      <w:start w:val="1"/>
-      <w:numFmt w:val="bullet"/>
-      <w:lvlText w:val=""/>
-      <w:lvlJc w:val="left"/>
-      <w:pPr>
-        <w:tabs>
-          <w:tab w:val="num" w:pos="4320"/>
-        </w:tabs>
-        <w:ind w:left="4320" w:hanging="360"/>
-      </w:pPr>
-      <w:rPr>
-        <w:rFonts w:ascii="Symbol" w:hAnsi="Symbol" w:hint="default"/>
-        <w:sz w:val="20"/>
-      </w:rPr>
-    </w:lvl>
-    <w:lvl w:ilvl="6" w:tentative="1">
-      <w:start w:val="1"/>
-      <w:numFmt w:val="bullet"/>
-      <w:lvlText w:val=""/>
-      <w:lvlJc w:val="left"/>
-      <w:pPr>
-        <w:tabs>
-          <w:tab w:val="num" w:pos="5040"/>
-        </w:tabs>
-        <w:ind w:left="5040" w:hanging="360"/>
-      </w:pPr>
-      <w:rPr>
-        <w:rFonts w:ascii="Symbol" w:hAnsi="Symbol" w:hint="default"/>
-        <w:sz w:val="20"/>
-      </w:rPr>
-    </w:lvl>
-    <w:lvl w:ilvl="7" w:tentative="1">
-      <w:start w:val="1"/>
-      <w:numFmt w:val="bullet"/>
-      <w:lvlText w:val=""/>
-      <w:lvlJc w:val="left"/>
-      <w:pPr>
-        <w:tabs>
-          <w:tab w:val="num" w:pos="5760"/>
-        </w:tabs>
-        <w:ind w:left="5760" w:hanging="360"/>
-      </w:pPr>
-      <w:rPr>
-        <w:rFonts w:ascii="Symbol" w:hAnsi="Symbol" w:hint="default"/>
-        <w:sz w:val="20"/>
-      </w:rPr>
-    </w:lvl>
-    <w:lvl w:ilvl="8" w:tentative="1">
-      <w:start w:val="1"/>
-      <w:numFmt w:val="bullet"/>
-      <w:lvlText w:val=""/>
-      <w:lvlJc w:val="left"/>
-      <w:pPr>
-        <w:tabs>
-          <w:tab w:val="num" w:pos="6480"/>
-        </w:tabs>
-        <w:ind w:left="6480" w:hanging="360"/>
-      </w:pPr>
-      <w:rPr>
-        <w:rFonts w:ascii="Symbol" w:hAnsi="Symbol" w:hint="default"/>
-        <w:sz w:val="20"/>
-      </w:rPr>
-    </w:lvl>
-  </w:abstractNum>
-  <w:abstractNum w:abstractNumId="15" w15:restartNumberingAfterBreak="0">
-    <w:nsid w:val="2E081CEA"/>
-    <w:multiLevelType w:val="multilevel"/>
-    <w:tmpl w:val="EDD80134"/>
-    <w:lvl w:ilvl="0">
-      <w:start w:val="1"/>
-      <w:numFmt w:val="bullet"/>
-      <w:lvlText w:val=""/>
-      <w:lvlJc w:val="left"/>
-      <w:pPr>
-        <w:tabs>
-          <w:tab w:val="num" w:pos="720"/>
-        </w:tabs>
-        <w:ind w:left="720" w:hanging="360"/>
-      </w:pPr>
-      <w:rPr>
-        <w:rFonts w:ascii="Symbol" w:hAnsi="Symbol" w:hint="default"/>
-        <w:sz w:val="20"/>
-      </w:rPr>
-    </w:lvl>
-    <w:lvl w:ilvl="1" w:tentative="1">
-      <w:start w:val="1"/>
-      <w:numFmt w:val="bullet"/>
-      <w:lvlText w:val=""/>
-      <w:lvlJc w:val="left"/>
-      <w:pPr>
-        <w:tabs>
-          <w:tab w:val="num" w:pos="1440"/>
-        </w:tabs>
-        <w:ind w:left="1440" w:hanging="360"/>
-      </w:pPr>
-      <w:rPr>
-        <w:rFonts w:ascii="Symbol" w:hAnsi="Symbol" w:hint="default"/>
-        <w:sz w:val="20"/>
-      </w:rPr>
-    </w:lvl>
-    <w:lvl w:ilvl="2" w:tentative="1">
-      <w:start w:val="1"/>
-      <w:numFmt w:val="bullet"/>
-      <w:lvlText w:val=""/>
-      <w:lvlJc w:val="left"/>
-      <w:pPr>
-        <w:tabs>
-          <w:tab w:val="num" w:pos="2160"/>
-        </w:tabs>
-        <w:ind w:left="2160" w:hanging="360"/>
-      </w:pPr>
-      <w:rPr>
-        <w:rFonts w:ascii="Symbol" w:hAnsi="Symbol" w:hint="default"/>
-        <w:sz w:val="20"/>
-      </w:rPr>
-    </w:lvl>
-    <w:lvl w:ilvl="3" w:tentative="1">
-      <w:start w:val="1"/>
-      <w:numFmt w:val="bullet"/>
-      <w:lvlText w:val=""/>
-      <w:lvlJc w:val="left"/>
-      <w:pPr>
-        <w:tabs>
-          <w:tab w:val="num" w:pos="2880"/>
-        </w:tabs>
-        <w:ind w:left="2880" w:hanging="360"/>
-      </w:pPr>
-      <w:rPr>
-        <w:rFonts w:ascii="Symbol" w:hAnsi="Symbol" w:hint="default"/>
-        <w:sz w:val="20"/>
-      </w:rPr>
-    </w:lvl>
-    <w:lvl w:ilvl="4" w:tentative="1">
-      <w:start w:val="1"/>
-      <w:numFmt w:val="bullet"/>
-      <w:lvlText w:val=""/>
-      <w:lvlJc w:val="left"/>
-      <w:pPr>
-        <w:tabs>
-          <w:tab w:val="num" w:pos="3600"/>
-        </w:tabs>
-        <w:ind w:left="3600" w:hanging="360"/>
-      </w:pPr>
-      <w:rPr>
-        <w:rFonts w:ascii="Symbol" w:hAnsi="Symbol" w:hint="default"/>
-        <w:sz w:val="20"/>
-      </w:rPr>
-    </w:lvl>
-    <w:lvl w:ilvl="5" w:tentative="1">
-      <w:start w:val="1"/>
-      <w:numFmt w:val="bullet"/>
-      <w:lvlText w:val=""/>
-      <w:lvlJc w:val="left"/>
-      <w:pPr>
-        <w:tabs>
-          <w:tab w:val="num" w:pos="4320"/>
-        </w:tabs>
-        <w:ind w:left="4320" w:hanging="360"/>
-      </w:pPr>
-      <w:rPr>
-        <w:rFonts w:ascii="Symbol" w:hAnsi="Symbol" w:hint="default"/>
-        <w:sz w:val="20"/>
-      </w:rPr>
-    </w:lvl>
-    <w:lvl w:ilvl="6" w:tentative="1">
-      <w:start w:val="1"/>
-      <w:numFmt w:val="bullet"/>
-      <w:lvlText w:val=""/>
-      <w:lvlJc w:val="left"/>
-      <w:pPr>
-        <w:tabs>
-          <w:tab w:val="num" w:pos="5040"/>
-        </w:tabs>
-        <w:ind w:left="5040" w:hanging="360"/>
-      </w:pPr>
-      <w:rPr>
-        <w:rFonts w:ascii="Symbol" w:hAnsi="Symbol" w:hint="default"/>
-        <w:sz w:val="20"/>
-      </w:rPr>
-    </w:lvl>
-    <w:lvl w:ilvl="7" w:tentative="1">
-      <w:start w:val="1"/>
-      <w:numFmt w:val="bullet"/>
-      <w:lvlText w:val=""/>
-      <w:lvlJc w:val="left"/>
-      <w:pPr>
-        <w:tabs>
-          <w:tab w:val="num" w:pos="5760"/>
-        </w:tabs>
-        <w:ind w:left="5760" w:hanging="360"/>
-      </w:pPr>
-      <w:rPr>
-        <w:rFonts w:ascii="Symbol" w:hAnsi="Symbol" w:hint="default"/>
-        <w:sz w:val="20"/>
-      </w:rPr>
-    </w:lvl>
-    <w:lvl w:ilvl="8" w:tentative="1">
-      <w:start w:val="1"/>
-      <w:numFmt w:val="bullet"/>
-      <w:lvlText w:val=""/>
-      <w:lvlJc w:val="left"/>
-      <w:pPr>
-        <w:tabs>
-          <w:tab w:val="num" w:pos="6480"/>
-        </w:tabs>
-        <w:ind w:left="6480" w:hanging="360"/>
-      </w:pPr>
-      <w:rPr>
-        <w:rFonts w:ascii="Symbol" w:hAnsi="Symbol" w:hint="default"/>
-        <w:sz w:val="20"/>
-      </w:rPr>
-    </w:lvl>
-  </w:abstractNum>
-  <w:abstractNum w:abstractNumId="16" w15:restartNumberingAfterBreak="0">
-    <w:nsid w:val="323B3755"/>
-    <w:multiLevelType w:val="multilevel"/>
-    <w:tmpl w:val="0EE002A8"/>
-    <w:lvl w:ilvl="0">
-      <w:start w:val="1"/>
-      <w:numFmt w:val="bullet"/>
-      <w:lvlText w:val=""/>
-      <w:lvlJc w:val="left"/>
-      <w:pPr>
-        <w:tabs>
-          <w:tab w:val="num" w:pos="720"/>
-        </w:tabs>
-        <w:ind w:left="720" w:hanging="360"/>
-      </w:pPr>
-      <w:rPr>
-        <w:rFonts w:ascii="Symbol" w:hAnsi="Symbol" w:hint="default"/>
-        <w:sz w:val="20"/>
-      </w:rPr>
-    </w:lvl>
-    <w:lvl w:ilvl="1" w:tentative="1">
-      <w:start w:val="1"/>
-      <w:numFmt w:val="bullet"/>
-      <w:lvlText w:val=""/>
-      <w:lvlJc w:val="left"/>
-      <w:pPr>
-        <w:tabs>
-          <w:tab w:val="num" w:pos="1440"/>
-        </w:tabs>
-        <w:ind w:left="1440" w:hanging="360"/>
-      </w:pPr>
-      <w:rPr>
-        <w:rFonts w:ascii="Symbol" w:hAnsi="Symbol" w:hint="default"/>
-        <w:sz w:val="20"/>
-      </w:rPr>
-    </w:lvl>
-    <w:lvl w:ilvl="2" w:tentative="1">
-      <w:start w:val="1"/>
-      <w:numFmt w:val="bullet"/>
-      <w:lvlText w:val=""/>
-      <w:lvlJc w:val="left"/>
-      <w:pPr>
-        <w:tabs>
-          <w:tab w:val="num" w:pos="2160"/>
-        </w:tabs>
-        <w:ind w:left="2160" w:hanging="360"/>
-      </w:pPr>
-      <w:rPr>
-        <w:rFonts w:ascii="Symbol" w:hAnsi="Symbol" w:hint="default"/>
-        <w:sz w:val="20"/>
-      </w:rPr>
-    </w:lvl>
-    <w:lvl w:ilvl="3" w:tentative="1">
-      <w:start w:val="1"/>
-      <w:numFmt w:val="bullet"/>
-      <w:lvlText w:val=""/>
-      <w:lvlJc w:val="left"/>
-      <w:pPr>
-        <w:tabs>
-          <w:tab w:val="num" w:pos="2880"/>
-        </w:tabs>
-        <w:ind w:left="2880" w:hanging="360"/>
-      </w:pPr>
-      <w:rPr>
-        <w:rFonts w:ascii="Symbol" w:hAnsi="Symbol" w:hint="default"/>
-        <w:sz w:val="20"/>
-      </w:rPr>
-    </w:lvl>
-    <w:lvl w:ilvl="4" w:tentative="1">
-      <w:start w:val="1"/>
-      <w:numFmt w:val="bullet"/>
-      <w:lvlText w:val=""/>
-      <w:lvlJc w:val="left"/>
-      <w:pPr>
-        <w:tabs>
-          <w:tab w:val="num" w:pos="3600"/>
-        </w:tabs>
-        <w:ind w:left="3600" w:hanging="360"/>
-      </w:pPr>
-      <w:rPr>
-        <w:rFonts w:ascii="Symbol" w:hAnsi="Symbol" w:hint="default"/>
-        <w:sz w:val="20"/>
-      </w:rPr>
-    </w:lvl>
-    <w:lvl w:ilvl="5" w:tentative="1">
-      <w:start w:val="1"/>
-      <w:numFmt w:val="bullet"/>
-      <w:lvlText w:val=""/>
-      <w:lvlJc w:val="left"/>
-      <w:pPr>
-        <w:tabs>
-          <w:tab w:val="num" w:pos="4320"/>
-        </w:tabs>
-        <w:ind w:left="4320" w:hanging="360"/>
-      </w:pPr>
-      <w:rPr>
-        <w:rFonts w:ascii="Symbol" w:hAnsi="Symbol" w:hint="default"/>
-        <w:sz w:val="20"/>
-      </w:rPr>
-    </w:lvl>
-    <w:lvl w:ilvl="6" w:tentative="1">
-      <w:start w:val="1"/>
-      <w:numFmt w:val="bullet"/>
-      <w:lvlText w:val=""/>
-      <w:lvlJc w:val="left"/>
-      <w:pPr>
-        <w:tabs>
-          <w:tab w:val="num" w:pos="5040"/>
-        </w:tabs>
-        <w:ind w:left="5040" w:hanging="360"/>
-      </w:pPr>
-      <w:rPr>
-        <w:rFonts w:ascii="Symbol" w:hAnsi="Symbol" w:hint="default"/>
-        <w:sz w:val="20"/>
-      </w:rPr>
-    </w:lvl>
-    <w:lvl w:ilvl="7" w:tentative="1">
-      <w:start w:val="1"/>
-      <w:numFmt w:val="bullet"/>
-      <w:lvlText w:val=""/>
-      <w:lvlJc w:val="left"/>
-      <w:pPr>
-        <w:tabs>
-          <w:tab w:val="num" w:pos="5760"/>
-        </w:tabs>
-        <w:ind w:left="5760" w:hanging="360"/>
-      </w:pPr>
-      <w:rPr>
-        <w:rFonts w:ascii="Symbol" w:hAnsi="Symbol" w:hint="default"/>
-        <w:sz w:val="20"/>
-      </w:rPr>
-    </w:lvl>
-    <w:lvl w:ilvl="8" w:tentative="1">
-      <w:start w:val="1"/>
-      <w:numFmt w:val="bullet"/>
-      <w:lvlText w:val=""/>
-      <w:lvlJc w:val="left"/>
-      <w:pPr>
-        <w:tabs>
-          <w:tab w:val="num" w:pos="6480"/>
-        </w:tabs>
-        <w:ind w:left="6480" w:hanging="360"/>
-      </w:pPr>
-      <w:rPr>
-        <w:rFonts w:ascii="Symbol" w:hAnsi="Symbol" w:hint="default"/>
-        <w:sz w:val="20"/>
-      </w:rPr>
-    </w:lvl>
-  </w:abstractNum>
-  <w:abstractNum w:abstractNumId="17" w15:restartNumberingAfterBreak="0">
-    <w:nsid w:val="339A68DB"/>
-    <w:multiLevelType w:val="multilevel"/>
-    <w:tmpl w:val="B962824C"/>
-    <w:lvl w:ilvl="0">
-      <w:start w:val="1"/>
-      <w:numFmt w:val="bullet"/>
-      <w:lvlText w:val=""/>
-      <w:lvlJc w:val="left"/>
-      <w:pPr>
-        <w:tabs>
-          <w:tab w:val="num" w:pos="720"/>
-        </w:tabs>
-        <w:ind w:left="720" w:hanging="360"/>
-      </w:pPr>
-      <w:rPr>
-        <w:rFonts w:ascii="Symbol" w:hAnsi="Symbol" w:hint="default"/>
-        <w:sz w:val="20"/>
-      </w:rPr>
-    </w:lvl>
-    <w:lvl w:ilvl="1">
-      <w:start w:val="1"/>
-      <w:numFmt w:val="bullet"/>
-      <w:lvlText w:val=""/>
-      <w:lvlJc w:val="left"/>
-      <w:pPr>
-        <w:tabs>
-          <w:tab w:val="num" w:pos="1440"/>
-        </w:tabs>
-        <w:ind w:left="1440" w:hanging="360"/>
-      </w:pPr>
-      <w:rPr>
-        <w:rFonts w:ascii="Symbol" w:hAnsi="Symbol" w:hint="default"/>
-        <w:sz w:val="20"/>
-      </w:rPr>
-    </w:lvl>
-    <w:lvl w:ilvl="2">
-      <w:start w:val="1"/>
-      <w:numFmt w:val="bullet"/>
-      <w:lvlText w:val=""/>
-      <w:lvlJc w:val="left"/>
-      <w:pPr>
-        <w:tabs>
-          <w:tab w:val="num" w:pos="2160"/>
-        </w:tabs>
-        <w:ind w:left="2160" w:hanging="360"/>
-      </w:pPr>
-      <w:rPr>
-        <w:rFonts w:ascii="Symbol" w:hAnsi="Symbol" w:hint="default"/>
-        <w:sz w:val="20"/>
-      </w:rPr>
-    </w:lvl>
-    <w:lvl w:ilvl="3" w:tentative="1">
-      <w:start w:val="1"/>
-      <w:numFmt w:val="bullet"/>
-      <w:lvlText w:val=""/>
-      <w:lvlJc w:val="left"/>
-      <w:pPr>
-        <w:tabs>
-          <w:tab w:val="num" w:pos="2880"/>
-        </w:tabs>
-        <w:ind w:left="2880" w:hanging="360"/>
-      </w:pPr>
-      <w:rPr>
-        <w:rFonts w:ascii="Symbol" w:hAnsi="Symbol" w:hint="default"/>
-        <w:sz w:val="20"/>
-      </w:rPr>
-    </w:lvl>
-    <w:lvl w:ilvl="4" w:tentative="1">
-      <w:start w:val="1"/>
-      <w:numFmt w:val="bullet"/>
-      <w:lvlText w:val=""/>
-      <w:lvlJc w:val="left"/>
-      <w:pPr>
-        <w:tabs>
-          <w:tab w:val="num" w:pos="3600"/>
-        </w:tabs>
-        <w:ind w:left="3600" w:hanging="360"/>
-      </w:pPr>
-      <w:rPr>
-        <w:rFonts w:ascii="Symbol" w:hAnsi="Symbol" w:hint="default"/>
-        <w:sz w:val="20"/>
-      </w:rPr>
-    </w:lvl>
-    <w:lvl w:ilvl="5" w:tentative="1">
-      <w:start w:val="1"/>
-      <w:numFmt w:val="bullet"/>
-      <w:lvlText w:val=""/>
-      <w:lvlJc w:val="left"/>
-      <w:pPr>
-        <w:tabs>
-          <w:tab w:val="num" w:pos="4320"/>
-        </w:tabs>
-        <w:ind w:left="4320" w:hanging="360"/>
-      </w:pPr>
-      <w:rPr>
-        <w:rFonts w:ascii="Symbol" w:hAnsi="Symbol" w:hint="default"/>
-        <w:sz w:val="20"/>
-      </w:rPr>
-    </w:lvl>
-    <w:lvl w:ilvl="6" w:tentative="1">
-      <w:start w:val="1"/>
-      <w:numFmt w:val="bullet"/>
-      <w:lvlText w:val=""/>
-      <w:lvlJc w:val="left"/>
-      <w:pPr>
-        <w:tabs>
-          <w:tab w:val="num" w:pos="5040"/>
-        </w:tabs>
-        <w:ind w:left="5040" w:hanging="360"/>
-      </w:pPr>
-      <w:rPr>
-        <w:rFonts w:ascii="Symbol" w:hAnsi="Symbol" w:hint="default"/>
-        <w:sz w:val="20"/>
-      </w:rPr>
-    </w:lvl>
-    <w:lvl w:ilvl="7" w:tentative="1">
-      <w:start w:val="1"/>
-      <w:numFmt w:val="bullet"/>
-      <w:lvlText w:val=""/>
-      <w:lvlJc w:val="left"/>
-      <w:pPr>
-        <w:tabs>
-          <w:tab w:val="num" w:pos="5760"/>
-        </w:tabs>
-        <w:ind w:left="5760" w:hanging="360"/>
-      </w:pPr>
-      <w:rPr>
-        <w:rFonts w:ascii="Symbol" w:hAnsi="Symbol" w:hint="default"/>
-        <w:sz w:val="20"/>
-      </w:rPr>
-    </w:lvl>
-    <w:lvl w:ilvl="8" w:tentative="1">
-      <w:start w:val="1"/>
-      <w:numFmt w:val="bullet"/>
-      <w:lvlText w:val=""/>
-      <w:lvlJc w:val="left"/>
-      <w:pPr>
-        <w:tabs>
-          <w:tab w:val="num" w:pos="6480"/>
-        </w:tabs>
-        <w:ind w:left="6480" w:hanging="360"/>
-      </w:pPr>
-      <w:rPr>
-        <w:rFonts w:ascii="Symbol" w:hAnsi="Symbol" w:hint="default"/>
-        <w:sz w:val="20"/>
-      </w:rPr>
-    </w:lvl>
-  </w:abstractNum>
-  <w:abstractNum w:abstractNumId="18" w15:restartNumberingAfterBreak="0">
-    <w:nsid w:val="33F62E43"/>
-    <w:multiLevelType w:val="multilevel"/>
-    <w:tmpl w:val="ED64C7F8"/>
-    <w:lvl w:ilvl="0">
-      <w:start w:val="1"/>
-      <w:numFmt w:val="bullet"/>
-      <w:lvlText w:val=""/>
-      <w:lvlJc w:val="left"/>
-      <w:pPr>
-        <w:tabs>
-          <w:tab w:val="num" w:pos="720"/>
-        </w:tabs>
-        <w:ind w:left="720" w:hanging="360"/>
-      </w:pPr>
-      <w:rPr>
-        <w:rFonts w:ascii="Symbol" w:hAnsi="Symbol" w:hint="default"/>
-        <w:sz w:val="20"/>
-      </w:rPr>
-    </w:lvl>
-    <w:lvl w:ilvl="1">
-      <w:start w:val="1"/>
-      <w:numFmt w:val="bullet"/>
-      <w:lvlText w:val=""/>
-      <w:lvlJc w:val="left"/>
-      <w:pPr>
-        <w:tabs>
-          <w:tab w:val="num" w:pos="1440"/>
-        </w:tabs>
-        <w:ind w:left="1440" w:hanging="360"/>
-      </w:pPr>
-      <w:rPr>
-        <w:rFonts w:ascii="Symbol" w:hAnsi="Symbol" w:hint="default"/>
-        <w:sz w:val="20"/>
-      </w:rPr>
-    </w:lvl>
-    <w:lvl w:ilvl="2" w:tentative="1">
-      <w:start w:val="1"/>
-      <w:numFmt w:val="bullet"/>
-      <w:lvlText w:val=""/>
-      <w:lvlJc w:val="left"/>
-      <w:pPr>
-        <w:tabs>
-          <w:tab w:val="num" w:pos="2160"/>
-        </w:tabs>
-        <w:ind w:left="2160" w:hanging="360"/>
-      </w:pPr>
-      <w:rPr>
-        <w:rFonts w:ascii="Symbol" w:hAnsi="Symbol" w:hint="default"/>
-        <w:sz w:val="20"/>
-      </w:rPr>
-    </w:lvl>
-    <w:lvl w:ilvl="3" w:tentative="1">
-      <w:start w:val="1"/>
-      <w:numFmt w:val="bullet"/>
-      <w:lvlText w:val=""/>
-      <w:lvlJc w:val="left"/>
-      <w:pPr>
-        <w:tabs>
-          <w:tab w:val="num" w:pos="2880"/>
-        </w:tabs>
-        <w:ind w:left="2880" w:hanging="360"/>
-      </w:pPr>
-      <w:rPr>
-        <w:rFonts w:ascii="Symbol" w:hAnsi="Symbol" w:hint="default"/>
-        <w:sz w:val="20"/>
-      </w:rPr>
-    </w:lvl>
-    <w:lvl w:ilvl="4" w:tentative="1">
-      <w:start w:val="1"/>
-      <w:numFmt w:val="bullet"/>
-      <w:lvlText w:val=""/>
-      <w:lvlJc w:val="left"/>
-      <w:pPr>
-        <w:tabs>
-          <w:tab w:val="num" w:pos="3600"/>
-        </w:tabs>
-        <w:ind w:left="3600" w:hanging="360"/>
-      </w:pPr>
-      <w:rPr>
-        <w:rFonts w:ascii="Symbol" w:hAnsi="Symbol" w:hint="default"/>
-        <w:sz w:val="20"/>
-      </w:rPr>
-    </w:lvl>
-    <w:lvl w:ilvl="5" w:tentative="1">
-      <w:start w:val="1"/>
-      <w:numFmt w:val="bullet"/>
-      <w:lvlText w:val=""/>
-      <w:lvlJc w:val="left"/>
-      <w:pPr>
-        <w:tabs>
-          <w:tab w:val="num" w:pos="4320"/>
-        </w:tabs>
-        <w:ind w:left="4320" w:hanging="360"/>
-      </w:pPr>
-      <w:rPr>
-        <w:rFonts w:ascii="Symbol" w:hAnsi="Symbol" w:hint="default"/>
-        <w:sz w:val="20"/>
-      </w:rPr>
-    </w:lvl>
-    <w:lvl w:ilvl="6" w:tentative="1">
-      <w:start w:val="1"/>
-      <w:numFmt w:val="bullet"/>
-      <w:lvlText w:val=""/>
-      <w:lvlJc w:val="left"/>
-      <w:pPr>
-        <w:tabs>
-          <w:tab w:val="num" w:pos="5040"/>
-        </w:tabs>
-        <w:ind w:left="5040" w:hanging="360"/>
-      </w:pPr>
-      <w:rPr>
-        <w:rFonts w:ascii="Symbol" w:hAnsi="Symbol" w:hint="default"/>
-        <w:sz w:val="20"/>
-      </w:rPr>
-    </w:lvl>
-    <w:lvl w:ilvl="7" w:tentative="1">
-      <w:start w:val="1"/>
-      <w:numFmt w:val="bullet"/>
-      <w:lvlText w:val=""/>
-      <w:lvlJc w:val="left"/>
-      <w:pPr>
-        <w:tabs>
-          <w:tab w:val="num" w:pos="5760"/>
-        </w:tabs>
-        <w:ind w:left="5760" w:hanging="360"/>
-      </w:pPr>
-      <w:rPr>
-        <w:rFonts w:ascii="Symbol" w:hAnsi="Symbol" w:hint="default"/>
-        <w:sz w:val="20"/>
-      </w:rPr>
-    </w:lvl>
-    <w:lvl w:ilvl="8" w:tentative="1">
-      <w:start w:val="1"/>
-      <w:numFmt w:val="bullet"/>
-      <w:lvlText w:val=""/>
-      <w:lvlJc w:val="left"/>
-      <w:pPr>
-        <w:tabs>
-          <w:tab w:val="num" w:pos="6480"/>
-        </w:tabs>
-        <w:ind w:left="6480" w:hanging="360"/>
-      </w:pPr>
-      <w:rPr>
-        <w:rFonts w:ascii="Symbol" w:hAnsi="Symbol" w:hint="default"/>
-        <w:sz w:val="20"/>
-      </w:rPr>
-    </w:lvl>
-  </w:abstractNum>
-  <w:abstractNum w:abstractNumId="19" w15:restartNumberingAfterBreak="0">
-    <w:nsid w:val="34B66AF7"/>
-    <w:multiLevelType w:val="multilevel"/>
-    <w:tmpl w:val="C7B4E32C"/>
-    <w:lvl w:ilvl="0">
-      <w:start w:val="1"/>
-      <w:numFmt w:val="bullet"/>
-      <w:lvlText w:val=""/>
-      <w:lvlJc w:val="left"/>
-      <w:pPr>
-        <w:tabs>
-          <w:tab w:val="num" w:pos="720"/>
-        </w:tabs>
-        <w:ind w:left="720" w:hanging="360"/>
-      </w:pPr>
-      <w:rPr>
-        <w:rFonts w:ascii="Symbol" w:hAnsi="Symbol" w:hint="default"/>
-        <w:sz w:val="20"/>
-      </w:rPr>
-    </w:lvl>
-    <w:lvl w:ilvl="1" w:tentative="1">
-      <w:start w:val="1"/>
-      <w:numFmt w:val="bullet"/>
-      <w:lvlText w:val=""/>
-      <w:lvlJc w:val="left"/>
-      <w:pPr>
-        <w:tabs>
-          <w:tab w:val="num" w:pos="1440"/>
-        </w:tabs>
-        <w:ind w:left="1440" w:hanging="360"/>
-      </w:pPr>
-      <w:rPr>
-        <w:rFonts w:ascii="Symbol" w:hAnsi="Symbol" w:hint="default"/>
-        <w:sz w:val="20"/>
-      </w:rPr>
-    </w:lvl>
-    <w:lvl w:ilvl="2" w:tentative="1">
-      <w:start w:val="1"/>
-      <w:numFmt w:val="bullet"/>
-      <w:lvlText w:val=""/>
-      <w:lvlJc w:val="left"/>
-      <w:pPr>
-        <w:tabs>
-          <w:tab w:val="num" w:pos="2160"/>
-        </w:tabs>
-        <w:ind w:left="2160" w:hanging="360"/>
-      </w:pPr>
-      <w:rPr>
-        <w:rFonts w:ascii="Symbol" w:hAnsi="Symbol" w:hint="default"/>
-        <w:sz w:val="20"/>
-      </w:rPr>
-    </w:lvl>
-    <w:lvl w:ilvl="3" w:tentative="1">
-      <w:start w:val="1"/>
-      <w:numFmt w:val="bullet"/>
-      <w:lvlText w:val=""/>
-      <w:lvlJc w:val="left"/>
-      <w:pPr>
-        <w:tabs>
-          <w:tab w:val="num" w:pos="2880"/>
-        </w:tabs>
-        <w:ind w:left="2880" w:hanging="360"/>
-      </w:pPr>
-      <w:rPr>
-        <w:rFonts w:ascii="Symbol" w:hAnsi="Symbol" w:hint="default"/>
-        <w:sz w:val="20"/>
-      </w:rPr>
-    </w:lvl>
-    <w:lvl w:ilvl="4" w:tentative="1">
-      <w:start w:val="1"/>
-      <w:numFmt w:val="bullet"/>
-      <w:lvlText w:val=""/>
-      <w:lvlJc w:val="left"/>
-      <w:pPr>
-        <w:tabs>
-          <w:tab w:val="num" w:pos="3600"/>
-        </w:tabs>
-        <w:ind w:left="3600" w:hanging="360"/>
-      </w:pPr>
-      <w:rPr>
-        <w:rFonts w:ascii="Symbol" w:hAnsi="Symbol" w:hint="default"/>
-        <w:sz w:val="20"/>
-      </w:rPr>
-    </w:lvl>
-    <w:lvl w:ilvl="5" w:tentative="1">
-      <w:start w:val="1"/>
-      <w:numFmt w:val="bullet"/>
-      <w:lvlText w:val=""/>
-      <w:lvlJc w:val="left"/>
-      <w:pPr>
-        <w:tabs>
-          <w:tab w:val="num" w:pos="4320"/>
-        </w:tabs>
-        <w:ind w:left="4320" w:hanging="360"/>
-      </w:pPr>
-      <w:rPr>
-        <w:rFonts w:ascii="Symbol" w:hAnsi="Symbol" w:hint="default"/>
-        <w:sz w:val="20"/>
-      </w:rPr>
-    </w:lvl>
-    <w:lvl w:ilvl="6" w:tentative="1">
-      <w:start w:val="1"/>
-      <w:numFmt w:val="bullet"/>
-      <w:lvlText w:val=""/>
-      <w:lvlJc w:val="left"/>
-      <w:pPr>
-        <w:tabs>
-          <w:tab w:val="num" w:pos="5040"/>
-        </w:tabs>
-        <w:ind w:left="5040" w:hanging="360"/>
-      </w:pPr>
-      <w:rPr>
-        <w:rFonts w:ascii="Symbol" w:hAnsi="Symbol" w:hint="default"/>
-        <w:sz w:val="20"/>
-      </w:rPr>
-    </w:lvl>
-    <w:lvl w:ilvl="7" w:tentative="1">
-      <w:start w:val="1"/>
-      <w:numFmt w:val="bullet"/>
-      <w:lvlText w:val=""/>
-      <w:lvlJc w:val="left"/>
-      <w:pPr>
-        <w:tabs>
-          <w:tab w:val="num" w:pos="5760"/>
-        </w:tabs>
-        <w:ind w:left="5760" w:hanging="360"/>
-      </w:pPr>
-      <w:rPr>
-        <w:rFonts w:ascii="Symbol" w:hAnsi="Symbol" w:hint="default"/>
-        <w:sz w:val="20"/>
-      </w:rPr>
-    </w:lvl>
-    <w:lvl w:ilvl="8" w:tentative="1">
-      <w:start w:val="1"/>
-      <w:numFmt w:val="bullet"/>
-      <w:lvlText w:val=""/>
-      <w:lvlJc w:val="left"/>
-      <w:pPr>
-        <w:tabs>
-          <w:tab w:val="num" w:pos="6480"/>
-        </w:tabs>
-        <w:ind w:left="6480" w:hanging="360"/>
-      </w:pPr>
-      <w:rPr>
-        <w:rFonts w:ascii="Symbol" w:hAnsi="Symbol" w:hint="default"/>
-        <w:sz w:val="20"/>
-      </w:rPr>
-    </w:lvl>
-  </w:abstractNum>
-  <w:abstractNum w:abstractNumId="20" w15:restartNumberingAfterBreak="0">
-    <w:nsid w:val="366747A5"/>
-    <w:multiLevelType w:val="multilevel"/>
-    <w:tmpl w:val="89AAC464"/>
+    <w:tmpl w:val="2E56F0E0"/>
     <w:lvl w:ilvl="0">
       <w:start w:val="1"/>
       <w:numFmt w:val="decimal"/>
@@ -9568,308 +11205,10 @@
       </w:pPr>
     </w:lvl>
   </w:abstractNum>
-  <w:abstractNum w:abstractNumId="21" w15:restartNumberingAfterBreak="0">
-    <w:nsid w:val="3B1D0C78"/>
+  <w:abstractNum w:abstractNumId="27" w15:restartNumberingAfterBreak="0">
+    <w:nsid w:val="58B30C2C"/>
     <w:multiLevelType w:val="multilevel"/>
-    <w:tmpl w:val="18DC2F5C"/>
-    <w:lvl w:ilvl="0">
-      <w:start w:val="1"/>
-      <w:numFmt w:val="bullet"/>
-      <w:lvlText w:val=""/>
-      <w:lvlJc w:val="left"/>
-      <w:pPr>
-        <w:tabs>
-          <w:tab w:val="num" w:pos="720"/>
-        </w:tabs>
-        <w:ind w:left="720" w:hanging="360"/>
-      </w:pPr>
-      <w:rPr>
-        <w:rFonts w:ascii="Symbol" w:hAnsi="Symbol" w:hint="default"/>
-        <w:sz w:val="20"/>
-      </w:rPr>
-    </w:lvl>
-    <w:lvl w:ilvl="1" w:tentative="1">
-      <w:start w:val="1"/>
-      <w:numFmt w:val="bullet"/>
-      <w:lvlText w:val=""/>
-      <w:lvlJc w:val="left"/>
-      <w:pPr>
-        <w:tabs>
-          <w:tab w:val="num" w:pos="1440"/>
-        </w:tabs>
-        <w:ind w:left="1440" w:hanging="360"/>
-      </w:pPr>
-      <w:rPr>
-        <w:rFonts w:ascii="Symbol" w:hAnsi="Symbol" w:hint="default"/>
-        <w:sz w:val="20"/>
-      </w:rPr>
-    </w:lvl>
-    <w:lvl w:ilvl="2" w:tentative="1">
-      <w:start w:val="1"/>
-      <w:numFmt w:val="bullet"/>
-      <w:lvlText w:val=""/>
-      <w:lvlJc w:val="left"/>
-      <w:pPr>
-        <w:tabs>
-          <w:tab w:val="num" w:pos="2160"/>
-        </w:tabs>
-        <w:ind w:left="2160" w:hanging="360"/>
-      </w:pPr>
-      <w:rPr>
-        <w:rFonts w:ascii="Symbol" w:hAnsi="Symbol" w:hint="default"/>
-        <w:sz w:val="20"/>
-      </w:rPr>
-    </w:lvl>
-    <w:lvl w:ilvl="3" w:tentative="1">
-      <w:start w:val="1"/>
-      <w:numFmt w:val="bullet"/>
-      <w:lvlText w:val=""/>
-      <w:lvlJc w:val="left"/>
-      <w:pPr>
-        <w:tabs>
-          <w:tab w:val="num" w:pos="2880"/>
-        </w:tabs>
-        <w:ind w:left="2880" w:hanging="360"/>
-      </w:pPr>
-      <w:rPr>
-        <w:rFonts w:ascii="Symbol" w:hAnsi="Symbol" w:hint="default"/>
-        <w:sz w:val="20"/>
-      </w:rPr>
-    </w:lvl>
-    <w:lvl w:ilvl="4" w:tentative="1">
-      <w:start w:val="1"/>
-      <w:numFmt w:val="bullet"/>
-      <w:lvlText w:val=""/>
-      <w:lvlJc w:val="left"/>
-      <w:pPr>
-        <w:tabs>
-          <w:tab w:val="num" w:pos="3600"/>
-        </w:tabs>
-        <w:ind w:left="3600" w:hanging="360"/>
-      </w:pPr>
-      <w:rPr>
-        <w:rFonts w:ascii="Symbol" w:hAnsi="Symbol" w:hint="default"/>
-        <w:sz w:val="20"/>
-      </w:rPr>
-    </w:lvl>
-    <w:lvl w:ilvl="5" w:tentative="1">
-      <w:start w:val="1"/>
-      <w:numFmt w:val="bullet"/>
-      <w:lvlText w:val=""/>
-      <w:lvlJc w:val="left"/>
-      <w:pPr>
-        <w:tabs>
-          <w:tab w:val="num" w:pos="4320"/>
-        </w:tabs>
-        <w:ind w:left="4320" w:hanging="360"/>
-      </w:pPr>
-      <w:rPr>
-        <w:rFonts w:ascii="Symbol" w:hAnsi="Symbol" w:hint="default"/>
-        <w:sz w:val="20"/>
-      </w:rPr>
-    </w:lvl>
-    <w:lvl w:ilvl="6" w:tentative="1">
-      <w:start w:val="1"/>
-      <w:numFmt w:val="bullet"/>
-      <w:lvlText w:val=""/>
-      <w:lvlJc w:val="left"/>
-      <w:pPr>
-        <w:tabs>
-          <w:tab w:val="num" w:pos="5040"/>
-        </w:tabs>
-        <w:ind w:left="5040" w:hanging="360"/>
-      </w:pPr>
-      <w:rPr>
-        <w:rFonts w:ascii="Symbol" w:hAnsi="Symbol" w:hint="default"/>
-        <w:sz w:val="20"/>
-      </w:rPr>
-    </w:lvl>
-    <w:lvl w:ilvl="7" w:tentative="1">
-      <w:start w:val="1"/>
-      <w:numFmt w:val="bullet"/>
-      <w:lvlText w:val=""/>
-      <w:lvlJc w:val="left"/>
-      <w:pPr>
-        <w:tabs>
-          <w:tab w:val="num" w:pos="5760"/>
-        </w:tabs>
-        <w:ind w:left="5760" w:hanging="360"/>
-      </w:pPr>
-      <w:rPr>
-        <w:rFonts w:ascii="Symbol" w:hAnsi="Symbol" w:hint="default"/>
-        <w:sz w:val="20"/>
-      </w:rPr>
-    </w:lvl>
-    <w:lvl w:ilvl="8" w:tentative="1">
-      <w:start w:val="1"/>
-      <w:numFmt w:val="bullet"/>
-      <w:lvlText w:val=""/>
-      <w:lvlJc w:val="left"/>
-      <w:pPr>
-        <w:tabs>
-          <w:tab w:val="num" w:pos="6480"/>
-        </w:tabs>
-        <w:ind w:left="6480" w:hanging="360"/>
-      </w:pPr>
-      <w:rPr>
-        <w:rFonts w:ascii="Symbol" w:hAnsi="Symbol" w:hint="default"/>
-        <w:sz w:val="20"/>
-      </w:rPr>
-    </w:lvl>
-  </w:abstractNum>
-  <w:abstractNum w:abstractNumId="22" w15:restartNumberingAfterBreak="0">
-    <w:nsid w:val="3C960CD5"/>
-    <w:multiLevelType w:val="multilevel"/>
-    <w:tmpl w:val="02B2AF4E"/>
-    <w:lvl w:ilvl="0">
-      <w:start w:val="1"/>
-      <w:numFmt w:val="bullet"/>
-      <w:lvlText w:val=""/>
-      <w:lvlJc w:val="left"/>
-      <w:pPr>
-        <w:tabs>
-          <w:tab w:val="num" w:pos="720"/>
-        </w:tabs>
-        <w:ind w:left="720" w:hanging="360"/>
-      </w:pPr>
-      <w:rPr>
-        <w:rFonts w:ascii="Symbol" w:hAnsi="Symbol" w:hint="default"/>
-        <w:sz w:val="20"/>
-      </w:rPr>
-    </w:lvl>
-    <w:lvl w:ilvl="1" w:tentative="1">
-      <w:start w:val="1"/>
-      <w:numFmt w:val="bullet"/>
-      <w:lvlText w:val=""/>
-      <w:lvlJc w:val="left"/>
-      <w:pPr>
-        <w:tabs>
-          <w:tab w:val="num" w:pos="1440"/>
-        </w:tabs>
-        <w:ind w:left="1440" w:hanging="360"/>
-      </w:pPr>
-      <w:rPr>
-        <w:rFonts w:ascii="Symbol" w:hAnsi="Symbol" w:hint="default"/>
-        <w:sz w:val="20"/>
-      </w:rPr>
-    </w:lvl>
-    <w:lvl w:ilvl="2" w:tentative="1">
-      <w:start w:val="1"/>
-      <w:numFmt w:val="bullet"/>
-      <w:lvlText w:val=""/>
-      <w:lvlJc w:val="left"/>
-      <w:pPr>
-        <w:tabs>
-          <w:tab w:val="num" w:pos="2160"/>
-        </w:tabs>
-        <w:ind w:left="2160" w:hanging="360"/>
-      </w:pPr>
-      <w:rPr>
-        <w:rFonts w:ascii="Symbol" w:hAnsi="Symbol" w:hint="default"/>
-        <w:sz w:val="20"/>
-      </w:rPr>
-    </w:lvl>
-    <w:lvl w:ilvl="3" w:tentative="1">
-      <w:start w:val="1"/>
-      <w:numFmt w:val="bullet"/>
-      <w:lvlText w:val=""/>
-      <w:lvlJc w:val="left"/>
-      <w:pPr>
-        <w:tabs>
-          <w:tab w:val="num" w:pos="2880"/>
-        </w:tabs>
-        <w:ind w:left="2880" w:hanging="360"/>
-      </w:pPr>
-      <w:rPr>
-        <w:rFonts w:ascii="Symbol" w:hAnsi="Symbol" w:hint="default"/>
-        <w:sz w:val="20"/>
-      </w:rPr>
-    </w:lvl>
-    <w:lvl w:ilvl="4" w:tentative="1">
-      <w:start w:val="1"/>
-      <w:numFmt w:val="bullet"/>
-      <w:lvlText w:val=""/>
-      <w:lvlJc w:val="left"/>
-      <w:pPr>
-        <w:tabs>
-          <w:tab w:val="num" w:pos="3600"/>
-        </w:tabs>
-        <w:ind w:left="3600" w:hanging="360"/>
-      </w:pPr>
-      <w:rPr>
-        <w:rFonts w:ascii="Symbol" w:hAnsi="Symbol" w:hint="default"/>
-        <w:sz w:val="20"/>
-      </w:rPr>
-    </w:lvl>
-    <w:lvl w:ilvl="5" w:tentative="1">
-      <w:start w:val="1"/>
-      <w:numFmt w:val="bullet"/>
-      <w:lvlText w:val=""/>
-      <w:lvlJc w:val="left"/>
-      <w:pPr>
-        <w:tabs>
-          <w:tab w:val="num" w:pos="4320"/>
-        </w:tabs>
-        <w:ind w:left="4320" w:hanging="360"/>
-      </w:pPr>
-      <w:rPr>
-        <w:rFonts w:ascii="Symbol" w:hAnsi="Symbol" w:hint="default"/>
-        <w:sz w:val="20"/>
-      </w:rPr>
-    </w:lvl>
-    <w:lvl w:ilvl="6" w:tentative="1">
-      <w:start w:val="1"/>
-      <w:numFmt w:val="bullet"/>
-      <w:lvlText w:val=""/>
-      <w:lvlJc w:val="left"/>
-      <w:pPr>
-        <w:tabs>
-          <w:tab w:val="num" w:pos="5040"/>
-        </w:tabs>
-        <w:ind w:left="5040" w:hanging="360"/>
-      </w:pPr>
-      <w:rPr>
-        <w:rFonts w:ascii="Symbol" w:hAnsi="Symbol" w:hint="default"/>
-        <w:sz w:val="20"/>
-      </w:rPr>
-    </w:lvl>
-    <w:lvl w:ilvl="7" w:tentative="1">
-      <w:start w:val="1"/>
-      <w:numFmt w:val="bullet"/>
-      <w:lvlText w:val=""/>
-      <w:lvlJc w:val="left"/>
-      <w:pPr>
-        <w:tabs>
-          <w:tab w:val="num" w:pos="5760"/>
-        </w:tabs>
-        <w:ind w:left="5760" w:hanging="360"/>
-      </w:pPr>
-      <w:rPr>
-        <w:rFonts w:ascii="Symbol" w:hAnsi="Symbol" w:hint="default"/>
-        <w:sz w:val="20"/>
-      </w:rPr>
-    </w:lvl>
-    <w:lvl w:ilvl="8" w:tentative="1">
-      <w:start w:val="1"/>
-      <w:numFmt w:val="bullet"/>
-      <w:lvlText w:val=""/>
-      <w:lvlJc w:val="left"/>
-      <w:pPr>
-        <w:tabs>
-          <w:tab w:val="num" w:pos="6480"/>
-        </w:tabs>
-        <w:ind w:left="6480" w:hanging="360"/>
-      </w:pPr>
-      <w:rPr>
-        <w:rFonts w:ascii="Symbol" w:hAnsi="Symbol" w:hint="default"/>
-        <w:sz w:val="20"/>
-      </w:rPr>
-    </w:lvl>
-  </w:abstractNum>
-  <w:abstractNum w:abstractNumId="23" w15:restartNumberingAfterBreak="0">
-    <w:nsid w:val="41E479D4"/>
-    <w:multiLevelType w:val="multilevel"/>
-    <w:tmpl w:val="049ACFB4"/>
+    <w:tmpl w:val="5560CD64"/>
     <w:lvl w:ilvl="0">
       <w:start w:val="1"/>
       <w:numFmt w:val="decimal"/>
@@ -9983,10 +11322,10 @@
       </w:pPr>
     </w:lvl>
   </w:abstractNum>
-  <w:abstractNum w:abstractNumId="24" w15:restartNumberingAfterBreak="0">
-    <w:nsid w:val="47E906DB"/>
+  <w:abstractNum w:abstractNumId="28" w15:restartNumberingAfterBreak="0">
+    <w:nsid w:val="596E192C"/>
     <w:multiLevelType w:val="multilevel"/>
-    <w:tmpl w:val="3CA4E3FC"/>
+    <w:tmpl w:val="D1F8D53E"/>
     <w:lvl w:ilvl="0">
       <w:start w:val="1"/>
       <w:numFmt w:val="bullet"/>
@@ -10132,10 +11471,10 @@
       </w:rPr>
     </w:lvl>
   </w:abstractNum>
-  <w:abstractNum w:abstractNumId="25" w15:restartNumberingAfterBreak="0">
-    <w:nsid w:val="487A3DDB"/>
+  <w:abstractNum w:abstractNumId="29" w15:restartNumberingAfterBreak="0">
+    <w:nsid w:val="5BA1796C"/>
     <w:multiLevelType w:val="multilevel"/>
-    <w:tmpl w:val="9C920078"/>
+    <w:tmpl w:val="F950349E"/>
     <w:lvl w:ilvl="0">
       <w:start w:val="1"/>
       <w:numFmt w:val="bullet"/>
@@ -10281,10 +11620,606 @@
       </w:rPr>
     </w:lvl>
   </w:abstractNum>
-  <w:abstractNum w:abstractNumId="26" w15:restartNumberingAfterBreak="0">
-    <w:nsid w:val="4A0D2752"/>
+  <w:abstractNum w:abstractNumId="30" w15:restartNumberingAfterBreak="0">
+    <w:nsid w:val="5C2E1DCB"/>
     <w:multiLevelType w:val="multilevel"/>
-    <w:tmpl w:val="643A8B24"/>
+    <w:tmpl w:val="69DCAACC"/>
+    <w:lvl w:ilvl="0">
+      <w:start w:val="1"/>
+      <w:numFmt w:val="bullet"/>
+      <w:lvlText w:val=""/>
+      <w:lvlJc w:val="left"/>
+      <w:pPr>
+        <w:tabs>
+          <w:tab w:val="num" w:pos="720"/>
+        </w:tabs>
+        <w:ind w:left="720" w:hanging="360"/>
+      </w:pPr>
+      <w:rPr>
+        <w:rFonts w:ascii="Symbol" w:hAnsi="Symbol" w:hint="default"/>
+        <w:sz w:val="20"/>
+      </w:rPr>
+    </w:lvl>
+    <w:lvl w:ilvl="1">
+      <w:start w:val="1"/>
+      <w:numFmt w:val="bullet"/>
+      <w:lvlText w:val=""/>
+      <w:lvlJc w:val="left"/>
+      <w:pPr>
+        <w:tabs>
+          <w:tab w:val="num" w:pos="1440"/>
+        </w:tabs>
+        <w:ind w:left="1440" w:hanging="360"/>
+      </w:pPr>
+      <w:rPr>
+        <w:rFonts w:ascii="Symbol" w:hAnsi="Symbol" w:hint="default"/>
+        <w:sz w:val="20"/>
+      </w:rPr>
+    </w:lvl>
+    <w:lvl w:ilvl="2">
+      <w:start w:val="1"/>
+      <w:numFmt w:val="bullet"/>
+      <w:lvlText w:val=""/>
+      <w:lvlJc w:val="left"/>
+      <w:pPr>
+        <w:tabs>
+          <w:tab w:val="num" w:pos="2160"/>
+        </w:tabs>
+        <w:ind w:left="2160" w:hanging="360"/>
+      </w:pPr>
+      <w:rPr>
+        <w:rFonts w:ascii="Symbol" w:hAnsi="Symbol" w:hint="default"/>
+        <w:sz w:val="20"/>
+      </w:rPr>
+    </w:lvl>
+    <w:lvl w:ilvl="3" w:tentative="1">
+      <w:start w:val="1"/>
+      <w:numFmt w:val="bullet"/>
+      <w:lvlText w:val=""/>
+      <w:lvlJc w:val="left"/>
+      <w:pPr>
+        <w:tabs>
+          <w:tab w:val="num" w:pos="2880"/>
+        </w:tabs>
+        <w:ind w:left="2880" w:hanging="360"/>
+      </w:pPr>
+      <w:rPr>
+        <w:rFonts w:ascii="Symbol" w:hAnsi="Symbol" w:hint="default"/>
+        <w:sz w:val="20"/>
+      </w:rPr>
+    </w:lvl>
+    <w:lvl w:ilvl="4" w:tentative="1">
+      <w:start w:val="1"/>
+      <w:numFmt w:val="bullet"/>
+      <w:lvlText w:val=""/>
+      <w:lvlJc w:val="left"/>
+      <w:pPr>
+        <w:tabs>
+          <w:tab w:val="num" w:pos="3600"/>
+        </w:tabs>
+        <w:ind w:left="3600" w:hanging="360"/>
+      </w:pPr>
+      <w:rPr>
+        <w:rFonts w:ascii="Symbol" w:hAnsi="Symbol" w:hint="default"/>
+        <w:sz w:val="20"/>
+      </w:rPr>
+    </w:lvl>
+    <w:lvl w:ilvl="5" w:tentative="1">
+      <w:start w:val="1"/>
+      <w:numFmt w:val="bullet"/>
+      <w:lvlText w:val=""/>
+      <w:lvlJc w:val="left"/>
+      <w:pPr>
+        <w:tabs>
+          <w:tab w:val="num" w:pos="4320"/>
+        </w:tabs>
+        <w:ind w:left="4320" w:hanging="360"/>
+      </w:pPr>
+      <w:rPr>
+        <w:rFonts w:ascii="Symbol" w:hAnsi="Symbol" w:hint="default"/>
+        <w:sz w:val="20"/>
+      </w:rPr>
+    </w:lvl>
+    <w:lvl w:ilvl="6" w:tentative="1">
+      <w:start w:val="1"/>
+      <w:numFmt w:val="bullet"/>
+      <w:lvlText w:val=""/>
+      <w:lvlJc w:val="left"/>
+      <w:pPr>
+        <w:tabs>
+          <w:tab w:val="num" w:pos="5040"/>
+        </w:tabs>
+        <w:ind w:left="5040" w:hanging="360"/>
+      </w:pPr>
+      <w:rPr>
+        <w:rFonts w:ascii="Symbol" w:hAnsi="Symbol" w:hint="default"/>
+        <w:sz w:val="20"/>
+      </w:rPr>
+    </w:lvl>
+    <w:lvl w:ilvl="7" w:tentative="1">
+      <w:start w:val="1"/>
+      <w:numFmt w:val="bullet"/>
+      <w:lvlText w:val=""/>
+      <w:lvlJc w:val="left"/>
+      <w:pPr>
+        <w:tabs>
+          <w:tab w:val="num" w:pos="5760"/>
+        </w:tabs>
+        <w:ind w:left="5760" w:hanging="360"/>
+      </w:pPr>
+      <w:rPr>
+        <w:rFonts w:ascii="Symbol" w:hAnsi="Symbol" w:hint="default"/>
+        <w:sz w:val="20"/>
+      </w:rPr>
+    </w:lvl>
+    <w:lvl w:ilvl="8" w:tentative="1">
+      <w:start w:val="1"/>
+      <w:numFmt w:val="bullet"/>
+      <w:lvlText w:val=""/>
+      <w:lvlJc w:val="left"/>
+      <w:pPr>
+        <w:tabs>
+          <w:tab w:val="num" w:pos="6480"/>
+        </w:tabs>
+        <w:ind w:left="6480" w:hanging="360"/>
+      </w:pPr>
+      <w:rPr>
+        <w:rFonts w:ascii="Symbol" w:hAnsi="Symbol" w:hint="default"/>
+        <w:sz w:val="20"/>
+      </w:rPr>
+    </w:lvl>
+  </w:abstractNum>
+  <w:abstractNum w:abstractNumId="31" w15:restartNumberingAfterBreak="0">
+    <w:nsid w:val="5D363675"/>
+    <w:multiLevelType w:val="multilevel"/>
+    <w:tmpl w:val="EF9E41EA"/>
+    <w:lvl w:ilvl="0">
+      <w:start w:val="1"/>
+      <w:numFmt w:val="bullet"/>
+      <w:lvlText w:val=""/>
+      <w:lvlJc w:val="left"/>
+      <w:pPr>
+        <w:tabs>
+          <w:tab w:val="num" w:pos="720"/>
+        </w:tabs>
+        <w:ind w:left="720" w:hanging="360"/>
+      </w:pPr>
+      <w:rPr>
+        <w:rFonts w:ascii="Symbol" w:hAnsi="Symbol" w:hint="default"/>
+        <w:sz w:val="20"/>
+      </w:rPr>
+    </w:lvl>
+    <w:lvl w:ilvl="1" w:tentative="1">
+      <w:start w:val="1"/>
+      <w:numFmt w:val="bullet"/>
+      <w:lvlText w:val=""/>
+      <w:lvlJc w:val="left"/>
+      <w:pPr>
+        <w:tabs>
+          <w:tab w:val="num" w:pos="1440"/>
+        </w:tabs>
+        <w:ind w:left="1440" w:hanging="360"/>
+      </w:pPr>
+      <w:rPr>
+        <w:rFonts w:ascii="Symbol" w:hAnsi="Symbol" w:hint="default"/>
+        <w:sz w:val="20"/>
+      </w:rPr>
+    </w:lvl>
+    <w:lvl w:ilvl="2" w:tentative="1">
+      <w:start w:val="1"/>
+      <w:numFmt w:val="bullet"/>
+      <w:lvlText w:val=""/>
+      <w:lvlJc w:val="left"/>
+      <w:pPr>
+        <w:tabs>
+          <w:tab w:val="num" w:pos="2160"/>
+        </w:tabs>
+        <w:ind w:left="2160" w:hanging="360"/>
+      </w:pPr>
+      <w:rPr>
+        <w:rFonts w:ascii="Symbol" w:hAnsi="Symbol" w:hint="default"/>
+        <w:sz w:val="20"/>
+      </w:rPr>
+    </w:lvl>
+    <w:lvl w:ilvl="3" w:tentative="1">
+      <w:start w:val="1"/>
+      <w:numFmt w:val="bullet"/>
+      <w:lvlText w:val=""/>
+      <w:lvlJc w:val="left"/>
+      <w:pPr>
+        <w:tabs>
+          <w:tab w:val="num" w:pos="2880"/>
+        </w:tabs>
+        <w:ind w:left="2880" w:hanging="360"/>
+      </w:pPr>
+      <w:rPr>
+        <w:rFonts w:ascii="Symbol" w:hAnsi="Symbol" w:hint="default"/>
+        <w:sz w:val="20"/>
+      </w:rPr>
+    </w:lvl>
+    <w:lvl w:ilvl="4" w:tentative="1">
+      <w:start w:val="1"/>
+      <w:numFmt w:val="bullet"/>
+      <w:lvlText w:val=""/>
+      <w:lvlJc w:val="left"/>
+      <w:pPr>
+        <w:tabs>
+          <w:tab w:val="num" w:pos="3600"/>
+        </w:tabs>
+        <w:ind w:left="3600" w:hanging="360"/>
+      </w:pPr>
+      <w:rPr>
+        <w:rFonts w:ascii="Symbol" w:hAnsi="Symbol" w:hint="default"/>
+        <w:sz w:val="20"/>
+      </w:rPr>
+    </w:lvl>
+    <w:lvl w:ilvl="5" w:tentative="1">
+      <w:start w:val="1"/>
+      <w:numFmt w:val="bullet"/>
+      <w:lvlText w:val=""/>
+      <w:lvlJc w:val="left"/>
+      <w:pPr>
+        <w:tabs>
+          <w:tab w:val="num" w:pos="4320"/>
+        </w:tabs>
+        <w:ind w:left="4320" w:hanging="360"/>
+      </w:pPr>
+      <w:rPr>
+        <w:rFonts w:ascii="Symbol" w:hAnsi="Symbol" w:hint="default"/>
+        <w:sz w:val="20"/>
+      </w:rPr>
+    </w:lvl>
+    <w:lvl w:ilvl="6" w:tentative="1">
+      <w:start w:val="1"/>
+      <w:numFmt w:val="bullet"/>
+      <w:lvlText w:val=""/>
+      <w:lvlJc w:val="left"/>
+      <w:pPr>
+        <w:tabs>
+          <w:tab w:val="num" w:pos="5040"/>
+        </w:tabs>
+        <w:ind w:left="5040" w:hanging="360"/>
+      </w:pPr>
+      <w:rPr>
+        <w:rFonts w:ascii="Symbol" w:hAnsi="Symbol" w:hint="default"/>
+        <w:sz w:val="20"/>
+      </w:rPr>
+    </w:lvl>
+    <w:lvl w:ilvl="7" w:tentative="1">
+      <w:start w:val="1"/>
+      <w:numFmt w:val="bullet"/>
+      <w:lvlText w:val=""/>
+      <w:lvlJc w:val="left"/>
+      <w:pPr>
+        <w:tabs>
+          <w:tab w:val="num" w:pos="5760"/>
+        </w:tabs>
+        <w:ind w:left="5760" w:hanging="360"/>
+      </w:pPr>
+      <w:rPr>
+        <w:rFonts w:ascii="Symbol" w:hAnsi="Symbol" w:hint="default"/>
+        <w:sz w:val="20"/>
+      </w:rPr>
+    </w:lvl>
+    <w:lvl w:ilvl="8" w:tentative="1">
+      <w:start w:val="1"/>
+      <w:numFmt w:val="bullet"/>
+      <w:lvlText w:val=""/>
+      <w:lvlJc w:val="left"/>
+      <w:pPr>
+        <w:tabs>
+          <w:tab w:val="num" w:pos="6480"/>
+        </w:tabs>
+        <w:ind w:left="6480" w:hanging="360"/>
+      </w:pPr>
+      <w:rPr>
+        <w:rFonts w:ascii="Symbol" w:hAnsi="Symbol" w:hint="default"/>
+        <w:sz w:val="20"/>
+      </w:rPr>
+    </w:lvl>
+  </w:abstractNum>
+  <w:abstractNum w:abstractNumId="32" w15:restartNumberingAfterBreak="0">
+    <w:nsid w:val="67F27B56"/>
+    <w:multiLevelType w:val="multilevel"/>
+    <w:tmpl w:val="B7F47DC8"/>
+    <w:lvl w:ilvl="0">
+      <w:start w:val="1"/>
+      <w:numFmt w:val="bullet"/>
+      <w:lvlText w:val=""/>
+      <w:lvlJc w:val="left"/>
+      <w:pPr>
+        <w:tabs>
+          <w:tab w:val="num" w:pos="720"/>
+        </w:tabs>
+        <w:ind w:left="720" w:hanging="360"/>
+      </w:pPr>
+      <w:rPr>
+        <w:rFonts w:ascii="Symbol" w:hAnsi="Symbol" w:hint="default"/>
+        <w:sz w:val="20"/>
+      </w:rPr>
+    </w:lvl>
+    <w:lvl w:ilvl="1" w:tentative="1">
+      <w:start w:val="1"/>
+      <w:numFmt w:val="bullet"/>
+      <w:lvlText w:val=""/>
+      <w:lvlJc w:val="left"/>
+      <w:pPr>
+        <w:tabs>
+          <w:tab w:val="num" w:pos="1440"/>
+        </w:tabs>
+        <w:ind w:left="1440" w:hanging="360"/>
+      </w:pPr>
+      <w:rPr>
+        <w:rFonts w:ascii="Symbol" w:hAnsi="Symbol" w:hint="default"/>
+        <w:sz w:val="20"/>
+      </w:rPr>
+    </w:lvl>
+    <w:lvl w:ilvl="2" w:tentative="1">
+      <w:start w:val="1"/>
+      <w:numFmt w:val="bullet"/>
+      <w:lvlText w:val=""/>
+      <w:lvlJc w:val="left"/>
+      <w:pPr>
+        <w:tabs>
+          <w:tab w:val="num" w:pos="2160"/>
+        </w:tabs>
+        <w:ind w:left="2160" w:hanging="360"/>
+      </w:pPr>
+      <w:rPr>
+        <w:rFonts w:ascii="Symbol" w:hAnsi="Symbol" w:hint="default"/>
+        <w:sz w:val="20"/>
+      </w:rPr>
+    </w:lvl>
+    <w:lvl w:ilvl="3" w:tentative="1">
+      <w:start w:val="1"/>
+      <w:numFmt w:val="bullet"/>
+      <w:lvlText w:val=""/>
+      <w:lvlJc w:val="left"/>
+      <w:pPr>
+        <w:tabs>
+          <w:tab w:val="num" w:pos="2880"/>
+        </w:tabs>
+        <w:ind w:left="2880" w:hanging="360"/>
+      </w:pPr>
+      <w:rPr>
+        <w:rFonts w:ascii="Symbol" w:hAnsi="Symbol" w:hint="default"/>
+        <w:sz w:val="20"/>
+      </w:rPr>
+    </w:lvl>
+    <w:lvl w:ilvl="4" w:tentative="1">
+      <w:start w:val="1"/>
+      <w:numFmt w:val="bullet"/>
+      <w:lvlText w:val=""/>
+      <w:lvlJc w:val="left"/>
+      <w:pPr>
+        <w:tabs>
+          <w:tab w:val="num" w:pos="3600"/>
+        </w:tabs>
+        <w:ind w:left="3600" w:hanging="360"/>
+      </w:pPr>
+      <w:rPr>
+        <w:rFonts w:ascii="Symbol" w:hAnsi="Symbol" w:hint="default"/>
+        <w:sz w:val="20"/>
+      </w:rPr>
+    </w:lvl>
+    <w:lvl w:ilvl="5" w:tentative="1">
+      <w:start w:val="1"/>
+      <w:numFmt w:val="bullet"/>
+      <w:lvlText w:val=""/>
+      <w:lvlJc w:val="left"/>
+      <w:pPr>
+        <w:tabs>
+          <w:tab w:val="num" w:pos="4320"/>
+        </w:tabs>
+        <w:ind w:left="4320" w:hanging="360"/>
+      </w:pPr>
+      <w:rPr>
+        <w:rFonts w:ascii="Symbol" w:hAnsi="Symbol" w:hint="default"/>
+        <w:sz w:val="20"/>
+      </w:rPr>
+    </w:lvl>
+    <w:lvl w:ilvl="6" w:tentative="1">
+      <w:start w:val="1"/>
+      <w:numFmt w:val="bullet"/>
+      <w:lvlText w:val=""/>
+      <w:lvlJc w:val="left"/>
+      <w:pPr>
+        <w:tabs>
+          <w:tab w:val="num" w:pos="5040"/>
+        </w:tabs>
+        <w:ind w:left="5040" w:hanging="360"/>
+      </w:pPr>
+      <w:rPr>
+        <w:rFonts w:ascii="Symbol" w:hAnsi="Symbol" w:hint="default"/>
+        <w:sz w:val="20"/>
+      </w:rPr>
+    </w:lvl>
+    <w:lvl w:ilvl="7" w:tentative="1">
+      <w:start w:val="1"/>
+      <w:numFmt w:val="bullet"/>
+      <w:lvlText w:val=""/>
+      <w:lvlJc w:val="left"/>
+      <w:pPr>
+        <w:tabs>
+          <w:tab w:val="num" w:pos="5760"/>
+        </w:tabs>
+        <w:ind w:left="5760" w:hanging="360"/>
+      </w:pPr>
+      <w:rPr>
+        <w:rFonts w:ascii="Symbol" w:hAnsi="Symbol" w:hint="default"/>
+        <w:sz w:val="20"/>
+      </w:rPr>
+    </w:lvl>
+    <w:lvl w:ilvl="8" w:tentative="1">
+      <w:start w:val="1"/>
+      <w:numFmt w:val="bullet"/>
+      <w:lvlText w:val=""/>
+      <w:lvlJc w:val="left"/>
+      <w:pPr>
+        <w:tabs>
+          <w:tab w:val="num" w:pos="6480"/>
+        </w:tabs>
+        <w:ind w:left="6480" w:hanging="360"/>
+      </w:pPr>
+      <w:rPr>
+        <w:rFonts w:ascii="Symbol" w:hAnsi="Symbol" w:hint="default"/>
+        <w:sz w:val="20"/>
+      </w:rPr>
+    </w:lvl>
+  </w:abstractNum>
+  <w:abstractNum w:abstractNumId="33" w15:restartNumberingAfterBreak="0">
+    <w:nsid w:val="6952387D"/>
+    <w:multiLevelType w:val="multilevel"/>
+    <w:tmpl w:val="ADBEE4D8"/>
+    <w:lvl w:ilvl="0">
+      <w:start w:val="1"/>
+      <w:numFmt w:val="bullet"/>
+      <w:lvlText w:val=""/>
+      <w:lvlJc w:val="left"/>
+      <w:pPr>
+        <w:tabs>
+          <w:tab w:val="num" w:pos="720"/>
+        </w:tabs>
+        <w:ind w:left="720" w:hanging="360"/>
+      </w:pPr>
+      <w:rPr>
+        <w:rFonts w:ascii="Symbol" w:hAnsi="Symbol" w:hint="default"/>
+        <w:sz w:val="20"/>
+      </w:rPr>
+    </w:lvl>
+    <w:lvl w:ilvl="1" w:tentative="1">
+      <w:start w:val="1"/>
+      <w:numFmt w:val="bullet"/>
+      <w:lvlText w:val=""/>
+      <w:lvlJc w:val="left"/>
+      <w:pPr>
+        <w:tabs>
+          <w:tab w:val="num" w:pos="1440"/>
+        </w:tabs>
+        <w:ind w:left="1440" w:hanging="360"/>
+      </w:pPr>
+      <w:rPr>
+        <w:rFonts w:ascii="Symbol" w:hAnsi="Symbol" w:hint="default"/>
+        <w:sz w:val="20"/>
+      </w:rPr>
+    </w:lvl>
+    <w:lvl w:ilvl="2" w:tentative="1">
+      <w:start w:val="1"/>
+      <w:numFmt w:val="bullet"/>
+      <w:lvlText w:val=""/>
+      <w:lvlJc w:val="left"/>
+      <w:pPr>
+        <w:tabs>
+          <w:tab w:val="num" w:pos="2160"/>
+        </w:tabs>
+        <w:ind w:left="2160" w:hanging="360"/>
+      </w:pPr>
+      <w:rPr>
+        <w:rFonts w:ascii="Symbol" w:hAnsi="Symbol" w:hint="default"/>
+        <w:sz w:val="20"/>
+      </w:rPr>
+    </w:lvl>
+    <w:lvl w:ilvl="3" w:tentative="1">
+      <w:start w:val="1"/>
+      <w:numFmt w:val="bullet"/>
+      <w:lvlText w:val=""/>
+      <w:lvlJc w:val="left"/>
+      <w:pPr>
+        <w:tabs>
+          <w:tab w:val="num" w:pos="2880"/>
+        </w:tabs>
+        <w:ind w:left="2880" w:hanging="360"/>
+      </w:pPr>
+      <w:rPr>
+        <w:rFonts w:ascii="Symbol" w:hAnsi="Symbol" w:hint="default"/>
+        <w:sz w:val="20"/>
+      </w:rPr>
+    </w:lvl>
+    <w:lvl w:ilvl="4" w:tentative="1">
+      <w:start w:val="1"/>
+      <w:numFmt w:val="bullet"/>
+      <w:lvlText w:val=""/>
+      <w:lvlJc w:val="left"/>
+      <w:pPr>
+        <w:tabs>
+          <w:tab w:val="num" w:pos="3600"/>
+        </w:tabs>
+        <w:ind w:left="3600" w:hanging="360"/>
+      </w:pPr>
+      <w:rPr>
+        <w:rFonts w:ascii="Symbol" w:hAnsi="Symbol" w:hint="default"/>
+        <w:sz w:val="20"/>
+      </w:rPr>
+    </w:lvl>
+    <w:lvl w:ilvl="5" w:tentative="1">
+      <w:start w:val="1"/>
+      <w:numFmt w:val="bullet"/>
+      <w:lvlText w:val=""/>
+      <w:lvlJc w:val="left"/>
+      <w:pPr>
+        <w:tabs>
+          <w:tab w:val="num" w:pos="4320"/>
+        </w:tabs>
+        <w:ind w:left="4320" w:hanging="360"/>
+      </w:pPr>
+      <w:rPr>
+        <w:rFonts w:ascii="Symbol" w:hAnsi="Symbol" w:hint="default"/>
+        <w:sz w:val="20"/>
+      </w:rPr>
+    </w:lvl>
+    <w:lvl w:ilvl="6" w:tentative="1">
+      <w:start w:val="1"/>
+      <w:numFmt w:val="bullet"/>
+      <w:lvlText w:val=""/>
+      <w:lvlJc w:val="left"/>
+      <w:pPr>
+        <w:tabs>
+          <w:tab w:val="num" w:pos="5040"/>
+        </w:tabs>
+        <w:ind w:left="5040" w:hanging="360"/>
+      </w:pPr>
+      <w:rPr>
+        <w:rFonts w:ascii="Symbol" w:hAnsi="Symbol" w:hint="default"/>
+        <w:sz w:val="20"/>
+      </w:rPr>
+    </w:lvl>
+    <w:lvl w:ilvl="7" w:tentative="1">
+      <w:start w:val="1"/>
+      <w:numFmt w:val="bullet"/>
+      <w:lvlText w:val=""/>
+      <w:lvlJc w:val="left"/>
+      <w:pPr>
+        <w:tabs>
+          <w:tab w:val="num" w:pos="5760"/>
+        </w:tabs>
+        <w:ind w:left="5760" w:hanging="360"/>
+      </w:pPr>
+      <w:rPr>
+        <w:rFonts w:ascii="Symbol" w:hAnsi="Symbol" w:hint="default"/>
+        <w:sz w:val="20"/>
+      </w:rPr>
+    </w:lvl>
+    <w:lvl w:ilvl="8" w:tentative="1">
+      <w:start w:val="1"/>
+      <w:numFmt w:val="bullet"/>
+      <w:lvlText w:val=""/>
+      <w:lvlJc w:val="left"/>
+      <w:pPr>
+        <w:tabs>
+          <w:tab w:val="num" w:pos="6480"/>
+        </w:tabs>
+        <w:ind w:left="6480" w:hanging="360"/>
+      </w:pPr>
+      <w:rPr>
+        <w:rFonts w:ascii="Symbol" w:hAnsi="Symbol" w:hint="default"/>
+        <w:sz w:val="20"/>
+      </w:rPr>
+    </w:lvl>
+  </w:abstractNum>
+  <w:abstractNum w:abstractNumId="34" w15:restartNumberingAfterBreak="0">
+    <w:nsid w:val="69A53797"/>
+    <w:multiLevelType w:val="multilevel"/>
+    <w:tmpl w:val="996EBCEE"/>
     <w:lvl w:ilvl="0">
       <w:start w:val="1"/>
       <w:numFmt w:val="decimal"/>
@@ -10398,1170 +12333,10 @@
       </w:pPr>
     </w:lvl>
   </w:abstractNum>
-  <w:abstractNum w:abstractNumId="27" w15:restartNumberingAfterBreak="0">
-    <w:nsid w:val="4BBF154B"/>
+  <w:abstractNum w:abstractNumId="35" w15:restartNumberingAfterBreak="0">
+    <w:nsid w:val="69B04FA6"/>
     <w:multiLevelType w:val="multilevel"/>
-    <w:tmpl w:val="1B96AF02"/>
-    <w:lvl w:ilvl="0">
-      <w:start w:val="1"/>
-      <w:numFmt w:val="decimal"/>
-      <w:lvlText w:val="%1."/>
-      <w:lvlJc w:val="left"/>
-      <w:pPr>
-        <w:tabs>
-          <w:tab w:val="num" w:pos="720"/>
-        </w:tabs>
-        <w:ind w:left="720" w:hanging="360"/>
-      </w:pPr>
-    </w:lvl>
-    <w:lvl w:ilvl="1">
-      <w:start w:val="1"/>
-      <w:numFmt w:val="bullet"/>
-      <w:lvlText w:val=""/>
-      <w:lvlJc w:val="left"/>
-      <w:pPr>
-        <w:tabs>
-          <w:tab w:val="num" w:pos="1440"/>
-        </w:tabs>
-        <w:ind w:left="1440" w:hanging="360"/>
-      </w:pPr>
-      <w:rPr>
-        <w:rFonts w:ascii="Symbol" w:hAnsi="Symbol" w:hint="default"/>
-        <w:sz w:val="20"/>
-      </w:rPr>
-    </w:lvl>
-    <w:lvl w:ilvl="2" w:tentative="1">
-      <w:start w:val="1"/>
-      <w:numFmt w:val="decimal"/>
-      <w:lvlText w:val="%3."/>
-      <w:lvlJc w:val="left"/>
-      <w:pPr>
-        <w:tabs>
-          <w:tab w:val="num" w:pos="2160"/>
-        </w:tabs>
-        <w:ind w:left="2160" w:hanging="360"/>
-      </w:pPr>
-    </w:lvl>
-    <w:lvl w:ilvl="3" w:tentative="1">
-      <w:start w:val="1"/>
-      <w:numFmt w:val="decimal"/>
-      <w:lvlText w:val="%4."/>
-      <w:lvlJc w:val="left"/>
-      <w:pPr>
-        <w:tabs>
-          <w:tab w:val="num" w:pos="2880"/>
-        </w:tabs>
-        <w:ind w:left="2880" w:hanging="360"/>
-      </w:pPr>
-    </w:lvl>
-    <w:lvl w:ilvl="4" w:tentative="1">
-      <w:start w:val="1"/>
-      <w:numFmt w:val="decimal"/>
-      <w:lvlText w:val="%5."/>
-      <w:lvlJc w:val="left"/>
-      <w:pPr>
-        <w:tabs>
-          <w:tab w:val="num" w:pos="3600"/>
-        </w:tabs>
-        <w:ind w:left="3600" w:hanging="360"/>
-      </w:pPr>
-    </w:lvl>
-    <w:lvl w:ilvl="5" w:tentative="1">
-      <w:start w:val="1"/>
-      <w:numFmt w:val="decimal"/>
-      <w:lvlText w:val="%6."/>
-      <w:lvlJc w:val="left"/>
-      <w:pPr>
-        <w:tabs>
-          <w:tab w:val="num" w:pos="4320"/>
-        </w:tabs>
-        <w:ind w:left="4320" w:hanging="360"/>
-      </w:pPr>
-    </w:lvl>
-    <w:lvl w:ilvl="6" w:tentative="1">
-      <w:start w:val="1"/>
-      <w:numFmt w:val="decimal"/>
-      <w:lvlText w:val="%7."/>
-      <w:lvlJc w:val="left"/>
-      <w:pPr>
-        <w:tabs>
-          <w:tab w:val="num" w:pos="5040"/>
-        </w:tabs>
-        <w:ind w:left="5040" w:hanging="360"/>
-      </w:pPr>
-    </w:lvl>
-    <w:lvl w:ilvl="7" w:tentative="1">
-      <w:start w:val="1"/>
-      <w:numFmt w:val="decimal"/>
-      <w:lvlText w:val="%8."/>
-      <w:lvlJc w:val="left"/>
-      <w:pPr>
-        <w:tabs>
-          <w:tab w:val="num" w:pos="5760"/>
-        </w:tabs>
-        <w:ind w:left="5760" w:hanging="360"/>
-      </w:pPr>
-    </w:lvl>
-    <w:lvl w:ilvl="8" w:tentative="1">
-      <w:start w:val="1"/>
-      <w:numFmt w:val="decimal"/>
-      <w:lvlText w:val="%9."/>
-      <w:lvlJc w:val="left"/>
-      <w:pPr>
-        <w:tabs>
-          <w:tab w:val="num" w:pos="6480"/>
-        </w:tabs>
-        <w:ind w:left="6480" w:hanging="360"/>
-      </w:pPr>
-    </w:lvl>
-  </w:abstractNum>
-  <w:abstractNum w:abstractNumId="28" w15:restartNumberingAfterBreak="0">
-    <w:nsid w:val="4ECD5790"/>
-    <w:multiLevelType w:val="multilevel"/>
-    <w:tmpl w:val="D63EBFC0"/>
-    <w:lvl w:ilvl="0">
-      <w:start w:val="1"/>
-      <w:numFmt w:val="bullet"/>
-      <w:lvlText w:val=""/>
-      <w:lvlJc w:val="left"/>
-      <w:pPr>
-        <w:tabs>
-          <w:tab w:val="num" w:pos="720"/>
-        </w:tabs>
-        <w:ind w:left="720" w:hanging="360"/>
-      </w:pPr>
-      <w:rPr>
-        <w:rFonts w:ascii="Symbol" w:hAnsi="Symbol" w:hint="default"/>
-        <w:sz w:val="20"/>
-      </w:rPr>
-    </w:lvl>
-    <w:lvl w:ilvl="1" w:tentative="1">
-      <w:start w:val="1"/>
-      <w:numFmt w:val="bullet"/>
-      <w:lvlText w:val=""/>
-      <w:lvlJc w:val="left"/>
-      <w:pPr>
-        <w:tabs>
-          <w:tab w:val="num" w:pos="1440"/>
-        </w:tabs>
-        <w:ind w:left="1440" w:hanging="360"/>
-      </w:pPr>
-      <w:rPr>
-        <w:rFonts w:ascii="Symbol" w:hAnsi="Symbol" w:hint="default"/>
-        <w:sz w:val="20"/>
-      </w:rPr>
-    </w:lvl>
-    <w:lvl w:ilvl="2" w:tentative="1">
-      <w:start w:val="1"/>
-      <w:numFmt w:val="bullet"/>
-      <w:lvlText w:val=""/>
-      <w:lvlJc w:val="left"/>
-      <w:pPr>
-        <w:tabs>
-          <w:tab w:val="num" w:pos="2160"/>
-        </w:tabs>
-        <w:ind w:left="2160" w:hanging="360"/>
-      </w:pPr>
-      <w:rPr>
-        <w:rFonts w:ascii="Symbol" w:hAnsi="Symbol" w:hint="default"/>
-        <w:sz w:val="20"/>
-      </w:rPr>
-    </w:lvl>
-    <w:lvl w:ilvl="3" w:tentative="1">
-      <w:start w:val="1"/>
-      <w:numFmt w:val="bullet"/>
-      <w:lvlText w:val=""/>
-      <w:lvlJc w:val="left"/>
-      <w:pPr>
-        <w:tabs>
-          <w:tab w:val="num" w:pos="2880"/>
-        </w:tabs>
-        <w:ind w:left="2880" w:hanging="360"/>
-      </w:pPr>
-      <w:rPr>
-        <w:rFonts w:ascii="Symbol" w:hAnsi="Symbol" w:hint="default"/>
-        <w:sz w:val="20"/>
-      </w:rPr>
-    </w:lvl>
-    <w:lvl w:ilvl="4" w:tentative="1">
-      <w:start w:val="1"/>
-      <w:numFmt w:val="bullet"/>
-      <w:lvlText w:val=""/>
-      <w:lvlJc w:val="left"/>
-      <w:pPr>
-        <w:tabs>
-          <w:tab w:val="num" w:pos="3600"/>
-        </w:tabs>
-        <w:ind w:left="3600" w:hanging="360"/>
-      </w:pPr>
-      <w:rPr>
-        <w:rFonts w:ascii="Symbol" w:hAnsi="Symbol" w:hint="default"/>
-        <w:sz w:val="20"/>
-      </w:rPr>
-    </w:lvl>
-    <w:lvl w:ilvl="5" w:tentative="1">
-      <w:start w:val="1"/>
-      <w:numFmt w:val="bullet"/>
-      <w:lvlText w:val=""/>
-      <w:lvlJc w:val="left"/>
-      <w:pPr>
-        <w:tabs>
-          <w:tab w:val="num" w:pos="4320"/>
-        </w:tabs>
-        <w:ind w:left="4320" w:hanging="360"/>
-      </w:pPr>
-      <w:rPr>
-        <w:rFonts w:ascii="Symbol" w:hAnsi="Symbol" w:hint="default"/>
-        <w:sz w:val="20"/>
-      </w:rPr>
-    </w:lvl>
-    <w:lvl w:ilvl="6" w:tentative="1">
-      <w:start w:val="1"/>
-      <w:numFmt w:val="bullet"/>
-      <w:lvlText w:val=""/>
-      <w:lvlJc w:val="left"/>
-      <w:pPr>
-        <w:tabs>
-          <w:tab w:val="num" w:pos="5040"/>
-        </w:tabs>
-        <w:ind w:left="5040" w:hanging="360"/>
-      </w:pPr>
-      <w:rPr>
-        <w:rFonts w:ascii="Symbol" w:hAnsi="Symbol" w:hint="default"/>
-        <w:sz w:val="20"/>
-      </w:rPr>
-    </w:lvl>
-    <w:lvl w:ilvl="7" w:tentative="1">
-      <w:start w:val="1"/>
-      <w:numFmt w:val="bullet"/>
-      <w:lvlText w:val=""/>
-      <w:lvlJc w:val="left"/>
-      <w:pPr>
-        <w:tabs>
-          <w:tab w:val="num" w:pos="5760"/>
-        </w:tabs>
-        <w:ind w:left="5760" w:hanging="360"/>
-      </w:pPr>
-      <w:rPr>
-        <w:rFonts w:ascii="Symbol" w:hAnsi="Symbol" w:hint="default"/>
-        <w:sz w:val="20"/>
-      </w:rPr>
-    </w:lvl>
-    <w:lvl w:ilvl="8" w:tentative="1">
-      <w:start w:val="1"/>
-      <w:numFmt w:val="bullet"/>
-      <w:lvlText w:val=""/>
-      <w:lvlJc w:val="left"/>
-      <w:pPr>
-        <w:tabs>
-          <w:tab w:val="num" w:pos="6480"/>
-        </w:tabs>
-        <w:ind w:left="6480" w:hanging="360"/>
-      </w:pPr>
-      <w:rPr>
-        <w:rFonts w:ascii="Symbol" w:hAnsi="Symbol" w:hint="default"/>
-        <w:sz w:val="20"/>
-      </w:rPr>
-    </w:lvl>
-  </w:abstractNum>
-  <w:abstractNum w:abstractNumId="29" w15:restartNumberingAfterBreak="0">
-    <w:nsid w:val="518C2FAB"/>
-    <w:multiLevelType w:val="multilevel"/>
-    <w:tmpl w:val="DBA8772C"/>
-    <w:lvl w:ilvl="0">
-      <w:start w:val="1"/>
-      <w:numFmt w:val="bullet"/>
-      <w:lvlText w:val=""/>
-      <w:lvlJc w:val="left"/>
-      <w:pPr>
-        <w:tabs>
-          <w:tab w:val="num" w:pos="720"/>
-        </w:tabs>
-        <w:ind w:left="720" w:hanging="360"/>
-      </w:pPr>
-      <w:rPr>
-        <w:rFonts w:ascii="Symbol" w:hAnsi="Symbol" w:hint="default"/>
-        <w:sz w:val="20"/>
-      </w:rPr>
-    </w:lvl>
-    <w:lvl w:ilvl="1" w:tentative="1">
-      <w:start w:val="1"/>
-      <w:numFmt w:val="bullet"/>
-      <w:lvlText w:val=""/>
-      <w:lvlJc w:val="left"/>
-      <w:pPr>
-        <w:tabs>
-          <w:tab w:val="num" w:pos="1440"/>
-        </w:tabs>
-        <w:ind w:left="1440" w:hanging="360"/>
-      </w:pPr>
-      <w:rPr>
-        <w:rFonts w:ascii="Symbol" w:hAnsi="Symbol" w:hint="default"/>
-        <w:sz w:val="20"/>
-      </w:rPr>
-    </w:lvl>
-    <w:lvl w:ilvl="2" w:tentative="1">
-      <w:start w:val="1"/>
-      <w:numFmt w:val="bullet"/>
-      <w:lvlText w:val=""/>
-      <w:lvlJc w:val="left"/>
-      <w:pPr>
-        <w:tabs>
-          <w:tab w:val="num" w:pos="2160"/>
-        </w:tabs>
-        <w:ind w:left="2160" w:hanging="360"/>
-      </w:pPr>
-      <w:rPr>
-        <w:rFonts w:ascii="Symbol" w:hAnsi="Symbol" w:hint="default"/>
-        <w:sz w:val="20"/>
-      </w:rPr>
-    </w:lvl>
-    <w:lvl w:ilvl="3" w:tentative="1">
-      <w:start w:val="1"/>
-      <w:numFmt w:val="bullet"/>
-      <w:lvlText w:val=""/>
-      <w:lvlJc w:val="left"/>
-      <w:pPr>
-        <w:tabs>
-          <w:tab w:val="num" w:pos="2880"/>
-        </w:tabs>
-        <w:ind w:left="2880" w:hanging="360"/>
-      </w:pPr>
-      <w:rPr>
-        <w:rFonts w:ascii="Symbol" w:hAnsi="Symbol" w:hint="default"/>
-        <w:sz w:val="20"/>
-      </w:rPr>
-    </w:lvl>
-    <w:lvl w:ilvl="4" w:tentative="1">
-      <w:start w:val="1"/>
-      <w:numFmt w:val="bullet"/>
-      <w:lvlText w:val=""/>
-      <w:lvlJc w:val="left"/>
-      <w:pPr>
-        <w:tabs>
-          <w:tab w:val="num" w:pos="3600"/>
-        </w:tabs>
-        <w:ind w:left="3600" w:hanging="360"/>
-      </w:pPr>
-      <w:rPr>
-        <w:rFonts w:ascii="Symbol" w:hAnsi="Symbol" w:hint="default"/>
-        <w:sz w:val="20"/>
-      </w:rPr>
-    </w:lvl>
-    <w:lvl w:ilvl="5" w:tentative="1">
-      <w:start w:val="1"/>
-      <w:numFmt w:val="bullet"/>
-      <w:lvlText w:val=""/>
-      <w:lvlJc w:val="left"/>
-      <w:pPr>
-        <w:tabs>
-          <w:tab w:val="num" w:pos="4320"/>
-        </w:tabs>
-        <w:ind w:left="4320" w:hanging="360"/>
-      </w:pPr>
-      <w:rPr>
-        <w:rFonts w:ascii="Symbol" w:hAnsi="Symbol" w:hint="default"/>
-        <w:sz w:val="20"/>
-      </w:rPr>
-    </w:lvl>
-    <w:lvl w:ilvl="6" w:tentative="1">
-      <w:start w:val="1"/>
-      <w:numFmt w:val="bullet"/>
-      <w:lvlText w:val=""/>
-      <w:lvlJc w:val="left"/>
-      <w:pPr>
-        <w:tabs>
-          <w:tab w:val="num" w:pos="5040"/>
-        </w:tabs>
-        <w:ind w:left="5040" w:hanging="360"/>
-      </w:pPr>
-      <w:rPr>
-        <w:rFonts w:ascii="Symbol" w:hAnsi="Symbol" w:hint="default"/>
-        <w:sz w:val="20"/>
-      </w:rPr>
-    </w:lvl>
-    <w:lvl w:ilvl="7" w:tentative="1">
-      <w:start w:val="1"/>
-      <w:numFmt w:val="bullet"/>
-      <w:lvlText w:val=""/>
-      <w:lvlJc w:val="left"/>
-      <w:pPr>
-        <w:tabs>
-          <w:tab w:val="num" w:pos="5760"/>
-        </w:tabs>
-        <w:ind w:left="5760" w:hanging="360"/>
-      </w:pPr>
-      <w:rPr>
-        <w:rFonts w:ascii="Symbol" w:hAnsi="Symbol" w:hint="default"/>
-        <w:sz w:val="20"/>
-      </w:rPr>
-    </w:lvl>
-    <w:lvl w:ilvl="8" w:tentative="1">
-      <w:start w:val="1"/>
-      <w:numFmt w:val="bullet"/>
-      <w:lvlText w:val=""/>
-      <w:lvlJc w:val="left"/>
-      <w:pPr>
-        <w:tabs>
-          <w:tab w:val="num" w:pos="6480"/>
-        </w:tabs>
-        <w:ind w:left="6480" w:hanging="360"/>
-      </w:pPr>
-      <w:rPr>
-        <w:rFonts w:ascii="Symbol" w:hAnsi="Symbol" w:hint="default"/>
-        <w:sz w:val="20"/>
-      </w:rPr>
-    </w:lvl>
-  </w:abstractNum>
-  <w:abstractNum w:abstractNumId="30" w15:restartNumberingAfterBreak="0">
-    <w:nsid w:val="571C1C7F"/>
-    <w:multiLevelType w:val="multilevel"/>
-    <w:tmpl w:val="DDB05580"/>
-    <w:lvl w:ilvl="0">
-      <w:start w:val="1"/>
-      <w:numFmt w:val="bullet"/>
-      <w:lvlText w:val=""/>
-      <w:lvlJc w:val="left"/>
-      <w:pPr>
-        <w:tabs>
-          <w:tab w:val="num" w:pos="720"/>
-        </w:tabs>
-        <w:ind w:left="720" w:hanging="360"/>
-      </w:pPr>
-      <w:rPr>
-        <w:rFonts w:ascii="Symbol" w:hAnsi="Symbol" w:hint="default"/>
-        <w:sz w:val="20"/>
-      </w:rPr>
-    </w:lvl>
-    <w:lvl w:ilvl="1" w:tentative="1">
-      <w:start w:val="1"/>
-      <w:numFmt w:val="bullet"/>
-      <w:lvlText w:val=""/>
-      <w:lvlJc w:val="left"/>
-      <w:pPr>
-        <w:tabs>
-          <w:tab w:val="num" w:pos="1440"/>
-        </w:tabs>
-        <w:ind w:left="1440" w:hanging="360"/>
-      </w:pPr>
-      <w:rPr>
-        <w:rFonts w:ascii="Symbol" w:hAnsi="Symbol" w:hint="default"/>
-        <w:sz w:val="20"/>
-      </w:rPr>
-    </w:lvl>
-    <w:lvl w:ilvl="2" w:tentative="1">
-      <w:start w:val="1"/>
-      <w:numFmt w:val="bullet"/>
-      <w:lvlText w:val=""/>
-      <w:lvlJc w:val="left"/>
-      <w:pPr>
-        <w:tabs>
-          <w:tab w:val="num" w:pos="2160"/>
-        </w:tabs>
-        <w:ind w:left="2160" w:hanging="360"/>
-      </w:pPr>
-      <w:rPr>
-        <w:rFonts w:ascii="Symbol" w:hAnsi="Symbol" w:hint="default"/>
-        <w:sz w:val="20"/>
-      </w:rPr>
-    </w:lvl>
-    <w:lvl w:ilvl="3" w:tentative="1">
-      <w:start w:val="1"/>
-      <w:numFmt w:val="bullet"/>
-      <w:lvlText w:val=""/>
-      <w:lvlJc w:val="left"/>
-      <w:pPr>
-        <w:tabs>
-          <w:tab w:val="num" w:pos="2880"/>
-        </w:tabs>
-        <w:ind w:left="2880" w:hanging="360"/>
-      </w:pPr>
-      <w:rPr>
-        <w:rFonts w:ascii="Symbol" w:hAnsi="Symbol" w:hint="default"/>
-        <w:sz w:val="20"/>
-      </w:rPr>
-    </w:lvl>
-    <w:lvl w:ilvl="4" w:tentative="1">
-      <w:start w:val="1"/>
-      <w:numFmt w:val="bullet"/>
-      <w:lvlText w:val=""/>
-      <w:lvlJc w:val="left"/>
-      <w:pPr>
-        <w:tabs>
-          <w:tab w:val="num" w:pos="3600"/>
-        </w:tabs>
-        <w:ind w:left="3600" w:hanging="360"/>
-      </w:pPr>
-      <w:rPr>
-        <w:rFonts w:ascii="Symbol" w:hAnsi="Symbol" w:hint="default"/>
-        <w:sz w:val="20"/>
-      </w:rPr>
-    </w:lvl>
-    <w:lvl w:ilvl="5" w:tentative="1">
-      <w:start w:val="1"/>
-      <w:numFmt w:val="bullet"/>
-      <w:lvlText w:val=""/>
-      <w:lvlJc w:val="left"/>
-      <w:pPr>
-        <w:tabs>
-          <w:tab w:val="num" w:pos="4320"/>
-        </w:tabs>
-        <w:ind w:left="4320" w:hanging="360"/>
-      </w:pPr>
-      <w:rPr>
-        <w:rFonts w:ascii="Symbol" w:hAnsi="Symbol" w:hint="default"/>
-        <w:sz w:val="20"/>
-      </w:rPr>
-    </w:lvl>
-    <w:lvl w:ilvl="6" w:tentative="1">
-      <w:start w:val="1"/>
-      <w:numFmt w:val="bullet"/>
-      <w:lvlText w:val=""/>
-      <w:lvlJc w:val="left"/>
-      <w:pPr>
-        <w:tabs>
-          <w:tab w:val="num" w:pos="5040"/>
-        </w:tabs>
-        <w:ind w:left="5040" w:hanging="360"/>
-      </w:pPr>
-      <w:rPr>
-        <w:rFonts w:ascii="Symbol" w:hAnsi="Symbol" w:hint="default"/>
-        <w:sz w:val="20"/>
-      </w:rPr>
-    </w:lvl>
-    <w:lvl w:ilvl="7" w:tentative="1">
-      <w:start w:val="1"/>
-      <w:numFmt w:val="bullet"/>
-      <w:lvlText w:val=""/>
-      <w:lvlJc w:val="left"/>
-      <w:pPr>
-        <w:tabs>
-          <w:tab w:val="num" w:pos="5760"/>
-        </w:tabs>
-        <w:ind w:left="5760" w:hanging="360"/>
-      </w:pPr>
-      <w:rPr>
-        <w:rFonts w:ascii="Symbol" w:hAnsi="Symbol" w:hint="default"/>
-        <w:sz w:val="20"/>
-      </w:rPr>
-    </w:lvl>
-    <w:lvl w:ilvl="8" w:tentative="1">
-      <w:start w:val="1"/>
-      <w:numFmt w:val="bullet"/>
-      <w:lvlText w:val=""/>
-      <w:lvlJc w:val="left"/>
-      <w:pPr>
-        <w:tabs>
-          <w:tab w:val="num" w:pos="6480"/>
-        </w:tabs>
-        <w:ind w:left="6480" w:hanging="360"/>
-      </w:pPr>
-      <w:rPr>
-        <w:rFonts w:ascii="Symbol" w:hAnsi="Symbol" w:hint="default"/>
-        <w:sz w:val="20"/>
-      </w:rPr>
-    </w:lvl>
-  </w:abstractNum>
-  <w:abstractNum w:abstractNumId="31" w15:restartNumberingAfterBreak="0">
-    <w:nsid w:val="5D7B094B"/>
-    <w:multiLevelType w:val="multilevel"/>
-    <w:tmpl w:val="4288B49E"/>
-    <w:lvl w:ilvl="0">
-      <w:start w:val="1"/>
-      <w:numFmt w:val="bullet"/>
-      <w:lvlText w:val=""/>
-      <w:lvlJc w:val="left"/>
-      <w:pPr>
-        <w:tabs>
-          <w:tab w:val="num" w:pos="720"/>
-        </w:tabs>
-        <w:ind w:left="720" w:hanging="360"/>
-      </w:pPr>
-      <w:rPr>
-        <w:rFonts w:ascii="Symbol" w:hAnsi="Symbol" w:hint="default"/>
-        <w:sz w:val="20"/>
-      </w:rPr>
-    </w:lvl>
-    <w:lvl w:ilvl="1" w:tentative="1">
-      <w:start w:val="1"/>
-      <w:numFmt w:val="bullet"/>
-      <w:lvlText w:val=""/>
-      <w:lvlJc w:val="left"/>
-      <w:pPr>
-        <w:tabs>
-          <w:tab w:val="num" w:pos="1440"/>
-        </w:tabs>
-        <w:ind w:left="1440" w:hanging="360"/>
-      </w:pPr>
-      <w:rPr>
-        <w:rFonts w:ascii="Symbol" w:hAnsi="Symbol" w:hint="default"/>
-        <w:sz w:val="20"/>
-      </w:rPr>
-    </w:lvl>
-    <w:lvl w:ilvl="2" w:tentative="1">
-      <w:start w:val="1"/>
-      <w:numFmt w:val="bullet"/>
-      <w:lvlText w:val=""/>
-      <w:lvlJc w:val="left"/>
-      <w:pPr>
-        <w:tabs>
-          <w:tab w:val="num" w:pos="2160"/>
-        </w:tabs>
-        <w:ind w:left="2160" w:hanging="360"/>
-      </w:pPr>
-      <w:rPr>
-        <w:rFonts w:ascii="Symbol" w:hAnsi="Symbol" w:hint="default"/>
-        <w:sz w:val="20"/>
-      </w:rPr>
-    </w:lvl>
-    <w:lvl w:ilvl="3" w:tentative="1">
-      <w:start w:val="1"/>
-      <w:numFmt w:val="bullet"/>
-      <w:lvlText w:val=""/>
-      <w:lvlJc w:val="left"/>
-      <w:pPr>
-        <w:tabs>
-          <w:tab w:val="num" w:pos="2880"/>
-        </w:tabs>
-        <w:ind w:left="2880" w:hanging="360"/>
-      </w:pPr>
-      <w:rPr>
-        <w:rFonts w:ascii="Symbol" w:hAnsi="Symbol" w:hint="default"/>
-        <w:sz w:val="20"/>
-      </w:rPr>
-    </w:lvl>
-    <w:lvl w:ilvl="4" w:tentative="1">
-      <w:start w:val="1"/>
-      <w:numFmt w:val="bullet"/>
-      <w:lvlText w:val=""/>
-      <w:lvlJc w:val="left"/>
-      <w:pPr>
-        <w:tabs>
-          <w:tab w:val="num" w:pos="3600"/>
-        </w:tabs>
-        <w:ind w:left="3600" w:hanging="360"/>
-      </w:pPr>
-      <w:rPr>
-        <w:rFonts w:ascii="Symbol" w:hAnsi="Symbol" w:hint="default"/>
-        <w:sz w:val="20"/>
-      </w:rPr>
-    </w:lvl>
-    <w:lvl w:ilvl="5" w:tentative="1">
-      <w:start w:val="1"/>
-      <w:numFmt w:val="bullet"/>
-      <w:lvlText w:val=""/>
-      <w:lvlJc w:val="left"/>
-      <w:pPr>
-        <w:tabs>
-          <w:tab w:val="num" w:pos="4320"/>
-        </w:tabs>
-        <w:ind w:left="4320" w:hanging="360"/>
-      </w:pPr>
-      <w:rPr>
-        <w:rFonts w:ascii="Symbol" w:hAnsi="Symbol" w:hint="default"/>
-        <w:sz w:val="20"/>
-      </w:rPr>
-    </w:lvl>
-    <w:lvl w:ilvl="6" w:tentative="1">
-      <w:start w:val="1"/>
-      <w:numFmt w:val="bullet"/>
-      <w:lvlText w:val=""/>
-      <w:lvlJc w:val="left"/>
-      <w:pPr>
-        <w:tabs>
-          <w:tab w:val="num" w:pos="5040"/>
-        </w:tabs>
-        <w:ind w:left="5040" w:hanging="360"/>
-      </w:pPr>
-      <w:rPr>
-        <w:rFonts w:ascii="Symbol" w:hAnsi="Symbol" w:hint="default"/>
-        <w:sz w:val="20"/>
-      </w:rPr>
-    </w:lvl>
-    <w:lvl w:ilvl="7" w:tentative="1">
-      <w:start w:val="1"/>
-      <w:numFmt w:val="bullet"/>
-      <w:lvlText w:val=""/>
-      <w:lvlJc w:val="left"/>
-      <w:pPr>
-        <w:tabs>
-          <w:tab w:val="num" w:pos="5760"/>
-        </w:tabs>
-        <w:ind w:left="5760" w:hanging="360"/>
-      </w:pPr>
-      <w:rPr>
-        <w:rFonts w:ascii="Symbol" w:hAnsi="Symbol" w:hint="default"/>
-        <w:sz w:val="20"/>
-      </w:rPr>
-    </w:lvl>
-    <w:lvl w:ilvl="8" w:tentative="1">
-      <w:start w:val="1"/>
-      <w:numFmt w:val="bullet"/>
-      <w:lvlText w:val=""/>
-      <w:lvlJc w:val="left"/>
-      <w:pPr>
-        <w:tabs>
-          <w:tab w:val="num" w:pos="6480"/>
-        </w:tabs>
-        <w:ind w:left="6480" w:hanging="360"/>
-      </w:pPr>
-      <w:rPr>
-        <w:rFonts w:ascii="Symbol" w:hAnsi="Symbol" w:hint="default"/>
-        <w:sz w:val="20"/>
-      </w:rPr>
-    </w:lvl>
-  </w:abstractNum>
-  <w:abstractNum w:abstractNumId="32" w15:restartNumberingAfterBreak="0">
-    <w:nsid w:val="600B62F5"/>
-    <w:multiLevelType w:val="multilevel"/>
-    <w:tmpl w:val="5E66CB5A"/>
-    <w:lvl w:ilvl="0">
-      <w:start w:val="1"/>
-      <w:numFmt w:val="bullet"/>
-      <w:lvlText w:val=""/>
-      <w:lvlJc w:val="left"/>
-      <w:pPr>
-        <w:tabs>
-          <w:tab w:val="num" w:pos="720"/>
-        </w:tabs>
-        <w:ind w:left="720" w:hanging="360"/>
-      </w:pPr>
-      <w:rPr>
-        <w:rFonts w:ascii="Symbol" w:hAnsi="Symbol" w:hint="default"/>
-        <w:sz w:val="20"/>
-      </w:rPr>
-    </w:lvl>
-    <w:lvl w:ilvl="1" w:tentative="1">
-      <w:start w:val="1"/>
-      <w:numFmt w:val="bullet"/>
-      <w:lvlText w:val=""/>
-      <w:lvlJc w:val="left"/>
-      <w:pPr>
-        <w:tabs>
-          <w:tab w:val="num" w:pos="1440"/>
-        </w:tabs>
-        <w:ind w:left="1440" w:hanging="360"/>
-      </w:pPr>
-      <w:rPr>
-        <w:rFonts w:ascii="Symbol" w:hAnsi="Symbol" w:hint="default"/>
-        <w:sz w:val="20"/>
-      </w:rPr>
-    </w:lvl>
-    <w:lvl w:ilvl="2" w:tentative="1">
-      <w:start w:val="1"/>
-      <w:numFmt w:val="bullet"/>
-      <w:lvlText w:val=""/>
-      <w:lvlJc w:val="left"/>
-      <w:pPr>
-        <w:tabs>
-          <w:tab w:val="num" w:pos="2160"/>
-        </w:tabs>
-        <w:ind w:left="2160" w:hanging="360"/>
-      </w:pPr>
-      <w:rPr>
-        <w:rFonts w:ascii="Symbol" w:hAnsi="Symbol" w:hint="default"/>
-        <w:sz w:val="20"/>
-      </w:rPr>
-    </w:lvl>
-    <w:lvl w:ilvl="3" w:tentative="1">
-      <w:start w:val="1"/>
-      <w:numFmt w:val="bullet"/>
-      <w:lvlText w:val=""/>
-      <w:lvlJc w:val="left"/>
-      <w:pPr>
-        <w:tabs>
-          <w:tab w:val="num" w:pos="2880"/>
-        </w:tabs>
-        <w:ind w:left="2880" w:hanging="360"/>
-      </w:pPr>
-      <w:rPr>
-        <w:rFonts w:ascii="Symbol" w:hAnsi="Symbol" w:hint="default"/>
-        <w:sz w:val="20"/>
-      </w:rPr>
-    </w:lvl>
-    <w:lvl w:ilvl="4" w:tentative="1">
-      <w:start w:val="1"/>
-      <w:numFmt w:val="bullet"/>
-      <w:lvlText w:val=""/>
-      <w:lvlJc w:val="left"/>
-      <w:pPr>
-        <w:tabs>
-          <w:tab w:val="num" w:pos="3600"/>
-        </w:tabs>
-        <w:ind w:left="3600" w:hanging="360"/>
-      </w:pPr>
-      <w:rPr>
-        <w:rFonts w:ascii="Symbol" w:hAnsi="Symbol" w:hint="default"/>
-        <w:sz w:val="20"/>
-      </w:rPr>
-    </w:lvl>
-    <w:lvl w:ilvl="5" w:tentative="1">
-      <w:start w:val="1"/>
-      <w:numFmt w:val="bullet"/>
-      <w:lvlText w:val=""/>
-      <w:lvlJc w:val="left"/>
-      <w:pPr>
-        <w:tabs>
-          <w:tab w:val="num" w:pos="4320"/>
-        </w:tabs>
-        <w:ind w:left="4320" w:hanging="360"/>
-      </w:pPr>
-      <w:rPr>
-        <w:rFonts w:ascii="Symbol" w:hAnsi="Symbol" w:hint="default"/>
-        <w:sz w:val="20"/>
-      </w:rPr>
-    </w:lvl>
-    <w:lvl w:ilvl="6" w:tentative="1">
-      <w:start w:val="1"/>
-      <w:numFmt w:val="bullet"/>
-      <w:lvlText w:val=""/>
-      <w:lvlJc w:val="left"/>
-      <w:pPr>
-        <w:tabs>
-          <w:tab w:val="num" w:pos="5040"/>
-        </w:tabs>
-        <w:ind w:left="5040" w:hanging="360"/>
-      </w:pPr>
-      <w:rPr>
-        <w:rFonts w:ascii="Symbol" w:hAnsi="Symbol" w:hint="default"/>
-        <w:sz w:val="20"/>
-      </w:rPr>
-    </w:lvl>
-    <w:lvl w:ilvl="7" w:tentative="1">
-      <w:start w:val="1"/>
-      <w:numFmt w:val="bullet"/>
-      <w:lvlText w:val=""/>
-      <w:lvlJc w:val="left"/>
-      <w:pPr>
-        <w:tabs>
-          <w:tab w:val="num" w:pos="5760"/>
-        </w:tabs>
-        <w:ind w:left="5760" w:hanging="360"/>
-      </w:pPr>
-      <w:rPr>
-        <w:rFonts w:ascii="Symbol" w:hAnsi="Symbol" w:hint="default"/>
-        <w:sz w:val="20"/>
-      </w:rPr>
-    </w:lvl>
-    <w:lvl w:ilvl="8" w:tentative="1">
-      <w:start w:val="1"/>
-      <w:numFmt w:val="bullet"/>
-      <w:lvlText w:val=""/>
-      <w:lvlJc w:val="left"/>
-      <w:pPr>
-        <w:tabs>
-          <w:tab w:val="num" w:pos="6480"/>
-        </w:tabs>
-        <w:ind w:left="6480" w:hanging="360"/>
-      </w:pPr>
-      <w:rPr>
-        <w:rFonts w:ascii="Symbol" w:hAnsi="Symbol" w:hint="default"/>
-        <w:sz w:val="20"/>
-      </w:rPr>
-    </w:lvl>
-  </w:abstractNum>
-  <w:abstractNum w:abstractNumId="33" w15:restartNumberingAfterBreak="0">
-    <w:nsid w:val="640031B1"/>
-    <w:multiLevelType w:val="multilevel"/>
-    <w:tmpl w:val="2940D1DC"/>
-    <w:lvl w:ilvl="0">
-      <w:start w:val="1"/>
-      <w:numFmt w:val="bullet"/>
-      <w:lvlText w:val=""/>
-      <w:lvlJc w:val="left"/>
-      <w:pPr>
-        <w:tabs>
-          <w:tab w:val="num" w:pos="720"/>
-        </w:tabs>
-        <w:ind w:left="720" w:hanging="360"/>
-      </w:pPr>
-      <w:rPr>
-        <w:rFonts w:ascii="Symbol" w:hAnsi="Symbol" w:hint="default"/>
-        <w:sz w:val="20"/>
-      </w:rPr>
-    </w:lvl>
-    <w:lvl w:ilvl="1" w:tentative="1">
-      <w:start w:val="1"/>
-      <w:numFmt w:val="bullet"/>
-      <w:lvlText w:val=""/>
-      <w:lvlJc w:val="left"/>
-      <w:pPr>
-        <w:tabs>
-          <w:tab w:val="num" w:pos="1440"/>
-        </w:tabs>
-        <w:ind w:left="1440" w:hanging="360"/>
-      </w:pPr>
-      <w:rPr>
-        <w:rFonts w:ascii="Symbol" w:hAnsi="Symbol" w:hint="default"/>
-        <w:sz w:val="20"/>
-      </w:rPr>
-    </w:lvl>
-    <w:lvl w:ilvl="2" w:tentative="1">
-      <w:start w:val="1"/>
-      <w:numFmt w:val="bullet"/>
-      <w:lvlText w:val=""/>
-      <w:lvlJc w:val="left"/>
-      <w:pPr>
-        <w:tabs>
-          <w:tab w:val="num" w:pos="2160"/>
-        </w:tabs>
-        <w:ind w:left="2160" w:hanging="360"/>
-      </w:pPr>
-      <w:rPr>
-        <w:rFonts w:ascii="Symbol" w:hAnsi="Symbol" w:hint="default"/>
-        <w:sz w:val="20"/>
-      </w:rPr>
-    </w:lvl>
-    <w:lvl w:ilvl="3" w:tentative="1">
-      <w:start w:val="1"/>
-      <w:numFmt w:val="bullet"/>
-      <w:lvlText w:val=""/>
-      <w:lvlJc w:val="left"/>
-      <w:pPr>
-        <w:tabs>
-          <w:tab w:val="num" w:pos="2880"/>
-        </w:tabs>
-        <w:ind w:left="2880" w:hanging="360"/>
-      </w:pPr>
-      <w:rPr>
-        <w:rFonts w:ascii="Symbol" w:hAnsi="Symbol" w:hint="default"/>
-        <w:sz w:val="20"/>
-      </w:rPr>
-    </w:lvl>
-    <w:lvl w:ilvl="4" w:tentative="1">
-      <w:start w:val="1"/>
-      <w:numFmt w:val="bullet"/>
-      <w:lvlText w:val=""/>
-      <w:lvlJc w:val="left"/>
-      <w:pPr>
-        <w:tabs>
-          <w:tab w:val="num" w:pos="3600"/>
-        </w:tabs>
-        <w:ind w:left="3600" w:hanging="360"/>
-      </w:pPr>
-      <w:rPr>
-        <w:rFonts w:ascii="Symbol" w:hAnsi="Symbol" w:hint="default"/>
-        <w:sz w:val="20"/>
-      </w:rPr>
-    </w:lvl>
-    <w:lvl w:ilvl="5" w:tentative="1">
-      <w:start w:val="1"/>
-      <w:numFmt w:val="bullet"/>
-      <w:lvlText w:val=""/>
-      <w:lvlJc w:val="left"/>
-      <w:pPr>
-        <w:tabs>
-          <w:tab w:val="num" w:pos="4320"/>
-        </w:tabs>
-        <w:ind w:left="4320" w:hanging="360"/>
-      </w:pPr>
-      <w:rPr>
-        <w:rFonts w:ascii="Symbol" w:hAnsi="Symbol" w:hint="default"/>
-        <w:sz w:val="20"/>
-      </w:rPr>
-    </w:lvl>
-    <w:lvl w:ilvl="6" w:tentative="1">
-      <w:start w:val="1"/>
-      <w:numFmt w:val="bullet"/>
-      <w:lvlText w:val=""/>
-      <w:lvlJc w:val="left"/>
-      <w:pPr>
-        <w:tabs>
-          <w:tab w:val="num" w:pos="5040"/>
-        </w:tabs>
-        <w:ind w:left="5040" w:hanging="360"/>
-      </w:pPr>
-      <w:rPr>
-        <w:rFonts w:ascii="Symbol" w:hAnsi="Symbol" w:hint="default"/>
-        <w:sz w:val="20"/>
-      </w:rPr>
-    </w:lvl>
-    <w:lvl w:ilvl="7" w:tentative="1">
-      <w:start w:val="1"/>
-      <w:numFmt w:val="bullet"/>
-      <w:lvlText w:val=""/>
-      <w:lvlJc w:val="left"/>
-      <w:pPr>
-        <w:tabs>
-          <w:tab w:val="num" w:pos="5760"/>
-        </w:tabs>
-        <w:ind w:left="5760" w:hanging="360"/>
-      </w:pPr>
-      <w:rPr>
-        <w:rFonts w:ascii="Symbol" w:hAnsi="Symbol" w:hint="default"/>
-        <w:sz w:val="20"/>
-      </w:rPr>
-    </w:lvl>
-    <w:lvl w:ilvl="8" w:tentative="1">
-      <w:start w:val="1"/>
-      <w:numFmt w:val="bullet"/>
-      <w:lvlText w:val=""/>
-      <w:lvlJc w:val="left"/>
-      <w:pPr>
-        <w:tabs>
-          <w:tab w:val="num" w:pos="6480"/>
-        </w:tabs>
-        <w:ind w:left="6480" w:hanging="360"/>
-      </w:pPr>
-      <w:rPr>
-        <w:rFonts w:ascii="Symbol" w:hAnsi="Symbol" w:hint="default"/>
-        <w:sz w:val="20"/>
-      </w:rPr>
-    </w:lvl>
-  </w:abstractNum>
-  <w:abstractNum w:abstractNumId="34" w15:restartNumberingAfterBreak="0">
-    <w:nsid w:val="64AB3E0F"/>
-    <w:multiLevelType w:val="multilevel"/>
-    <w:tmpl w:val="1276AB12"/>
-    <w:lvl w:ilvl="0">
-      <w:start w:val="1"/>
-      <w:numFmt w:val="bullet"/>
-      <w:lvlText w:val=""/>
-      <w:lvlJc w:val="left"/>
-      <w:pPr>
-        <w:tabs>
-          <w:tab w:val="num" w:pos="720"/>
-        </w:tabs>
-        <w:ind w:left="720" w:hanging="360"/>
-      </w:pPr>
-      <w:rPr>
-        <w:rFonts w:ascii="Symbol" w:hAnsi="Symbol" w:hint="default"/>
-        <w:sz w:val="20"/>
-      </w:rPr>
-    </w:lvl>
-    <w:lvl w:ilvl="1" w:tentative="1">
-      <w:start w:val="1"/>
-      <w:numFmt w:val="bullet"/>
-      <w:lvlText w:val=""/>
-      <w:lvlJc w:val="left"/>
-      <w:pPr>
-        <w:tabs>
-          <w:tab w:val="num" w:pos="1440"/>
-        </w:tabs>
-        <w:ind w:left="1440" w:hanging="360"/>
-      </w:pPr>
-      <w:rPr>
-        <w:rFonts w:ascii="Symbol" w:hAnsi="Symbol" w:hint="default"/>
-        <w:sz w:val="20"/>
-      </w:rPr>
-    </w:lvl>
-    <w:lvl w:ilvl="2" w:tentative="1">
-      <w:start w:val="1"/>
-      <w:numFmt w:val="bullet"/>
-      <w:lvlText w:val=""/>
-      <w:lvlJc w:val="left"/>
-      <w:pPr>
-        <w:tabs>
-          <w:tab w:val="num" w:pos="2160"/>
-        </w:tabs>
-        <w:ind w:left="2160" w:hanging="360"/>
-      </w:pPr>
-      <w:rPr>
-        <w:rFonts w:ascii="Symbol" w:hAnsi="Symbol" w:hint="default"/>
-        <w:sz w:val="20"/>
-      </w:rPr>
-    </w:lvl>
-    <w:lvl w:ilvl="3" w:tentative="1">
-      <w:start w:val="1"/>
-      <w:numFmt w:val="bullet"/>
-      <w:lvlText w:val=""/>
-      <w:lvlJc w:val="left"/>
-      <w:pPr>
-        <w:tabs>
-          <w:tab w:val="num" w:pos="2880"/>
-        </w:tabs>
-        <w:ind w:left="2880" w:hanging="360"/>
-      </w:pPr>
-      <w:rPr>
-        <w:rFonts w:ascii="Symbol" w:hAnsi="Symbol" w:hint="default"/>
-        <w:sz w:val="20"/>
-      </w:rPr>
-    </w:lvl>
-    <w:lvl w:ilvl="4" w:tentative="1">
-      <w:start w:val="1"/>
-      <w:numFmt w:val="bullet"/>
-      <w:lvlText w:val=""/>
-      <w:lvlJc w:val="left"/>
-      <w:pPr>
-        <w:tabs>
-          <w:tab w:val="num" w:pos="3600"/>
-        </w:tabs>
-        <w:ind w:left="3600" w:hanging="360"/>
-      </w:pPr>
-      <w:rPr>
-        <w:rFonts w:ascii="Symbol" w:hAnsi="Symbol" w:hint="default"/>
-        <w:sz w:val="20"/>
-      </w:rPr>
-    </w:lvl>
-    <w:lvl w:ilvl="5" w:tentative="1">
-      <w:start w:val="1"/>
-      <w:numFmt w:val="bullet"/>
-      <w:lvlText w:val=""/>
-      <w:lvlJc w:val="left"/>
-      <w:pPr>
-        <w:tabs>
-          <w:tab w:val="num" w:pos="4320"/>
-        </w:tabs>
-        <w:ind w:left="4320" w:hanging="360"/>
-      </w:pPr>
-      <w:rPr>
-        <w:rFonts w:ascii="Symbol" w:hAnsi="Symbol" w:hint="default"/>
-        <w:sz w:val="20"/>
-      </w:rPr>
-    </w:lvl>
-    <w:lvl w:ilvl="6" w:tentative="1">
-      <w:start w:val="1"/>
-      <w:numFmt w:val="bullet"/>
-      <w:lvlText w:val=""/>
-      <w:lvlJc w:val="left"/>
-      <w:pPr>
-        <w:tabs>
-          <w:tab w:val="num" w:pos="5040"/>
-        </w:tabs>
-        <w:ind w:left="5040" w:hanging="360"/>
-      </w:pPr>
-      <w:rPr>
-        <w:rFonts w:ascii="Symbol" w:hAnsi="Symbol" w:hint="default"/>
-        <w:sz w:val="20"/>
-      </w:rPr>
-    </w:lvl>
-    <w:lvl w:ilvl="7" w:tentative="1">
-      <w:start w:val="1"/>
-      <w:numFmt w:val="bullet"/>
-      <w:lvlText w:val=""/>
-      <w:lvlJc w:val="left"/>
-      <w:pPr>
-        <w:tabs>
-          <w:tab w:val="num" w:pos="5760"/>
-        </w:tabs>
-        <w:ind w:left="5760" w:hanging="360"/>
-      </w:pPr>
-      <w:rPr>
-        <w:rFonts w:ascii="Symbol" w:hAnsi="Symbol" w:hint="default"/>
-        <w:sz w:val="20"/>
-      </w:rPr>
-    </w:lvl>
-    <w:lvl w:ilvl="8" w:tentative="1">
-      <w:start w:val="1"/>
-      <w:numFmt w:val="bullet"/>
-      <w:lvlText w:val=""/>
-      <w:lvlJc w:val="left"/>
-      <w:pPr>
-        <w:tabs>
-          <w:tab w:val="num" w:pos="6480"/>
-        </w:tabs>
-        <w:ind w:left="6480" w:hanging="360"/>
-      </w:pPr>
-      <w:rPr>
-        <w:rFonts w:ascii="Symbol" w:hAnsi="Symbol" w:hint="default"/>
-        <w:sz w:val="20"/>
-      </w:rPr>
-    </w:lvl>
-  </w:abstractNum>
-  <w:abstractNum w:abstractNumId="35" w15:restartNumberingAfterBreak="0">
-    <w:nsid w:val="6CA375C7"/>
-    <w:multiLevelType w:val="multilevel"/>
-    <w:tmpl w:val="4B50992E"/>
+    <w:tmpl w:val="8E7007E4"/>
     <w:lvl w:ilvl="0">
       <w:start w:val="1"/>
       <w:numFmt w:val="bullet"/>
@@ -11708,9 +12483,9 @@
     </w:lvl>
   </w:abstractNum>
   <w:abstractNum w:abstractNumId="36" w15:restartNumberingAfterBreak="0">
-    <w:nsid w:val="7E927582"/>
+    <w:nsid w:val="6A8D669B"/>
     <w:multiLevelType w:val="multilevel"/>
-    <w:tmpl w:val="B87CEEA0"/>
+    <w:tmpl w:val="054ED84A"/>
     <w:lvl w:ilvl="0">
       <w:start w:val="1"/>
       <w:numFmt w:val="bullet"/>
@@ -11857,13 +12632,13 @@
     </w:lvl>
   </w:abstractNum>
   <w:abstractNum w:abstractNumId="37" w15:restartNumberingAfterBreak="0">
-    <w:nsid w:val="7FB929A0"/>
+    <w:nsid w:val="6EF44BB1"/>
     <w:multiLevelType w:val="multilevel"/>
-    <w:tmpl w:val="19B6BA92"/>
+    <w:tmpl w:val="395AAAB2"/>
     <w:lvl w:ilvl="0">
       <w:start w:val="1"/>
-      <w:numFmt w:val="decimal"/>
-      <w:lvlText w:val="%1."/>
+      <w:numFmt w:val="bullet"/>
+      <w:lvlText w:val=""/>
       <w:lvlJc w:val="left"/>
       <w:pPr>
         <w:tabs>
@@ -11871,8 +12646,12 @@
         </w:tabs>
         <w:ind w:left="720" w:hanging="360"/>
       </w:pPr>
-    </w:lvl>
-    <w:lvl w:ilvl="1">
+      <w:rPr>
+        <w:rFonts w:ascii="Symbol" w:hAnsi="Symbol" w:hint="default"/>
+        <w:sz w:val="20"/>
+      </w:rPr>
+    </w:lvl>
+    <w:lvl w:ilvl="1" w:tentative="1">
       <w:start w:val="1"/>
       <w:numFmt w:val="bullet"/>
       <w:lvlText w:val=""/>
@@ -11890,8 +12669,8 @@
     </w:lvl>
     <w:lvl w:ilvl="2" w:tentative="1">
       <w:start w:val="1"/>
-      <w:numFmt w:val="decimal"/>
-      <w:lvlText w:val="%3."/>
+      <w:numFmt w:val="bullet"/>
+      <w:lvlText w:val=""/>
       <w:lvlJc w:val="left"/>
       <w:pPr>
         <w:tabs>
@@ -11899,11 +12678,15 @@
         </w:tabs>
         <w:ind w:left="2160" w:hanging="360"/>
       </w:pPr>
+      <w:rPr>
+        <w:rFonts w:ascii="Symbol" w:hAnsi="Symbol" w:hint="default"/>
+        <w:sz w:val="20"/>
+      </w:rPr>
     </w:lvl>
     <w:lvl w:ilvl="3" w:tentative="1">
       <w:start w:val="1"/>
-      <w:numFmt w:val="decimal"/>
-      <w:lvlText w:val="%4."/>
+      <w:numFmt w:val="bullet"/>
+      <w:lvlText w:val=""/>
       <w:lvlJc w:val="left"/>
       <w:pPr>
         <w:tabs>
@@ -11911,11 +12694,15 @@
         </w:tabs>
         <w:ind w:left="2880" w:hanging="360"/>
       </w:pPr>
+      <w:rPr>
+        <w:rFonts w:ascii="Symbol" w:hAnsi="Symbol" w:hint="default"/>
+        <w:sz w:val="20"/>
+      </w:rPr>
     </w:lvl>
     <w:lvl w:ilvl="4" w:tentative="1">
       <w:start w:val="1"/>
-      <w:numFmt w:val="decimal"/>
-      <w:lvlText w:val="%5."/>
+      <w:numFmt w:val="bullet"/>
+      <w:lvlText w:val=""/>
       <w:lvlJc w:val="left"/>
       <w:pPr>
         <w:tabs>
@@ -11923,11 +12710,15 @@
         </w:tabs>
         <w:ind w:left="3600" w:hanging="360"/>
       </w:pPr>
+      <w:rPr>
+        <w:rFonts w:ascii="Symbol" w:hAnsi="Symbol" w:hint="default"/>
+        <w:sz w:val="20"/>
+      </w:rPr>
     </w:lvl>
     <w:lvl w:ilvl="5" w:tentative="1">
       <w:start w:val="1"/>
-      <w:numFmt w:val="decimal"/>
-      <w:lvlText w:val="%6."/>
+      <w:numFmt w:val="bullet"/>
+      <w:lvlText w:val=""/>
       <w:lvlJc w:val="left"/>
       <w:pPr>
         <w:tabs>
@@ -11935,11 +12726,15 @@
         </w:tabs>
         <w:ind w:left="4320" w:hanging="360"/>
       </w:pPr>
+      <w:rPr>
+        <w:rFonts w:ascii="Symbol" w:hAnsi="Symbol" w:hint="default"/>
+        <w:sz w:val="20"/>
+      </w:rPr>
     </w:lvl>
     <w:lvl w:ilvl="6" w:tentative="1">
       <w:start w:val="1"/>
-      <w:numFmt w:val="decimal"/>
-      <w:lvlText w:val="%7."/>
+      <w:numFmt w:val="bullet"/>
+      <w:lvlText w:val=""/>
       <w:lvlJc w:val="left"/>
       <w:pPr>
         <w:tabs>
@@ -11947,11 +12742,15 @@
         </w:tabs>
         <w:ind w:left="5040" w:hanging="360"/>
       </w:pPr>
+      <w:rPr>
+        <w:rFonts w:ascii="Symbol" w:hAnsi="Symbol" w:hint="default"/>
+        <w:sz w:val="20"/>
+      </w:rPr>
     </w:lvl>
     <w:lvl w:ilvl="7" w:tentative="1">
       <w:start w:val="1"/>
-      <w:numFmt w:val="decimal"/>
-      <w:lvlText w:val="%8."/>
+      <w:numFmt w:val="bullet"/>
+      <w:lvlText w:val=""/>
       <w:lvlJc w:val="left"/>
       <w:pPr>
         <w:tabs>
@@ -11959,11 +12758,15 @@
         </w:tabs>
         <w:ind w:left="5760" w:hanging="360"/>
       </w:pPr>
+      <w:rPr>
+        <w:rFonts w:ascii="Symbol" w:hAnsi="Symbol" w:hint="default"/>
+        <w:sz w:val="20"/>
+      </w:rPr>
     </w:lvl>
     <w:lvl w:ilvl="8" w:tentative="1">
       <w:start w:val="1"/>
-      <w:numFmt w:val="decimal"/>
-      <w:lvlText w:val="%9."/>
+      <w:numFmt w:val="bullet"/>
+      <w:lvlText w:val=""/>
       <w:lvlJc w:val="left"/>
       <w:pPr>
         <w:tabs>
@@ -11971,121 +12774,581 @@
         </w:tabs>
         <w:ind w:left="6480" w:hanging="360"/>
       </w:pPr>
+      <w:rPr>
+        <w:rFonts w:ascii="Symbol" w:hAnsi="Symbol" w:hint="default"/>
+        <w:sz w:val="20"/>
+      </w:rPr>
     </w:lvl>
   </w:abstractNum>
-  <w:num w:numId="1" w16cid:durableId="1066488898">
+  <w:abstractNum w:abstractNumId="38" w15:restartNumberingAfterBreak="0">
+    <w:nsid w:val="7875789A"/>
+    <w:multiLevelType w:val="multilevel"/>
+    <w:tmpl w:val="E3663FFC"/>
+    <w:lvl w:ilvl="0">
+      <w:start w:val="1"/>
+      <w:numFmt w:val="bullet"/>
+      <w:lvlText w:val=""/>
+      <w:lvlJc w:val="left"/>
+      <w:pPr>
+        <w:tabs>
+          <w:tab w:val="num" w:pos="720"/>
+        </w:tabs>
+        <w:ind w:left="720" w:hanging="360"/>
+      </w:pPr>
+      <w:rPr>
+        <w:rFonts w:ascii="Symbol" w:hAnsi="Symbol" w:hint="default"/>
+        <w:sz w:val="20"/>
+      </w:rPr>
+    </w:lvl>
+    <w:lvl w:ilvl="1" w:tentative="1">
+      <w:start w:val="1"/>
+      <w:numFmt w:val="bullet"/>
+      <w:lvlText w:val=""/>
+      <w:lvlJc w:val="left"/>
+      <w:pPr>
+        <w:tabs>
+          <w:tab w:val="num" w:pos="1440"/>
+        </w:tabs>
+        <w:ind w:left="1440" w:hanging="360"/>
+      </w:pPr>
+      <w:rPr>
+        <w:rFonts w:ascii="Symbol" w:hAnsi="Symbol" w:hint="default"/>
+        <w:sz w:val="20"/>
+      </w:rPr>
+    </w:lvl>
+    <w:lvl w:ilvl="2" w:tentative="1">
+      <w:start w:val="1"/>
+      <w:numFmt w:val="bullet"/>
+      <w:lvlText w:val=""/>
+      <w:lvlJc w:val="left"/>
+      <w:pPr>
+        <w:tabs>
+          <w:tab w:val="num" w:pos="2160"/>
+        </w:tabs>
+        <w:ind w:left="2160" w:hanging="360"/>
+      </w:pPr>
+      <w:rPr>
+        <w:rFonts w:ascii="Symbol" w:hAnsi="Symbol" w:hint="default"/>
+        <w:sz w:val="20"/>
+      </w:rPr>
+    </w:lvl>
+    <w:lvl w:ilvl="3" w:tentative="1">
+      <w:start w:val="1"/>
+      <w:numFmt w:val="bullet"/>
+      <w:lvlText w:val=""/>
+      <w:lvlJc w:val="left"/>
+      <w:pPr>
+        <w:tabs>
+          <w:tab w:val="num" w:pos="2880"/>
+        </w:tabs>
+        <w:ind w:left="2880" w:hanging="360"/>
+      </w:pPr>
+      <w:rPr>
+        <w:rFonts w:ascii="Symbol" w:hAnsi="Symbol" w:hint="default"/>
+        <w:sz w:val="20"/>
+      </w:rPr>
+    </w:lvl>
+    <w:lvl w:ilvl="4" w:tentative="1">
+      <w:start w:val="1"/>
+      <w:numFmt w:val="bullet"/>
+      <w:lvlText w:val=""/>
+      <w:lvlJc w:val="left"/>
+      <w:pPr>
+        <w:tabs>
+          <w:tab w:val="num" w:pos="3600"/>
+        </w:tabs>
+        <w:ind w:left="3600" w:hanging="360"/>
+      </w:pPr>
+      <w:rPr>
+        <w:rFonts w:ascii="Symbol" w:hAnsi="Symbol" w:hint="default"/>
+        <w:sz w:val="20"/>
+      </w:rPr>
+    </w:lvl>
+    <w:lvl w:ilvl="5" w:tentative="1">
+      <w:start w:val="1"/>
+      <w:numFmt w:val="bullet"/>
+      <w:lvlText w:val=""/>
+      <w:lvlJc w:val="left"/>
+      <w:pPr>
+        <w:tabs>
+          <w:tab w:val="num" w:pos="4320"/>
+        </w:tabs>
+        <w:ind w:left="4320" w:hanging="360"/>
+      </w:pPr>
+      <w:rPr>
+        <w:rFonts w:ascii="Symbol" w:hAnsi="Symbol" w:hint="default"/>
+        <w:sz w:val="20"/>
+      </w:rPr>
+    </w:lvl>
+    <w:lvl w:ilvl="6" w:tentative="1">
+      <w:start w:val="1"/>
+      <w:numFmt w:val="bullet"/>
+      <w:lvlText w:val=""/>
+      <w:lvlJc w:val="left"/>
+      <w:pPr>
+        <w:tabs>
+          <w:tab w:val="num" w:pos="5040"/>
+        </w:tabs>
+        <w:ind w:left="5040" w:hanging="360"/>
+      </w:pPr>
+      <w:rPr>
+        <w:rFonts w:ascii="Symbol" w:hAnsi="Symbol" w:hint="default"/>
+        <w:sz w:val="20"/>
+      </w:rPr>
+    </w:lvl>
+    <w:lvl w:ilvl="7" w:tentative="1">
+      <w:start w:val="1"/>
+      <w:numFmt w:val="bullet"/>
+      <w:lvlText w:val=""/>
+      <w:lvlJc w:val="left"/>
+      <w:pPr>
+        <w:tabs>
+          <w:tab w:val="num" w:pos="5760"/>
+        </w:tabs>
+        <w:ind w:left="5760" w:hanging="360"/>
+      </w:pPr>
+      <w:rPr>
+        <w:rFonts w:ascii="Symbol" w:hAnsi="Symbol" w:hint="default"/>
+        <w:sz w:val="20"/>
+      </w:rPr>
+    </w:lvl>
+    <w:lvl w:ilvl="8" w:tentative="1">
+      <w:start w:val="1"/>
+      <w:numFmt w:val="bullet"/>
+      <w:lvlText w:val=""/>
+      <w:lvlJc w:val="left"/>
+      <w:pPr>
+        <w:tabs>
+          <w:tab w:val="num" w:pos="6480"/>
+        </w:tabs>
+        <w:ind w:left="6480" w:hanging="360"/>
+      </w:pPr>
+      <w:rPr>
+        <w:rFonts w:ascii="Symbol" w:hAnsi="Symbol" w:hint="default"/>
+        <w:sz w:val="20"/>
+      </w:rPr>
+    </w:lvl>
+  </w:abstractNum>
+  <w:abstractNum w:abstractNumId="39" w15:restartNumberingAfterBreak="0">
+    <w:nsid w:val="788F45EB"/>
+    <w:multiLevelType w:val="multilevel"/>
+    <w:tmpl w:val="25FC97FE"/>
+    <w:lvl w:ilvl="0">
+      <w:start w:val="1"/>
+      <w:numFmt w:val="bullet"/>
+      <w:lvlText w:val=""/>
+      <w:lvlJc w:val="left"/>
+      <w:pPr>
+        <w:tabs>
+          <w:tab w:val="num" w:pos="720"/>
+        </w:tabs>
+        <w:ind w:left="720" w:hanging="360"/>
+      </w:pPr>
+      <w:rPr>
+        <w:rFonts w:ascii="Symbol" w:hAnsi="Symbol" w:hint="default"/>
+        <w:sz w:val="20"/>
+      </w:rPr>
+    </w:lvl>
+    <w:lvl w:ilvl="1" w:tentative="1">
+      <w:start w:val="1"/>
+      <w:numFmt w:val="bullet"/>
+      <w:lvlText w:val=""/>
+      <w:lvlJc w:val="left"/>
+      <w:pPr>
+        <w:tabs>
+          <w:tab w:val="num" w:pos="1440"/>
+        </w:tabs>
+        <w:ind w:left="1440" w:hanging="360"/>
+      </w:pPr>
+      <w:rPr>
+        <w:rFonts w:ascii="Symbol" w:hAnsi="Symbol" w:hint="default"/>
+        <w:sz w:val="20"/>
+      </w:rPr>
+    </w:lvl>
+    <w:lvl w:ilvl="2" w:tentative="1">
+      <w:start w:val="1"/>
+      <w:numFmt w:val="bullet"/>
+      <w:lvlText w:val=""/>
+      <w:lvlJc w:val="left"/>
+      <w:pPr>
+        <w:tabs>
+          <w:tab w:val="num" w:pos="2160"/>
+        </w:tabs>
+        <w:ind w:left="2160" w:hanging="360"/>
+      </w:pPr>
+      <w:rPr>
+        <w:rFonts w:ascii="Symbol" w:hAnsi="Symbol" w:hint="default"/>
+        <w:sz w:val="20"/>
+      </w:rPr>
+    </w:lvl>
+    <w:lvl w:ilvl="3" w:tentative="1">
+      <w:start w:val="1"/>
+      <w:numFmt w:val="bullet"/>
+      <w:lvlText w:val=""/>
+      <w:lvlJc w:val="left"/>
+      <w:pPr>
+        <w:tabs>
+          <w:tab w:val="num" w:pos="2880"/>
+        </w:tabs>
+        <w:ind w:left="2880" w:hanging="360"/>
+      </w:pPr>
+      <w:rPr>
+        <w:rFonts w:ascii="Symbol" w:hAnsi="Symbol" w:hint="default"/>
+        <w:sz w:val="20"/>
+      </w:rPr>
+    </w:lvl>
+    <w:lvl w:ilvl="4" w:tentative="1">
+      <w:start w:val="1"/>
+      <w:numFmt w:val="bullet"/>
+      <w:lvlText w:val=""/>
+      <w:lvlJc w:val="left"/>
+      <w:pPr>
+        <w:tabs>
+          <w:tab w:val="num" w:pos="3600"/>
+        </w:tabs>
+        <w:ind w:left="3600" w:hanging="360"/>
+      </w:pPr>
+      <w:rPr>
+        <w:rFonts w:ascii="Symbol" w:hAnsi="Symbol" w:hint="default"/>
+        <w:sz w:val="20"/>
+      </w:rPr>
+    </w:lvl>
+    <w:lvl w:ilvl="5" w:tentative="1">
+      <w:start w:val="1"/>
+      <w:numFmt w:val="bullet"/>
+      <w:lvlText w:val=""/>
+      <w:lvlJc w:val="left"/>
+      <w:pPr>
+        <w:tabs>
+          <w:tab w:val="num" w:pos="4320"/>
+        </w:tabs>
+        <w:ind w:left="4320" w:hanging="360"/>
+      </w:pPr>
+      <w:rPr>
+        <w:rFonts w:ascii="Symbol" w:hAnsi="Symbol" w:hint="default"/>
+        <w:sz w:val="20"/>
+      </w:rPr>
+    </w:lvl>
+    <w:lvl w:ilvl="6" w:tentative="1">
+      <w:start w:val="1"/>
+      <w:numFmt w:val="bullet"/>
+      <w:lvlText w:val=""/>
+      <w:lvlJc w:val="left"/>
+      <w:pPr>
+        <w:tabs>
+          <w:tab w:val="num" w:pos="5040"/>
+        </w:tabs>
+        <w:ind w:left="5040" w:hanging="360"/>
+      </w:pPr>
+      <w:rPr>
+        <w:rFonts w:ascii="Symbol" w:hAnsi="Symbol" w:hint="default"/>
+        <w:sz w:val="20"/>
+      </w:rPr>
+    </w:lvl>
+    <w:lvl w:ilvl="7" w:tentative="1">
+      <w:start w:val="1"/>
+      <w:numFmt w:val="bullet"/>
+      <w:lvlText w:val=""/>
+      <w:lvlJc w:val="left"/>
+      <w:pPr>
+        <w:tabs>
+          <w:tab w:val="num" w:pos="5760"/>
+        </w:tabs>
+        <w:ind w:left="5760" w:hanging="360"/>
+      </w:pPr>
+      <w:rPr>
+        <w:rFonts w:ascii="Symbol" w:hAnsi="Symbol" w:hint="default"/>
+        <w:sz w:val="20"/>
+      </w:rPr>
+    </w:lvl>
+    <w:lvl w:ilvl="8" w:tentative="1">
+      <w:start w:val="1"/>
+      <w:numFmt w:val="bullet"/>
+      <w:lvlText w:val=""/>
+      <w:lvlJc w:val="left"/>
+      <w:pPr>
+        <w:tabs>
+          <w:tab w:val="num" w:pos="6480"/>
+        </w:tabs>
+        <w:ind w:left="6480" w:hanging="360"/>
+      </w:pPr>
+      <w:rPr>
+        <w:rFonts w:ascii="Symbol" w:hAnsi="Symbol" w:hint="default"/>
+        <w:sz w:val="20"/>
+      </w:rPr>
+    </w:lvl>
+  </w:abstractNum>
+  <w:abstractNum w:abstractNumId="40" w15:restartNumberingAfterBreak="0">
+    <w:nsid w:val="7E792ED5"/>
+    <w:multiLevelType w:val="multilevel"/>
+    <w:tmpl w:val="BC9094E2"/>
+    <w:lvl w:ilvl="0">
+      <w:start w:val="1"/>
+      <w:numFmt w:val="bullet"/>
+      <w:lvlText w:val=""/>
+      <w:lvlJc w:val="left"/>
+      <w:pPr>
+        <w:tabs>
+          <w:tab w:val="num" w:pos="720"/>
+        </w:tabs>
+        <w:ind w:left="720" w:hanging="360"/>
+      </w:pPr>
+      <w:rPr>
+        <w:rFonts w:ascii="Symbol" w:hAnsi="Symbol" w:hint="default"/>
+        <w:sz w:val="20"/>
+      </w:rPr>
+    </w:lvl>
+    <w:lvl w:ilvl="1" w:tentative="1">
+      <w:start w:val="1"/>
+      <w:numFmt w:val="bullet"/>
+      <w:lvlText w:val=""/>
+      <w:lvlJc w:val="left"/>
+      <w:pPr>
+        <w:tabs>
+          <w:tab w:val="num" w:pos="1440"/>
+        </w:tabs>
+        <w:ind w:left="1440" w:hanging="360"/>
+      </w:pPr>
+      <w:rPr>
+        <w:rFonts w:ascii="Symbol" w:hAnsi="Symbol" w:hint="default"/>
+        <w:sz w:val="20"/>
+      </w:rPr>
+    </w:lvl>
+    <w:lvl w:ilvl="2" w:tentative="1">
+      <w:start w:val="1"/>
+      <w:numFmt w:val="bullet"/>
+      <w:lvlText w:val=""/>
+      <w:lvlJc w:val="left"/>
+      <w:pPr>
+        <w:tabs>
+          <w:tab w:val="num" w:pos="2160"/>
+        </w:tabs>
+        <w:ind w:left="2160" w:hanging="360"/>
+      </w:pPr>
+      <w:rPr>
+        <w:rFonts w:ascii="Symbol" w:hAnsi="Symbol" w:hint="default"/>
+        <w:sz w:val="20"/>
+      </w:rPr>
+    </w:lvl>
+    <w:lvl w:ilvl="3" w:tentative="1">
+      <w:start w:val="1"/>
+      <w:numFmt w:val="bullet"/>
+      <w:lvlText w:val=""/>
+      <w:lvlJc w:val="left"/>
+      <w:pPr>
+        <w:tabs>
+          <w:tab w:val="num" w:pos="2880"/>
+        </w:tabs>
+        <w:ind w:left="2880" w:hanging="360"/>
+      </w:pPr>
+      <w:rPr>
+        <w:rFonts w:ascii="Symbol" w:hAnsi="Symbol" w:hint="default"/>
+        <w:sz w:val="20"/>
+      </w:rPr>
+    </w:lvl>
+    <w:lvl w:ilvl="4" w:tentative="1">
+      <w:start w:val="1"/>
+      <w:numFmt w:val="bullet"/>
+      <w:lvlText w:val=""/>
+      <w:lvlJc w:val="left"/>
+      <w:pPr>
+        <w:tabs>
+          <w:tab w:val="num" w:pos="3600"/>
+        </w:tabs>
+        <w:ind w:left="3600" w:hanging="360"/>
+      </w:pPr>
+      <w:rPr>
+        <w:rFonts w:ascii="Symbol" w:hAnsi="Symbol" w:hint="default"/>
+        <w:sz w:val="20"/>
+      </w:rPr>
+    </w:lvl>
+    <w:lvl w:ilvl="5" w:tentative="1">
+      <w:start w:val="1"/>
+      <w:numFmt w:val="bullet"/>
+      <w:lvlText w:val=""/>
+      <w:lvlJc w:val="left"/>
+      <w:pPr>
+        <w:tabs>
+          <w:tab w:val="num" w:pos="4320"/>
+        </w:tabs>
+        <w:ind w:left="4320" w:hanging="360"/>
+      </w:pPr>
+      <w:rPr>
+        <w:rFonts w:ascii="Symbol" w:hAnsi="Symbol" w:hint="default"/>
+        <w:sz w:val="20"/>
+      </w:rPr>
+    </w:lvl>
+    <w:lvl w:ilvl="6" w:tentative="1">
+      <w:start w:val="1"/>
+      <w:numFmt w:val="bullet"/>
+      <w:lvlText w:val=""/>
+      <w:lvlJc w:val="left"/>
+      <w:pPr>
+        <w:tabs>
+          <w:tab w:val="num" w:pos="5040"/>
+        </w:tabs>
+        <w:ind w:left="5040" w:hanging="360"/>
+      </w:pPr>
+      <w:rPr>
+        <w:rFonts w:ascii="Symbol" w:hAnsi="Symbol" w:hint="default"/>
+        <w:sz w:val="20"/>
+      </w:rPr>
+    </w:lvl>
+    <w:lvl w:ilvl="7" w:tentative="1">
+      <w:start w:val="1"/>
+      <w:numFmt w:val="bullet"/>
+      <w:lvlText w:val=""/>
+      <w:lvlJc w:val="left"/>
+      <w:pPr>
+        <w:tabs>
+          <w:tab w:val="num" w:pos="5760"/>
+        </w:tabs>
+        <w:ind w:left="5760" w:hanging="360"/>
+      </w:pPr>
+      <w:rPr>
+        <w:rFonts w:ascii="Symbol" w:hAnsi="Symbol" w:hint="default"/>
+        <w:sz w:val="20"/>
+      </w:rPr>
+    </w:lvl>
+    <w:lvl w:ilvl="8" w:tentative="1">
+      <w:start w:val="1"/>
+      <w:numFmt w:val="bullet"/>
+      <w:lvlText w:val=""/>
+      <w:lvlJc w:val="left"/>
+      <w:pPr>
+        <w:tabs>
+          <w:tab w:val="num" w:pos="6480"/>
+        </w:tabs>
+        <w:ind w:left="6480" w:hanging="360"/>
+      </w:pPr>
+      <w:rPr>
+        <w:rFonts w:ascii="Symbol" w:hAnsi="Symbol" w:hint="default"/>
+        <w:sz w:val="20"/>
+      </w:rPr>
+    </w:lvl>
+  </w:abstractNum>
+  <w:num w:numId="1" w16cid:durableId="1590233616">
+    <w:abstractNumId w:val="21"/>
+  </w:num>
+  <w:num w:numId="2" w16cid:durableId="1439180718">
+    <w:abstractNumId w:val="22"/>
+  </w:num>
+  <w:num w:numId="3" w16cid:durableId="1130708142">
+    <w:abstractNumId w:val="1"/>
+  </w:num>
+  <w:num w:numId="4" w16cid:durableId="631253116">
+    <w:abstractNumId w:val="11"/>
+  </w:num>
+  <w:num w:numId="5" w16cid:durableId="67383514">
+    <w:abstractNumId w:val="29"/>
+  </w:num>
+  <w:num w:numId="6" w16cid:durableId="491724160">
+    <w:abstractNumId w:val="31"/>
+  </w:num>
+  <w:num w:numId="7" w16cid:durableId="2019917213">
+    <w:abstractNumId w:val="35"/>
+  </w:num>
+  <w:num w:numId="8" w16cid:durableId="1165054616">
+    <w:abstractNumId w:val="17"/>
+  </w:num>
+  <w:num w:numId="9" w16cid:durableId="685180927">
+    <w:abstractNumId w:val="23"/>
+  </w:num>
+  <w:num w:numId="10" w16cid:durableId="497887163">
+    <w:abstractNumId w:val="40"/>
+  </w:num>
+  <w:num w:numId="11" w16cid:durableId="2008241135">
+    <w:abstractNumId w:val="32"/>
+  </w:num>
+  <w:num w:numId="12" w16cid:durableId="1180776311">
+    <w:abstractNumId w:val="18"/>
+  </w:num>
+  <w:num w:numId="13" w16cid:durableId="763192003">
+    <w:abstractNumId w:val="6"/>
+  </w:num>
+  <w:num w:numId="14" w16cid:durableId="1528326094">
+    <w:abstractNumId w:val="12"/>
+  </w:num>
+  <w:num w:numId="15" w16cid:durableId="181013177">
+    <w:abstractNumId w:val="13"/>
+  </w:num>
+  <w:num w:numId="16" w16cid:durableId="1877885963">
+    <w:abstractNumId w:val="0"/>
+  </w:num>
+  <w:num w:numId="17" w16cid:durableId="398556728">
+    <w:abstractNumId w:val="10"/>
+  </w:num>
+  <w:num w:numId="18" w16cid:durableId="1194924860">
+    <w:abstractNumId w:val="39"/>
+  </w:num>
+  <w:num w:numId="19" w16cid:durableId="2035881804">
+    <w:abstractNumId w:val="4"/>
+  </w:num>
+  <w:num w:numId="20" w16cid:durableId="1004163157">
     <w:abstractNumId w:val="34"/>
   </w:num>
-  <w:num w:numId="2" w16cid:durableId="320817416">
-    <w:abstractNumId w:val="18"/>
+  <w:num w:numId="21" w16cid:durableId="331027247">
+    <w:abstractNumId w:val="2"/>
   </w:num>
-  <w:num w:numId="3" w16cid:durableId="62073926">
-    <w:abstractNumId w:val="35"/>
+  <w:num w:numId="22" w16cid:durableId="920137481">
+    <w:abstractNumId w:val="15"/>
   </w:num>
-  <w:num w:numId="4" w16cid:durableId="1769153087">
+  <w:num w:numId="23" w16cid:durableId="1234051166">
+    <w:abstractNumId w:val="14"/>
+  </w:num>
+  <w:num w:numId="24" w16cid:durableId="2089962947">
+    <w:abstractNumId w:val="38"/>
+  </w:num>
+  <w:num w:numId="25" w16cid:durableId="261303899">
+    <w:abstractNumId w:val="36"/>
+  </w:num>
+  <w:num w:numId="26" w16cid:durableId="177546143">
+    <w:abstractNumId w:val="8"/>
+  </w:num>
+  <w:num w:numId="27" w16cid:durableId="192814249">
     <w:abstractNumId w:val="24"/>
   </w:num>
-  <w:num w:numId="5" w16cid:durableId="352460328">
-    <w:abstractNumId w:val="36"/>
+  <w:num w:numId="28" w16cid:durableId="612709165">
+    <w:abstractNumId w:val="20"/>
   </w:num>
-  <w:num w:numId="6" w16cid:durableId="1121458070">
-    <w:abstractNumId w:val="15"/>
+  <w:num w:numId="29" w16cid:durableId="2079863806">
+    <w:abstractNumId w:val="5"/>
   </w:num>
-  <w:num w:numId="7" w16cid:durableId="1441604501">
-    <w:abstractNumId w:val="2"/>
+  <w:num w:numId="30" w16cid:durableId="40638567">
+    <w:abstractNumId w:val="27"/>
   </w:num>
-  <w:num w:numId="8" w16cid:durableId="990987919">
+  <w:num w:numId="31" w16cid:durableId="877014364">
     <w:abstractNumId w:val="25"/>
   </w:num>
-  <w:num w:numId="9" w16cid:durableId="1388722301">
+  <w:num w:numId="32" w16cid:durableId="925764777">
+    <w:abstractNumId w:val="26"/>
+  </w:num>
+  <w:num w:numId="33" w16cid:durableId="1611011276">
+    <w:abstractNumId w:val="30"/>
+  </w:num>
+  <w:num w:numId="34" w16cid:durableId="636952570">
     <w:abstractNumId w:val="3"/>
   </w:num>
-  <w:num w:numId="10" w16cid:durableId="1016232499">
+  <w:num w:numId="35" w16cid:durableId="1508204607">
     <w:abstractNumId w:val="33"/>
   </w:num>
-  <w:num w:numId="11" w16cid:durableId="577522778">
-    <w:abstractNumId w:val="29"/>
-  </w:num>
-  <w:num w:numId="12" w16cid:durableId="1376589044">
-    <w:abstractNumId w:val="30"/>
-  </w:num>
-  <w:num w:numId="13" w16cid:durableId="385691365">
-    <w:abstractNumId w:val="1"/>
-  </w:num>
-  <w:num w:numId="14" w16cid:durableId="745419082">
-    <w:abstractNumId w:val="27"/>
-  </w:num>
-  <w:num w:numId="15" w16cid:durableId="1985621650">
+  <w:num w:numId="36" w16cid:durableId="827285724">
     <w:abstractNumId w:val="7"/>
   </w:num>
-  <w:num w:numId="16" w16cid:durableId="1592083578">
-    <w:abstractNumId w:val="23"/>
-  </w:num>
-  <w:num w:numId="17" w16cid:durableId="595945092">
-    <w:abstractNumId w:val="14"/>
-  </w:num>
-  <w:num w:numId="18" w16cid:durableId="747769851">
-    <w:abstractNumId w:val="4"/>
-  </w:num>
-  <w:num w:numId="19" w16cid:durableId="1285651188">
-    <w:abstractNumId w:val="28"/>
-  </w:num>
-  <w:num w:numId="20" w16cid:durableId="1397783051">
-    <w:abstractNumId w:val="20"/>
-  </w:num>
-  <w:num w:numId="21" w16cid:durableId="1705863219">
-    <w:abstractNumId w:val="22"/>
-  </w:num>
-  <w:num w:numId="22" w16cid:durableId="424419590">
-    <w:abstractNumId w:val="21"/>
-  </w:num>
-  <w:num w:numId="23" w16cid:durableId="1737624320">
-    <w:abstractNumId w:val="0"/>
-  </w:num>
-  <w:num w:numId="24" w16cid:durableId="612782505">
+  <w:num w:numId="37" w16cid:durableId="161555053">
     <w:abstractNumId w:val="16"/>
   </w:num>
-  <w:num w:numId="25" w16cid:durableId="594171713">
+  <w:num w:numId="38" w16cid:durableId="239993283">
+    <w:abstractNumId w:val="37"/>
+  </w:num>
+  <w:num w:numId="39" w16cid:durableId="81221127">
+    <w:abstractNumId w:val="19"/>
+  </w:num>
+  <w:num w:numId="40" w16cid:durableId="364059134">
     <w:abstractNumId w:val="9"/>
   </w:num>
-  <w:num w:numId="26" w16cid:durableId="1082526445">
-    <w:abstractNumId w:val="6"/>
-  </w:num>
-  <w:num w:numId="27" w16cid:durableId="1836261145">
-    <w:abstractNumId w:val="32"/>
-  </w:num>
-  <w:num w:numId="28" w16cid:durableId="657879497">
-    <w:abstractNumId w:val="26"/>
-  </w:num>
-  <w:num w:numId="29" w16cid:durableId="58407673">
-    <w:abstractNumId w:val="37"/>
-  </w:num>
-  <w:num w:numId="30" w16cid:durableId="1027562823">
-    <w:abstractNumId w:val="12"/>
-  </w:num>
-  <w:num w:numId="31" w16cid:durableId="1649285825">
-    <w:abstractNumId w:val="13"/>
-  </w:num>
-  <w:num w:numId="32" w16cid:durableId="1454709549">
-    <w:abstractNumId w:val="10"/>
-  </w:num>
-  <w:num w:numId="33" w16cid:durableId="574096564">
-    <w:abstractNumId w:val="17"/>
-  </w:num>
-  <w:num w:numId="34" w16cid:durableId="490751738">
-    <w:abstractNumId w:val="11"/>
-  </w:num>
-  <w:num w:numId="35" w16cid:durableId="1251354002">
-    <w:abstractNumId w:val="19"/>
-  </w:num>
-  <w:num w:numId="36" w16cid:durableId="1065878484">
-    <w:abstractNumId w:val="5"/>
-  </w:num>
-  <w:num w:numId="37" w16cid:durableId="2135322143">
-    <w:abstractNumId w:val="8"/>
-  </w:num>
-  <w:num w:numId="38" w16cid:durableId="1138229818">
-    <w:abstractNumId w:val="31"/>
+  <w:num w:numId="41" w16cid:durableId="891886347">
+    <w:abstractNumId w:val="28"/>
   </w:num>
 </w:numbering>
 </file>
@@ -12498,7 +13761,7 @@
     <w:link w:val="Heading1Char"/>
     <w:uiPriority w:val="9"/>
     <w:qFormat/>
-    <w:rsid w:val="00BC4F00"/>
+    <w:rsid w:val="002368AD"/>
     <w:pPr>
       <w:keepNext/>
       <w:keepLines/>
@@ -12521,7 +13784,7 @@
     <w:semiHidden/>
     <w:unhideWhenUsed/>
     <w:qFormat/>
-    <w:rsid w:val="00BC4F00"/>
+    <w:rsid w:val="002368AD"/>
     <w:pPr>
       <w:keepNext/>
       <w:keepLines/>
@@ -12544,7 +13807,7 @@
     <w:semiHidden/>
     <w:unhideWhenUsed/>
     <w:qFormat/>
-    <w:rsid w:val="00BC4F00"/>
+    <w:rsid w:val="002368AD"/>
     <w:pPr>
       <w:keepNext/>
       <w:keepLines/>
@@ -12567,7 +13830,7 @@
     <w:semiHidden/>
     <w:unhideWhenUsed/>
     <w:qFormat/>
-    <w:rsid w:val="00BC4F00"/>
+    <w:rsid w:val="002368AD"/>
     <w:pPr>
       <w:keepNext/>
       <w:keepLines/>
@@ -12590,7 +13853,7 @@
     <w:semiHidden/>
     <w:unhideWhenUsed/>
     <w:qFormat/>
-    <w:rsid w:val="00BC4F00"/>
+    <w:rsid w:val="002368AD"/>
     <w:pPr>
       <w:keepNext/>
       <w:keepLines/>
@@ -12611,7 +13874,7 @@
     <w:semiHidden/>
     <w:unhideWhenUsed/>
     <w:qFormat/>
-    <w:rsid w:val="00BC4F00"/>
+    <w:rsid w:val="002368AD"/>
     <w:pPr>
       <w:keepNext/>
       <w:keepLines/>
@@ -12634,7 +13897,7 @@
     <w:semiHidden/>
     <w:unhideWhenUsed/>
     <w:qFormat/>
-    <w:rsid w:val="00BC4F00"/>
+    <w:rsid w:val="002368AD"/>
     <w:pPr>
       <w:keepNext/>
       <w:keepLines/>
@@ -12655,7 +13918,7 @@
     <w:semiHidden/>
     <w:unhideWhenUsed/>
     <w:qFormat/>
-    <w:rsid w:val="00BC4F00"/>
+    <w:rsid w:val="002368AD"/>
     <w:pPr>
       <w:keepNext/>
       <w:keepLines/>
@@ -12678,7 +13941,7 @@
     <w:semiHidden/>
     <w:unhideWhenUsed/>
     <w:qFormat/>
-    <w:rsid w:val="00BC4F00"/>
+    <w:rsid w:val="002368AD"/>
     <w:pPr>
       <w:keepNext/>
       <w:keepLines/>
@@ -12721,7 +13984,7 @@
     <w:basedOn w:val="DefaultParagraphFont"/>
     <w:link w:val="Heading1"/>
     <w:uiPriority w:val="9"/>
-    <w:rsid w:val="00BC4F00"/>
+    <w:rsid w:val="002368AD"/>
     <w:rPr>
       <w:rFonts w:asciiTheme="majorHAnsi" w:eastAsiaTheme="majorEastAsia" w:hAnsiTheme="majorHAnsi" w:cstheme="majorBidi"/>
       <w:color w:val="2F5496" w:themeColor="accent1" w:themeShade="BF"/>
@@ -12735,7 +13998,7 @@
     <w:link w:val="Heading2"/>
     <w:uiPriority w:val="9"/>
     <w:semiHidden/>
-    <w:rsid w:val="00BC4F00"/>
+    <w:rsid w:val="002368AD"/>
     <w:rPr>
       <w:rFonts w:asciiTheme="majorHAnsi" w:eastAsiaTheme="majorEastAsia" w:hAnsiTheme="majorHAnsi" w:cstheme="majorBidi"/>
       <w:color w:val="2F5496" w:themeColor="accent1" w:themeShade="BF"/>
@@ -12749,7 +14012,7 @@
     <w:link w:val="Heading3"/>
     <w:uiPriority w:val="9"/>
     <w:semiHidden/>
-    <w:rsid w:val="00BC4F00"/>
+    <w:rsid w:val="002368AD"/>
     <w:rPr>
       <w:rFonts w:eastAsiaTheme="majorEastAsia" w:cstheme="majorBidi"/>
       <w:color w:val="2F5496" w:themeColor="accent1" w:themeShade="BF"/>
@@ -12763,7 +14026,7 @@
     <w:link w:val="Heading4"/>
     <w:uiPriority w:val="9"/>
     <w:semiHidden/>
-    <w:rsid w:val="00BC4F00"/>
+    <w:rsid w:val="002368AD"/>
     <w:rPr>
       <w:rFonts w:eastAsiaTheme="majorEastAsia" w:cstheme="majorBidi"/>
       <w:i/>
@@ -12777,7 +14040,7 @@
     <w:link w:val="Heading5"/>
     <w:uiPriority w:val="9"/>
     <w:semiHidden/>
-    <w:rsid w:val="00BC4F00"/>
+    <w:rsid w:val="002368AD"/>
     <w:rPr>
       <w:rFonts w:eastAsiaTheme="majorEastAsia" w:cstheme="majorBidi"/>
       <w:color w:val="2F5496" w:themeColor="accent1" w:themeShade="BF"/>
@@ -12789,7 +14052,7 @@
     <w:link w:val="Heading6"/>
     <w:uiPriority w:val="9"/>
     <w:semiHidden/>
-    <w:rsid w:val="00BC4F00"/>
+    <w:rsid w:val="002368AD"/>
     <w:rPr>
       <w:rFonts w:eastAsiaTheme="majorEastAsia" w:cstheme="majorBidi"/>
       <w:i/>
@@ -12803,7 +14066,7 @@
     <w:link w:val="Heading7"/>
     <w:uiPriority w:val="9"/>
     <w:semiHidden/>
-    <w:rsid w:val="00BC4F00"/>
+    <w:rsid w:val="002368AD"/>
     <w:rPr>
       <w:rFonts w:eastAsiaTheme="majorEastAsia" w:cstheme="majorBidi"/>
       <w:color w:val="595959" w:themeColor="text1" w:themeTint="A6"/>
@@ -12815,7 +14078,7 @@
     <w:link w:val="Heading8"/>
     <w:uiPriority w:val="9"/>
     <w:semiHidden/>
-    <w:rsid w:val="00BC4F00"/>
+    <w:rsid w:val="002368AD"/>
     <w:rPr>
       <w:rFonts w:eastAsiaTheme="majorEastAsia" w:cstheme="majorBidi"/>
       <w:i/>
@@ -12829,7 +14092,7 @@
     <w:link w:val="Heading9"/>
     <w:uiPriority w:val="9"/>
     <w:semiHidden/>
-    <w:rsid w:val="00BC4F00"/>
+    <w:rsid w:val="002368AD"/>
     <w:rPr>
       <w:rFonts w:eastAsiaTheme="majorEastAsia" w:cstheme="majorBidi"/>
       <w:color w:val="272727" w:themeColor="text1" w:themeTint="D8"/>
@@ -12842,7 +14105,7 @@
     <w:link w:val="TitleChar"/>
     <w:uiPriority w:val="10"/>
     <w:qFormat/>
-    <w:rsid w:val="00BC4F00"/>
+    <w:rsid w:val="002368AD"/>
     <w:pPr>
       <w:spacing w:after="80" w:line="240" w:lineRule="auto"/>
       <w:contextualSpacing/>
@@ -12860,7 +14123,7 @@
     <w:basedOn w:val="DefaultParagraphFont"/>
     <w:link w:val="Title"/>
     <w:uiPriority w:val="10"/>
-    <w:rsid w:val="00BC4F00"/>
+    <w:rsid w:val="002368AD"/>
     <w:rPr>
       <w:rFonts w:asciiTheme="majorHAnsi" w:eastAsiaTheme="majorEastAsia" w:hAnsiTheme="majorHAnsi" w:cstheme="majorBidi"/>
       <w:spacing w:val="-10"/>
@@ -12876,7 +14139,7 @@
     <w:link w:val="SubtitleChar"/>
     <w:uiPriority w:val="11"/>
     <w:qFormat/>
-    <w:rsid w:val="00BC4F00"/>
+    <w:rsid w:val="002368AD"/>
     <w:pPr>
       <w:numPr>
         <w:ilvl w:val="1"/>
@@ -12895,7 +14158,7 @@
     <w:basedOn w:val="DefaultParagraphFont"/>
     <w:link w:val="Subtitle"/>
     <w:uiPriority w:val="11"/>
-    <w:rsid w:val="00BC4F00"/>
+    <w:rsid w:val="002368AD"/>
     <w:rPr>
       <w:rFonts w:eastAsiaTheme="majorEastAsia" w:cstheme="majorBidi"/>
       <w:color w:val="595959" w:themeColor="text1" w:themeTint="A6"/>
@@ -12911,7 +14174,7 @@
     <w:link w:val="QuoteChar"/>
     <w:uiPriority w:val="29"/>
     <w:qFormat/>
-    <w:rsid w:val="00BC4F00"/>
+    <w:rsid w:val="002368AD"/>
     <w:pPr>
       <w:spacing w:before="160"/>
       <w:jc w:val="center"/>
@@ -12927,7 +14190,7 @@
     <w:basedOn w:val="DefaultParagraphFont"/>
     <w:link w:val="Quote"/>
     <w:uiPriority w:val="29"/>
-    <w:rsid w:val="00BC4F00"/>
+    <w:rsid w:val="002368AD"/>
     <w:rPr>
       <w:i/>
       <w:iCs/>
@@ -12939,7 +14202,7 @@
     <w:basedOn w:val="Normal"/>
     <w:uiPriority w:val="34"/>
     <w:qFormat/>
-    <w:rsid w:val="00BC4F00"/>
+    <w:rsid w:val="002368AD"/>
     <w:pPr>
       <w:ind w:left="720"/>
       <w:contextualSpacing/>
@@ -12950,7 +14213,7 @@
     <w:basedOn w:val="DefaultParagraphFont"/>
     <w:uiPriority w:val="21"/>
     <w:qFormat/>
-    <w:rsid w:val="00BC4F00"/>
+    <w:rsid w:val="002368AD"/>
     <w:rPr>
       <w:i/>
       <w:iCs/>
@@ -12964,7 +14227,7 @@
     <w:link w:val="IntenseQuoteChar"/>
     <w:uiPriority w:val="30"/>
     <w:qFormat/>
-    <w:rsid w:val="00BC4F00"/>
+    <w:rsid w:val="002368AD"/>
     <w:pPr>
       <w:pBdr>
         <w:top w:val="single" w:sz="4" w:space="10" w:color="2F5496" w:themeColor="accent1" w:themeShade="BF"/>
@@ -12985,7 +14248,7 @@
     <w:basedOn w:val="DefaultParagraphFont"/>
     <w:link w:val="IntenseQuote"/>
     <w:uiPriority w:val="30"/>
-    <w:rsid w:val="00BC4F00"/>
+    <w:rsid w:val="002368AD"/>
     <w:rPr>
       <w:i/>
       <w:iCs/>
@@ -12997,13 +14260,36 @@
     <w:basedOn w:val="DefaultParagraphFont"/>
     <w:uiPriority w:val="32"/>
     <w:qFormat/>
-    <w:rsid w:val="00BC4F00"/>
+    <w:rsid w:val="002368AD"/>
     <w:rPr>
       <w:b/>
       <w:bCs/>
       <w:smallCaps/>
       <w:color w:val="2F5496" w:themeColor="accent1" w:themeShade="BF"/>
       <w:spacing w:val="5"/>
+    </w:rPr>
+  </w:style>
+  <w:style w:type="character" w:styleId="Hyperlink">
+    <w:name w:val="Hyperlink"/>
+    <w:basedOn w:val="DefaultParagraphFont"/>
+    <w:uiPriority w:val="99"/>
+    <w:unhideWhenUsed/>
+    <w:rsid w:val="002368AD"/>
+    <w:rPr>
+      <w:color w:val="0563C1" w:themeColor="hyperlink"/>
+      <w:u w:val="single"/>
+    </w:rPr>
+  </w:style>
+  <w:style w:type="character" w:styleId="UnresolvedMention">
+    <w:name w:val="Unresolved Mention"/>
+    <w:basedOn w:val="DefaultParagraphFont"/>
+    <w:uiPriority w:val="99"/>
+    <w:semiHidden/>
+    <w:unhideWhenUsed/>
+    <w:rsid w:val="002368AD"/>
+    <w:rPr>
+      <w:color w:val="605E5C"/>
+      <w:shd w:val="clear" w:color="auto" w:fill="E1DFDD"/>
     </w:rPr>
   </w:style>
 </w:styles>
